--- a/Document1.docx
+++ b/Document1.docx
@@ -280,6 +280,82 @@
           <w:highlight w:val="none"/>
         </w:rPr>
         <w:t xml:space="preserve">The max usage of memory for im2col is 6MB.</w:t>
+      </w:r>
+      <w:r>
+        <w:rPr>
+          <w:highlight w:val="none"/>
+        </w:rPr>
+        <w:t xml:space="preserve"> The sliding window shape which is part of the im2col function creates a np array of shape (128x128, 7x7) = (16384, 49). This is the major space taking part of the program which takes 16384*49*8 bytes ~= 6mb</w:t>
+      </w:r>
+      <w:r>
+        <w:rPr>
+          <w:highlight w:val="none"/>
+        </w:rPr>
+      </w:r>
+    </w:p>
+    <w:p>
+      <w:pPr>
+        <w:pBdr/>
+        <w:spacing/>
+        <w:ind/>
+        <w:rPr>
+          <w:highlight w:val="none"/>
+        </w:rPr>
+      </w:pPr>
+      <w:r>
+        <w:rPr>
+          <w:highlight w:val="none"/>
+        </w:rPr>
+      </w:r>
+      <w:r>
+        <w:rPr>
+          <w:highlight w:val="none"/>
+        </w:rPr>
+      </w:r>
+      <w:r>
+        <w:rPr>
+          <w:highlight w:val="none"/>
+        </w:rPr>
+      </w:r>
+    </w:p>
+    <w:p>
+      <w:pPr>
+        <w:pBdr/>
+        <w:spacing/>
+        <w:ind/>
+        <w:rPr>
+          <w:highlight w:val="none"/>
+        </w:rPr>
+      </w:pPr>
+      <w:r>
+        <w:rPr>
+          <w:highlight w:val="none"/>
+        </w:rPr>
+      </w:r>
+      <w:r>
+        <w:rPr>
+          <w:highlight w:val="none"/>
+        </w:rPr>
+      </w:r>
+      <w:r>
+        <w:rPr>
+          <w:highlight w:val="none"/>
+        </w:rPr>
+      </w:r>
+    </w:p>
+    <w:p>
+      <w:pPr>
+        <w:pBdr/>
+        <w:spacing/>
+        <w:ind/>
+        <w:rPr>
+          <w:highlight w:val="none"/>
+        </w:rPr>
+      </w:pPr>
+      <w:r>
+        <w:rPr>
+          <w:highlight w:val="none"/>
+        </w:rPr>
       </w:r>
       <w:r>
         <w:rPr>

--- a/Document1.docx
+++ b/Document1.docx
@@ -7,14 +7,83 @@
         <w:pBdr/>
         <w:spacing/>
         <w:ind/>
+        <w:jc w:val="center"/>
         <w:rPr>
+          <w:b/>
+          <w:bCs/>
+          <w:sz w:val="40"/>
+          <w:szCs w:val="40"/>
           <w:highlight w:val="none"/>
+          <w:u w:val="single"/>
         </w:rPr>
       </w:pPr>
       <w:r>
+        <w:rPr>
+          <w:b/>
+          <w:bCs/>
+          <w:sz w:val="40"/>
+          <w:szCs w:val="40"/>
+          <w:u w:val="single"/>
+        </w:rPr>
         <w:t xml:space="preserve">Assignment 1</w:t>
       </w:r>
-      <w:r/>
+      <w:r>
+        <w:rPr>
+          <w:b/>
+          <w:bCs/>
+          <w:sz w:val="40"/>
+          <w:szCs w:val="40"/>
+          <w:highlight w:val="none"/>
+          <w:u w:val="single"/>
+        </w:rPr>
+      </w:r>
+    </w:p>
+    <w:p>
+      <w:pPr>
+        <w:pBdr/>
+        <w:spacing/>
+        <w:ind/>
+        <w:jc w:val="center"/>
+        <w:rPr>
+          <w:b/>
+          <w:bCs/>
+          <w:sz w:val="40"/>
+          <w:szCs w:val="40"/>
+          <w:highlight w:val="none"/>
+          <w:u w:val="single"/>
+        </w:rPr>
+      </w:pPr>
+      <w:r>
+        <w:rPr>
+          <w:b/>
+          <w:bCs/>
+          <w:sz w:val="40"/>
+          <w:szCs w:val="40"/>
+          <w:highlight w:val="none"/>
+          <w:u w:val="single"/>
+        </w:rPr>
+        <w:t xml:space="preserve">2024117009</w:t>
+      </w:r>
+      <w:r>
+        <w:rPr>
+          <w:b/>
+          <w:bCs/>
+          <w:sz w:val="40"/>
+          <w:szCs w:val="40"/>
+          <w:highlight w:val="none"/>
+          <w:u w:val="single"/>
+        </w:rPr>
+      </w:r>
+      <w:r>
+        <w:rPr>
+          <w:b/>
+          <w:bCs/>
+          <w:sz w:val="40"/>
+          <w:szCs w:val="40"/>
+          <w:highlight w:val="none"/>
+          <w:u w:val="single"/>
+        </w:rPr>
+      </w:r>
     </w:p>
     <w:p>
       <w:pPr>
@@ -29,48 +98,25 @@
         <w:rPr>
           <w:highlight w:val="none"/>
         </w:rPr>
-        <w:t xml:space="preserve">Q1</w:t>
       </w:r>
-      <w:r/>
-    </w:p>
-    <w:p>
-      <w:pPr>
-        <w:pBdr/>
-        <w:spacing/>
-        <w:ind/>
-        <w:rPr>
-          <w:highlight w:val="none"/>
-        </w:rPr>
-      </w:pPr>
       <w:r>
         <w:rPr>
           <w:highlight w:val="none"/>
         </w:rPr>
-        <w:t xml:space="preserve">1.1</w:t>
+        <w:t xml:space="preserve">Cpu:</w:t>
+        <w:br/>
       </w:r>
-      <w:r/>
-    </w:p>
-    <w:p>
-      <w:pPr>
-        <w:pBdr/>
-        <w:spacing/>
-        <w:ind/>
-        <w:rPr>
-          <w:highlight w:val="none"/>
-        </w:rPr>
-      </w:pPr>
       <w:r>
         <w:rPr>
           <w:highlight w:val="none"/>
         </w:rPr>
-        <w:t xml:space="preserve"> </w:t>
       </w:r>
       <w:r>
         <mc:AlternateContent>
           <mc:Choice Requires="wpg">
             <w:drawing>
               <wp:inline xmlns:wp="http://schemas.openxmlformats.org/drawingml/2006/wordprocessingDrawing" distT="0" distB="0" distL="0" distR="0">
-                <wp:extent cx="4520939" cy="2997114"/>
+                <wp:extent cx="4420297" cy="4315249"/>
                 <wp:effectExtent l="0" t="0" r="0" b="0"/>
                 <wp:docPr id="1" name=""/>
                 <wp:cNvGraphicFramePr>
@@ -80,20 +126,20 @@
                   <a:graphicData uri="http://schemas.openxmlformats.org/drawingml/2006/picture">
                     <pic:pic xmlns:pic="http://schemas.openxmlformats.org/drawingml/2006/picture">
                       <pic:nvPicPr>
-                        <pic:cNvPr id="1936401237" name=""/>
+                        <pic:cNvPr id="1763371053" name=""/>
                         <pic:cNvPicPr>
                           <a:picLocks noChangeAspect="1"/>
                         </pic:cNvPicPr>
                         <pic:nvPr/>
                       </pic:nvPicPr>
                       <pic:blipFill rotWithShape="1">
-                        <a:blip r:embed="rId8"/>
+                        <a:blip r:embed="rId9"/>
                         <a:stretch/>
                       </pic:blipFill>
                       <pic:spPr bwMode="auto">
                         <a:xfrm flipH="0" flipV="0">
                           <a:off x="0" y="0"/>
-                          <a:ext cx="4520938" cy="2997114"/>
+                          <a:ext cx="4420297" cy="4315249"/>
                         </a:xfrm>
                         <a:prstGeom prst="rect">
                           <a:avLst/>
@@ -126,8 +172,8 @@
                 <v:path o:extrusionok="f" gradientshapeok="t" o:connecttype="rect"/>
                 <o:lock v:ext="edit" aspectratio="t"/>
               </v:shapetype>
-              <v:shape id="_x0000_i0" o:spid="_x0000_s0" type="#_x0000_t75" style="width:355.98pt;height:235.99pt;mso-wrap-distance-left:0.00pt;mso-wrap-distance-top:0.00pt;mso-wrap-distance-right:0.00pt;mso-wrap-distance-bottom:0.00pt;z-index:1;" stroked="false">
-                <v:imagedata r:id="rId8" o:title=""/>
+              <v:shape id="_x0000_i0" o:spid="_x0000_s0" type="#_x0000_t75" style="width:348.05pt;height:339.78pt;mso-wrap-distance-left:0.00pt;mso-wrap-distance-top:0.00pt;mso-wrap-distance-right:0.00pt;mso-wrap-distance-bottom:0.00pt;z-index:1;" stroked="false">
+                <v:imagedata r:id="rId9" o:title=""/>
                 <o:lock v:ext="edit" rotation="t"/>
               </v:shape>
             </w:pict>
@@ -139,27 +185,10 @@
           <w:highlight w:val="none"/>
         </w:rPr>
       </w:r>
-    </w:p>
-    <w:p>
-      <w:pPr>
-        <w:pBdr/>
-        <w:spacing/>
-        <w:ind/>
-        <w:rPr>
-          <w:highlight w:val="none"/>
-        </w:rPr>
-      </w:pPr>
       <w:r>
         <w:rPr>
           <w:highlight w:val="none"/>
         </w:rPr>
-        <w:t xml:space="preserve">We were asked to run the loops method only for small N and K values like 128*128 and 7*7 as the loops method is O(n*m*kx*ky) where n*m is the dimension of the image and kx ky are the dimension of the image. As it doesn't use any of the numpy vectorization optimization it is very slow and grows at exponential (bi-quadratic rate)</w:t>
-      </w:r>
-      <w:r>
-        <w:rPr>
-          <w:highlight w:val="none"/>
-        </w:rPr>
-        <w:t xml:space="preserve">. On 2048*208 image size which is not that big it took ~3 mins. </w:t>
       </w:r>
       <w:r>
         <w:rPr>
@@ -176,6 +205,17 @@
           <w:highlight w:val="none"/>
         </w:rPr>
       </w:pPr>
+      <w:r>
+        <w:rPr>
+          <w:highlight w:val="none"/>
+        </w:rPr>
+        <w:t xml:space="preserve">RAM:</w:t>
+      </w:r>
+      <w:r>
+        <w:rPr>
+          <w:highlight w:val="none"/>
+        </w:rPr>
+      </w:r>
       <w:r>
         <w:rPr>
           <w:highlight w:val="none"/>
@@ -186,7 +226,7 @@
           <mc:Choice Requires="wpg">
             <w:drawing>
               <wp:inline xmlns:wp="http://schemas.openxmlformats.org/drawingml/2006/wordprocessingDrawing" distT="0" distB="0" distL="0" distR="0">
-                <wp:extent cx="5943600" cy="1770590"/>
+                <wp:extent cx="5943600" cy="905413"/>
                 <wp:effectExtent l="0" t="0" r="0" b="0"/>
                 <wp:docPr id="2" name=""/>
                 <wp:cNvGraphicFramePr>
@@ -196,20 +236,20 @@
                   <a:graphicData uri="http://schemas.openxmlformats.org/drawingml/2006/picture">
                     <pic:pic xmlns:pic="http://schemas.openxmlformats.org/drawingml/2006/picture">
                       <pic:nvPicPr>
-                        <pic:cNvPr id="560736804" name=""/>
+                        <pic:cNvPr id="1125614511" name=""/>
                         <pic:cNvPicPr>
                           <a:picLocks noChangeAspect="1"/>
                         </pic:cNvPicPr>
                         <pic:nvPr/>
                       </pic:nvPicPr>
                       <pic:blipFill rotWithShape="1">
-                        <a:blip r:embed="rId9"/>
+                        <a:blip r:embed="rId10"/>
                         <a:stretch/>
                       </pic:blipFill>
                       <pic:spPr bwMode="auto">
                         <a:xfrm>
                           <a:off x="0" y="0"/>
-                          <a:ext cx="5943599" cy="1770590"/>
+                          <a:ext cx="5943599" cy="905412"/>
                         </a:xfrm>
                         <a:prstGeom prst="rect">
                           <a:avLst/>
@@ -242,8 +282,133 @@
                 <v:path o:extrusionok="f" gradientshapeok="t" o:connecttype="rect"/>
                 <o:lock v:ext="edit" aspectratio="t"/>
               </v:shapetype>
-              <v:shape id="_x0000_i1" o:spid="_x0000_s1" type="#_x0000_t75" style="width:468.00pt;height:139.42pt;mso-wrap-distance-left:0.00pt;mso-wrap-distance-top:0.00pt;mso-wrap-distance-right:0.00pt;mso-wrap-distance-bottom:0.00pt;z-index:1;" stroked="false">
-                <v:imagedata r:id="rId9" o:title=""/>
+              <v:shape id="_x0000_i1" o:spid="_x0000_s1" type="#_x0000_t75" style="width:468.00pt;height:71.29pt;mso-wrap-distance-left:0.00pt;mso-wrap-distance-top:0.00pt;mso-wrap-distance-right:0.00pt;mso-wrap-distance-bottom:0.00pt;z-index:1;" stroked="false">
+                <v:imagedata r:id="rId10" o:title=""/>
+                <o:lock v:ext="edit" rotation="t"/>
+              </v:shape>
+            </w:pict>
+          </mc:Fallback>
+        </mc:AlternateContent>
+      </w:r>
+      <w:r>
+        <w:rPr>
+          <w:highlight w:val="none"/>
+        </w:rPr>
+      </w:r>
+      <w:r>
+        <w:rPr>
+          <w:highlight w:val="none"/>
+        </w:rPr>
+      </w:r>
+      <w:r>
+        <w:rPr>
+          <w:highlight w:val="none"/>
+        </w:rPr>
+      </w:r>
+      <w:r>
+        <w:rPr>
+          <w:highlight w:val="none"/>
+        </w:rPr>
+      </w:r>
+    </w:p>
+    <w:p>
+      <w:pPr>
+        <w:pBdr/>
+        <w:spacing/>
+        <w:ind/>
+        <w:rPr>
+          <w:highlight w:val="none"/>
+        </w:rPr>
+      </w:pPr>
+      <w:r>
+        <w:rPr>
+          <w:highlight w:val="none"/>
+        </w:rPr>
+        <w:t xml:space="preserve">Numpy Version:</w:t>
+      </w:r>
+      <w:r>
+        <w:rPr>
+          <w:highlight w:val="none"/>
+        </w:rPr>
+      </w:r>
+    </w:p>
+    <w:p>
+      <w:pPr>
+        <w:pBdr/>
+        <w:spacing/>
+        <w:ind/>
+        <w:rPr>
+          <w:highlight w:val="none"/>
+        </w:rPr>
+      </w:pPr>
+      <w:r>
+        <w:rPr>
+          <w:highlight w:val="none"/>
+        </w:rPr>
+      </w:r>
+      <w:r>
+        <mc:AlternateContent>
+          <mc:Choice Requires="wpg">
+            <w:drawing>
+              <wp:inline xmlns:wp="http://schemas.openxmlformats.org/drawingml/2006/wordprocessingDrawing" distT="0" distB="0" distL="0" distR="0">
+                <wp:extent cx="5943600" cy="753002"/>
+                <wp:effectExtent l="0" t="0" r="0" b="0"/>
+                <wp:docPr id="3" name=""/>
+                <wp:cNvGraphicFramePr>
+                  <a:graphicFrameLocks xmlns:a="http://schemas.openxmlformats.org/drawingml/2006/main" noChangeAspect="1"/>
+                </wp:cNvGraphicFramePr>
+                <a:graphic xmlns:a="http://schemas.openxmlformats.org/drawingml/2006/main">
+                  <a:graphicData uri="http://schemas.openxmlformats.org/drawingml/2006/picture">
+                    <pic:pic xmlns:pic="http://schemas.openxmlformats.org/drawingml/2006/picture">
+                      <pic:nvPicPr>
+                        <pic:cNvPr id="64309576" name=""/>
+                        <pic:cNvPicPr>
+                          <a:picLocks noChangeAspect="1"/>
+                        </pic:cNvPicPr>
+                        <pic:nvPr/>
+                      </pic:nvPicPr>
+                      <pic:blipFill rotWithShape="1">
+                        <a:blip r:embed="rId11"/>
+                        <a:stretch/>
+                      </pic:blipFill>
+                      <pic:spPr bwMode="auto">
+                        <a:xfrm>
+                          <a:off x="0" y="0"/>
+                          <a:ext cx="5943599" cy="753001"/>
+                        </a:xfrm>
+                        <a:prstGeom prst="rect">
+                          <a:avLst/>
+                        </a:prstGeom>
+                      </pic:spPr>
+                    </pic:pic>
+                  </a:graphicData>
+                </a:graphic>
+              </wp:inline>
+            </w:drawing>
+          </mc:Choice>
+          <mc:Fallback>
+            <w:pict>
+              <v:shapetype id="_x0000_t75" coordsize="21600,21600" o:spt="75" o:preferrelative="t" path="m@4@5l@4@11@9@11@9@5xe" filled="f" stroked="f">
+                <v:stroke joinstyle="miter"/>
+                <v:formulas>
+                  <v:f eqn="if lineDrawn pixelLineWidth 0"/>
+                  <v:f eqn="sum @0 1 0"/>
+                  <v:f eqn="sum 0 0 @1"/>
+                  <v:f eqn="prod @2 1 2"/>
+                  <v:f eqn="prod @3 21600 pixelWidth"/>
+                  <v:f eqn="prod @3 21600 pixelHeight"/>
+                  <v:f eqn="sum @0 0 1"/>
+                  <v:f eqn="prod @6 1 2"/>
+                  <v:f eqn="prod @7 21600 pixelWidth"/>
+                  <v:f eqn="sum @8 21600 0"/>
+                  <v:f eqn="prod @7 21600 pixelHeight"/>
+                  <v:f eqn="sum @10 21600 0"/>
+                </v:formulas>
+                <v:path o:extrusionok="f" gradientshapeok="t" o:connecttype="rect"/>
+                <o:lock v:ext="edit" aspectratio="t"/>
+              </v:shapetype>
+              <v:shape id="_x0000_i2" o:spid="_x0000_s2" type="#_x0000_t75" style="width:468.00pt;height:59.29pt;mso-wrap-distance-left:0.00pt;mso-wrap-distance-top:0.00pt;mso-wrap-distance-right:0.00pt;mso-wrap-distance-bottom:0.00pt;z-index:1;" stroked="false">
+                <v:imagedata r:id="rId11" o:title=""/>
                 <o:lock v:ext="edit" rotation="t"/>
               </v:shape>
             </w:pict>
@@ -279,13 +444,11 @@
         <w:rPr>
           <w:highlight w:val="none"/>
         </w:rPr>
-        <w:t xml:space="preserve">The max usage of memory for im2col is 6MB.</w:t>
       </w:r>
       <w:r>
         <w:rPr>
           <w:highlight w:val="none"/>
         </w:rPr>
-        <w:t xml:space="preserve"> The sliding window shape which is part of the im2col function creates a np array of shape (128x128, 7x7) = (16384, 49). This is the major space taking part of the program which takes 16384*49*8 bytes ~= 6mb</w:t>
       </w:r>
       <w:r>
         <w:rPr>
@@ -348,10 +511,344 @@
         <w:pBdr/>
         <w:spacing/>
         <w:ind/>
+        <w:jc w:val="center"/>
+        <w:rPr>
+          <w:b/>
+          <w:bCs/>
+          <w:sz w:val="40"/>
+          <w:szCs w:val="40"/>
+          <w:highlight w:val="none"/>
+        </w:rPr>
+      </w:pPr>
+      <w:r>
+        <w:rPr>
+          <w:b/>
+          <w:bCs/>
+          <w:sz w:val="40"/>
+          <w:szCs w:val="40"/>
+          <w:highlight w:val="none"/>
+        </w:rPr>
+        <w:t xml:space="preserve">1.1</w:t>
+      </w:r>
+      <w:r>
+        <w:rPr>
+          <w:b/>
+          <w:bCs/>
+          <w:sz w:val="40"/>
+          <w:szCs w:val="40"/>
+          <w:highlight w:val="none"/>
+        </w:rPr>
+      </w:r>
+    </w:p>
+    <w:p>
+      <w:pPr>
+        <w:pBdr/>
+        <w:spacing/>
+        <w:ind/>
         <w:rPr>
           <w:highlight w:val="none"/>
         </w:rPr>
       </w:pPr>
+      <w:r>
+        <w:rPr>
+          <w:highlight w:val="none"/>
+        </w:rPr>
+        <w:t xml:space="preserve"> </w:t>
+      </w:r>
+      <w:r>
+        <w:rPr>
+          <w:highlight w:val="none"/>
+        </w:rPr>
+      </w:r>
+    </w:p>
+    <w:p>
+      <w:pPr>
+        <w:pBdr/>
+        <w:spacing/>
+        <w:ind/>
+        <w:rPr>
+          <w:highlight w:val="none"/>
+        </w:rPr>
+      </w:pPr>
+      <w:r>
+        <w:rPr>
+          <w:highlight w:val="none"/>
+        </w:rPr>
+      </w:r>
+      <w:r>
+        <mc:AlternateContent>
+          <mc:Choice Requires="wpg">
+            <w:drawing>
+              <wp:inline xmlns:wp="http://schemas.openxmlformats.org/drawingml/2006/wordprocessingDrawing" distT="0" distB="0" distL="0" distR="0">
+                <wp:extent cx="3838837" cy="1565263"/>
+                <wp:effectExtent l="0" t="0" r="0" b="0"/>
+                <wp:docPr id="4" name=""/>
+                <wp:cNvGraphicFramePr>
+                  <a:graphicFrameLocks xmlns:a="http://schemas.openxmlformats.org/drawingml/2006/main" noChangeAspect="1"/>
+                </wp:cNvGraphicFramePr>
+                <a:graphic xmlns:a="http://schemas.openxmlformats.org/drawingml/2006/main">
+                  <a:graphicData uri="http://schemas.openxmlformats.org/drawingml/2006/picture">
+                    <pic:pic xmlns:pic="http://schemas.openxmlformats.org/drawingml/2006/picture">
+                      <pic:nvPicPr>
+                        <pic:cNvPr id="258358056" name=""/>
+                        <pic:cNvPicPr>
+                          <a:picLocks noChangeAspect="1"/>
+                        </pic:cNvPicPr>
+                        <pic:nvPr/>
+                      </pic:nvPicPr>
+                      <pic:blipFill rotWithShape="1">
+                        <a:blip r:embed="rId12"/>
+                        <a:srcRect l="0" t="0" r="0" b="38494"/>
+                        <a:stretch/>
+                      </pic:blipFill>
+                      <pic:spPr bwMode="auto">
+                        <a:xfrm flipH="0" flipV="0">
+                          <a:off x="0" y="0"/>
+                          <a:ext cx="3838837" cy="1565263"/>
+                        </a:xfrm>
+                        <a:prstGeom prst="rect">
+                          <a:avLst/>
+                        </a:prstGeom>
+                      </pic:spPr>
+                    </pic:pic>
+                  </a:graphicData>
+                </a:graphic>
+              </wp:inline>
+            </w:drawing>
+          </mc:Choice>
+          <mc:Fallback>
+            <w:pict>
+              <v:shapetype id="_x0000_t75" coordsize="21600,21600" o:spt="75" o:preferrelative="t" path="m@4@5l@4@11@9@11@9@5xe" filled="f" stroked="f">
+                <v:stroke joinstyle="miter"/>
+                <v:formulas>
+                  <v:f eqn="if lineDrawn pixelLineWidth 0"/>
+                  <v:f eqn="sum @0 1 0"/>
+                  <v:f eqn="sum 0 0 @1"/>
+                  <v:f eqn="prod @2 1 2"/>
+                  <v:f eqn="prod @3 21600 pixelWidth"/>
+                  <v:f eqn="prod @3 21600 pixelHeight"/>
+                  <v:f eqn="sum @0 0 1"/>
+                  <v:f eqn="prod @6 1 2"/>
+                  <v:f eqn="prod @7 21600 pixelWidth"/>
+                  <v:f eqn="sum @8 21600 0"/>
+                  <v:f eqn="prod @7 21600 pixelHeight"/>
+                  <v:f eqn="sum @10 21600 0"/>
+                </v:formulas>
+                <v:path o:extrusionok="f" gradientshapeok="t" o:connecttype="rect"/>
+                <o:lock v:ext="edit" aspectratio="t"/>
+              </v:shapetype>
+              <v:shape id="_x0000_i3" o:spid="_x0000_s3" type="#_x0000_t75" style="width:302.27pt;height:123.25pt;mso-wrap-distance-left:0.00pt;mso-wrap-distance-top:0.00pt;mso-wrap-distance-right:0.00pt;mso-wrap-distance-bottom:0.00pt;z-index:1;" stroked="false">
+                <v:imagedata r:id="rId12" o:title="" croptop="0f" cropleft="0f" cropbottom="25227f" cropright="0f"/>
+                <o:lock v:ext="edit" rotation="t"/>
+              </v:shape>
+            </w:pict>
+          </mc:Fallback>
+        </mc:AlternateContent>
+      </w:r>
+      <w:r>
+        <w:rPr>
+          <w:highlight w:val="none"/>
+        </w:rPr>
+      </w:r>
+      <w:r/>
+    </w:p>
+    <w:p>
+      <w:pPr>
+        <w:pBdr/>
+        <w:spacing/>
+        <w:ind/>
+        <w:rPr>
+          <w:highlight w:val="none"/>
+        </w:rPr>
+      </w:pPr>
+      <w:r>
+        <w:rPr>
+          <w:highlight w:val="none"/>
+        </w:rPr>
+        <w:t xml:space="preserve">We were asked to run the loops method only for small N and K values like </w:t>
+      </w:r>
+      <w:r>
+        <w:rPr>
+          <w:highlight w:val="none"/>
+        </w:rPr>
+        <w:t xml:space="preserve">128*128 and 7*7 as the loops method is O(n*m*kx*ky) where n*m is the dimension of the image and kx ky are the dimension of the image. As it doesn't use any of the numpy vectorization optimization it is very slow scales poorly</w:t>
+      </w:r>
+      <w:r>
+        <w:rPr>
+          <w:highlight w:val="none"/>
+        </w:rPr>
+        <w:t xml:space="preserve">.</w:t>
+      </w:r>
+      <w:r>
+        <w:rPr>
+          <w:highlight w:val="none"/>
+        </w:rPr>
+      </w:r>
+    </w:p>
+    <w:p>
+      <w:pPr>
+        <w:pBdr/>
+        <w:spacing/>
+        <w:ind/>
+        <w:rPr>
+          <w:highlight w:val="none"/>
+        </w:rPr>
+      </w:pPr>
+      <w:r>
+        <w:rPr>
+          <w:highlight w:val="none"/>
+        </w:rPr>
+        <w:t xml:space="preserve">Extrapolation for 2048*2048, K =1 5:</w:t>
+      </w:r>
+      <w:r>
+        <w:rPr>
+          <w:highlight w:val="none"/>
+        </w:rPr>
+      </w:r>
+    </w:p>
+    <w:p>
+      <w:pPr>
+        <w:pBdr/>
+        <w:spacing/>
+        <w:ind/>
+        <w:rPr>
+          <w:highlight w:val="none"/>
+        </w:rPr>
+      </w:pPr>
+      <w:r>
+        <w:rPr>
+          <w:highlight w:val="none"/>
+        </w:rPr>
+        <w:t xml:space="preserve">so the time taken for the 2048*2048 with K = 15 should be around </w:t>
+      </w:r>
+      <w:r>
+        <w:rPr>
+          <w:highlight w:val="none"/>
+        </w:rPr>
+        <w:t xml:space="preserve">1175.51.</w:t>
+      </w:r>
+      <w:r>
+        <w:rPr>
+          <w:highlight w:val="none"/>
+        </w:rPr>
+        <w:t xml:space="preserve">times the time for 128*128*7*7 = 16*16*2*2 (15~=2*7) which is 1024. 0.161040 * 1175.51 = 189.3 seconds which is similar to the test result of 181 seconds</w:t>
+      </w:r>
+      <w:r/>
+    </w:p>
+    <w:p>
+      <w:pPr>
+        <w:pBdr/>
+        <w:spacing/>
+        <w:ind/>
+        <w:rPr>
+          <w:highlight w:val="none"/>
+        </w:rPr>
+      </w:pPr>
+      <w:r>
+        <w:rPr>
+          <w:highlight w:val="none"/>
+        </w:rPr>
+      </w:r>
+      <w:r>
+        <mc:AlternateContent>
+          <mc:Choice Requires="wpg">
+            <w:drawing>
+              <wp:inline xmlns:wp="http://schemas.openxmlformats.org/drawingml/2006/wordprocessingDrawing" distT="0" distB="0" distL="0" distR="0">
+                <wp:extent cx="3877650" cy="1155146"/>
+                <wp:effectExtent l="0" t="0" r="0" b="0"/>
+                <wp:docPr id="5" name=""/>
+                <wp:cNvGraphicFramePr>
+                  <a:graphicFrameLocks xmlns:a="http://schemas.openxmlformats.org/drawingml/2006/main" noChangeAspect="1"/>
+                </wp:cNvGraphicFramePr>
+                <a:graphic xmlns:a="http://schemas.openxmlformats.org/drawingml/2006/main">
+                  <a:graphicData uri="http://schemas.openxmlformats.org/drawingml/2006/picture">
+                    <pic:pic xmlns:pic="http://schemas.openxmlformats.org/drawingml/2006/picture">
+                      <pic:nvPicPr>
+                        <pic:cNvPr id="227952063" name=""/>
+                        <pic:cNvPicPr>
+                          <a:picLocks noChangeAspect="1"/>
+                        </pic:cNvPicPr>
+                        <pic:nvPr/>
+                      </pic:nvPicPr>
+                      <pic:blipFill rotWithShape="1">
+                        <a:blip r:embed="rId13"/>
+                        <a:stretch/>
+                      </pic:blipFill>
+                      <pic:spPr bwMode="auto">
+                        <a:xfrm flipH="0" flipV="0">
+                          <a:off x="0" y="0"/>
+                          <a:ext cx="3877649" cy="1155146"/>
+                        </a:xfrm>
+                        <a:prstGeom prst="rect">
+                          <a:avLst/>
+                        </a:prstGeom>
+                      </pic:spPr>
+                    </pic:pic>
+                  </a:graphicData>
+                </a:graphic>
+              </wp:inline>
+            </w:drawing>
+          </mc:Choice>
+          <mc:Fallback>
+            <w:pict>
+              <v:shapetype id="_x0000_t75" coordsize="21600,21600" o:spt="75" o:preferrelative="t" path="m@4@5l@4@11@9@11@9@5xe" filled="f" stroked="f">
+                <v:stroke joinstyle="miter"/>
+                <v:formulas>
+                  <v:f eqn="if lineDrawn pixelLineWidth 0"/>
+                  <v:f eqn="sum @0 1 0"/>
+                  <v:f eqn="sum 0 0 @1"/>
+                  <v:f eqn="prod @2 1 2"/>
+                  <v:f eqn="prod @3 21600 pixelWidth"/>
+                  <v:f eqn="prod @3 21600 pixelHeight"/>
+                  <v:f eqn="sum @0 0 1"/>
+                  <v:f eqn="prod @6 1 2"/>
+                  <v:f eqn="prod @7 21600 pixelWidth"/>
+                  <v:f eqn="sum @8 21600 0"/>
+                  <v:f eqn="prod @7 21600 pixelHeight"/>
+                  <v:f eqn="sum @10 21600 0"/>
+                </v:formulas>
+                <v:path o:extrusionok="f" gradientshapeok="t" o:connecttype="rect"/>
+                <o:lock v:ext="edit" aspectratio="t"/>
+              </v:shapetype>
+              <v:shape id="_x0000_i4" o:spid="_x0000_s4" type="#_x0000_t75" style="width:305.33pt;height:90.96pt;mso-wrap-distance-left:0.00pt;mso-wrap-distance-top:0.00pt;mso-wrap-distance-right:0.00pt;mso-wrap-distance-bottom:0.00pt;z-index:1;" stroked="false">
+                <v:imagedata r:id="rId13" o:title=""/>
+                <o:lock v:ext="edit" rotation="t"/>
+              </v:shape>
+            </w:pict>
+          </mc:Fallback>
+        </mc:AlternateContent>
+      </w:r>
+      <w:r>
+        <w:rPr>
+          <w:highlight w:val="none"/>
+        </w:rPr>
+      </w:r>
+      <w:r>
+        <w:rPr>
+          <w:highlight w:val="none"/>
+        </w:rPr>
+      </w:r>
+      <w:r>
+        <w:rPr>
+          <w:highlight w:val="none"/>
+        </w:rPr>
+      </w:r>
+      <w:r/>
+      <w:r>
+        <w:rPr>
+          <w:highlight w:val="none"/>
+        </w:rPr>
+      </w:r>
+      <w:r>
+        <w:rPr>
+          <w:highlight w:val="none"/>
+        </w:rPr>
+      </w:r>
+      <w:r>
+        <w:rPr>
+          <w:highlight w:val="none"/>
+        </w:rPr>
+      </w:r>
       <w:r>
         <w:rPr>
           <w:highlight w:val="none"/>
@@ -368,12 +865,2740 @@
         </w:rPr>
       </w:r>
     </w:p>
+    <w:p>
+      <w:pPr>
+        <w:pBdr/>
+        <w:spacing/>
+        <w:ind/>
+        <w:rPr>
+          <w:highlight w:val="none"/>
+        </w:rPr>
+      </w:pPr>
+      <w:r>
+        <w:rPr>
+          <w:highlight w:val="none"/>
+        </w:rPr>
+        <w:t xml:space="preserve">The max usage of memory for im2col is 6MB.</w:t>
+      </w:r>
+      <w:r>
+        <w:rPr>
+          <w:highlight w:val="none"/>
+        </w:rPr>
+        <w:t xml:space="preserve"> The sliding window shape which is part of the im2col function creates a np array of shape (128x128, 7x7) = (16384, 49). This is the major space taking part of the program which takes 16384*49*8 bytes ~= 6mb</w:t>
+      </w:r>
+      <w:r>
+        <w:rPr>
+          <w:highlight w:val="none"/>
+        </w:rPr>
+      </w:r>
+      <w:r>
+        <w:rPr>
+          <w:highlight w:val="none"/>
+        </w:rPr>
+      </w:r>
+      <w:r>
+        <w:rPr>
+          <w:highlight w:val="none"/>
+        </w:rPr>
+      </w:r>
+      <w:r>
+        <w:rPr>
+          <w:highlight w:val="none"/>
+        </w:rPr>
+      </w:r>
+      <w:r>
+        <w:rPr>
+          <w:highlight w:val="none"/>
+        </w:rPr>
+      </w:r>
+      <w:r>
+        <w:rPr>
+          <w:highlight w:val="none"/>
+        </w:rPr>
+      </w:r>
+      <w:r>
+        <w:rPr>
+          <w:highlight w:val="none"/>
+        </w:rPr>
+      </w:r>
+      <w:r>
+        <w:rPr>
+          <w:highlight w:val="none"/>
+        </w:rPr>
+      </w:r>
+      <w:r>
+        <w:rPr>
+          <w:highlight w:val="none"/>
+        </w:rPr>
+      </w:r>
+      <w:r>
+        <w:rPr>
+          <w:highlight w:val="none"/>
+        </w:rPr>
+      </w:r>
+      <w:r>
+        <w:rPr>
+          <w:highlight w:val="none"/>
+        </w:rPr>
+      </w:r>
+      <w:r>
+        <w:rPr>
+          <w:highlight w:val="none"/>
+        </w:rPr>
+      </w:r>
+      <w:r>
+        <w:rPr>
+          <w:highlight w:val="none"/>
+        </w:rPr>
+      </w:r>
+    </w:p>
+    <w:p>
+      <w:pPr>
+        <w:pBdr/>
+        <w:spacing/>
+        <w:ind/>
+        <w:rPr>
+          <w:highlight w:val="none"/>
+        </w:rPr>
+      </w:pPr>
+      <w:r>
+        <w:rPr>
+          <w:highlight w:val="none"/>
+        </w:rPr>
+      </w:r>
+      <w:r>
+        <mc:AlternateContent>
+          <mc:Choice Requires="wpg">
+            <w:drawing>
+              <wp:inline xmlns:wp="http://schemas.openxmlformats.org/drawingml/2006/wordprocessingDrawing" distT="0" distB="0" distL="0" distR="0">
+                <wp:extent cx="5706694" cy="1580693"/>
+                <wp:effectExtent l="0" t="0" r="0" b="0"/>
+                <wp:docPr id="6" name=""/>
+                <wp:cNvGraphicFramePr>
+                  <a:graphicFrameLocks xmlns:a="http://schemas.openxmlformats.org/drawingml/2006/main" noChangeAspect="1"/>
+                </wp:cNvGraphicFramePr>
+                <a:graphic xmlns:a="http://schemas.openxmlformats.org/drawingml/2006/main">
+                  <a:graphicData uri="http://schemas.openxmlformats.org/drawingml/2006/picture">
+                    <pic:pic xmlns:pic="http://schemas.openxmlformats.org/drawingml/2006/picture">
+                      <pic:nvPicPr>
+                        <pic:cNvPr id="952703632" name=""/>
+                        <pic:cNvPicPr>
+                          <a:picLocks noChangeAspect="1"/>
+                        </pic:cNvPicPr>
+                        <pic:nvPr/>
+                      </pic:nvPicPr>
+                      <pic:blipFill rotWithShape="1">
+                        <a:blip r:embed="rId14"/>
+                        <a:srcRect l="0" t="32092" r="0" b="0"/>
+                        <a:stretch/>
+                      </pic:blipFill>
+                      <pic:spPr bwMode="auto">
+                        <a:xfrm flipH="0" flipV="0">
+                          <a:off x="0" y="0"/>
+                          <a:ext cx="5706693" cy="1580692"/>
+                        </a:xfrm>
+                        <a:prstGeom prst="rect">
+                          <a:avLst/>
+                        </a:prstGeom>
+                      </pic:spPr>
+                    </pic:pic>
+                  </a:graphicData>
+                </a:graphic>
+              </wp:inline>
+            </w:drawing>
+          </mc:Choice>
+          <mc:Fallback>
+            <w:pict>
+              <v:shapetype id="_x0000_t75" coordsize="21600,21600" o:spt="75" o:preferrelative="t" path="m@4@5l@4@11@9@11@9@5xe" filled="f" stroked="f">
+                <v:stroke joinstyle="miter"/>
+                <v:formulas>
+                  <v:f eqn="if lineDrawn pixelLineWidth 0"/>
+                  <v:f eqn="sum @0 1 0"/>
+                  <v:f eqn="sum 0 0 @1"/>
+                  <v:f eqn="prod @2 1 2"/>
+                  <v:f eqn="prod @3 21600 pixelWidth"/>
+                  <v:f eqn="prod @3 21600 pixelHeight"/>
+                  <v:f eqn="sum @0 0 1"/>
+                  <v:f eqn="prod @6 1 2"/>
+                  <v:f eqn="prod @7 21600 pixelWidth"/>
+                  <v:f eqn="sum @8 21600 0"/>
+                  <v:f eqn="prod @7 21600 pixelHeight"/>
+                  <v:f eqn="sum @10 21600 0"/>
+                </v:formulas>
+                <v:path o:extrusionok="f" gradientshapeok="t" o:connecttype="rect"/>
+                <o:lock v:ext="edit" aspectratio="t"/>
+              </v:shapetype>
+              <v:shape id="_x0000_i5" o:spid="_x0000_s5" type="#_x0000_t75" style="width:449.35pt;height:124.46pt;mso-wrap-distance-left:0.00pt;mso-wrap-distance-top:0.00pt;mso-wrap-distance-right:0.00pt;mso-wrap-distance-bottom:0.00pt;z-index:1;" stroked="false">
+                <v:imagedata r:id="rId14" o:title="" croptop="21032f" cropleft="0f" cropbottom="0f" cropright="0f"/>
+                <o:lock v:ext="edit" rotation="t"/>
+              </v:shape>
+            </w:pict>
+          </mc:Fallback>
+        </mc:AlternateContent>
+      </w:r>
+      <w:r>
+        <w:rPr>
+          <w:highlight w:val="none"/>
+        </w:rPr>
+      </w:r>
+      <w:r>
+        <w:rPr>
+          <w:highlight w:val="none"/>
+        </w:rPr>
+      </w:r>
+      <w:r>
+        <w:rPr>
+          <w:highlight w:val="none"/>
+        </w:rPr>
+      </w:r>
+    </w:p>
+    <w:p>
+      <w:pPr>
+        <w:pBdr/>
+        <w:spacing/>
+        <w:ind/>
+        <w:rPr>
+          <w:highlight w:val="none"/>
+        </w:rPr>
+      </w:pPr>
+      <w:r>
+        <w:rPr>
+          <w:highlight w:val="none"/>
+        </w:rPr>
+      </w:r>
+      <w:r>
+        <w:rPr>
+          <w:highlight w:val="none"/>
+        </w:rPr>
+        <w:t xml:space="preserve">We can see how all 4 implemented functions show substantial difference max|convolution-correlation| = 1460, when comparing correlation to convolution for an asymmetric kernel.</w:t>
+      </w:r>
+      <w:r>
+        <w:rPr>
+          <w:highlight w:val="none"/>
+        </w:rPr>
+      </w:r>
+      <w:r>
+        <w:rPr>
+          <w:highlight w:val="none"/>
+        </w:rPr>
+      </w:r>
+      <w:r>
+        <w:rPr>
+          <w:highlight w:val="none"/>
+        </w:rPr>
+      </w:r>
+      <w:r>
+        <w:rPr>
+          <w:highlight w:val="none"/>
+        </w:rPr>
+      </w:r>
+      <w:r>
+        <w:rPr>
+          <w:highlight w:val="none"/>
+        </w:rPr>
+      </w:r>
+    </w:p>
+    <w:p>
+      <w:pPr>
+        <w:pBdr/>
+        <w:spacing/>
+        <w:ind/>
+        <w:rPr>
+          <w:highlight w:val="none"/>
+        </w:rPr>
+      </w:pPr>
+      <w:r>
+        <w:rPr>
+          <w:highlight w:val="none"/>
+        </w:rPr>
+      </w:r>
+      <w:r>
+        <w:rPr>
+          <w:highlight w:val="none"/>
+        </w:rPr>
+      </w:r>
+      <w:r>
+        <w:rPr>
+          <w:highlight w:val="none"/>
+        </w:rPr>
+      </w:r>
+    </w:p>
+    <w:p>
+      <w:pPr>
+        <w:pBdr/>
+        <w:spacing/>
+        <w:ind/>
+        <w:rPr>
+          <w:highlight w:val="none"/>
+        </w:rPr>
+      </w:pPr>
+      <w:r>
+        <w:rPr>
+          <w:highlight w:val="none"/>
+        </w:rPr>
+      </w:r>
+      <w:r>
+        <w:rPr>
+          <w:highlight w:val="none"/>
+        </w:rPr>
+      </w:r>
+    </w:p>
+    <w:p>
+      <w:pPr>
+        <w:pBdr/>
+        <w:spacing/>
+        <w:ind/>
+        <w:jc w:val="center"/>
+        <w:rPr>
+          <w:b/>
+          <w:bCs/>
+          <w:sz w:val="40"/>
+          <w:szCs w:val="40"/>
+          <w:highlight w:val="none"/>
+        </w:rPr>
+      </w:pPr>
+      <w:r>
+        <w:rPr>
+          <w:b/>
+          <w:bCs/>
+          <w:sz w:val="40"/>
+          <w:szCs w:val="40"/>
+          <w:highlight w:val="none"/>
+        </w:rPr>
+        <w:t xml:space="preserve">1.2 </w:t>
+      </w:r>
+      <w:r>
+        <w:rPr>
+          <w:b/>
+          <w:bCs/>
+          <w:sz w:val="40"/>
+          <w:szCs w:val="40"/>
+          <w:highlight w:val="none"/>
+        </w:rPr>
+      </w:r>
+      <w:r>
+        <w:rPr>
+          <w:b/>
+          <w:bCs/>
+          <w:sz w:val="40"/>
+          <w:szCs w:val="40"/>
+          <w:highlight w:val="none"/>
+        </w:rPr>
+      </w:r>
+    </w:p>
+    <w:p>
+      <w:pPr>
+        <w:pBdr/>
+        <w:spacing/>
+        <w:ind/>
+        <w:rPr>
+          <w:highlight w:val="none"/>
+        </w:rPr>
+      </w:pPr>
+      <w:r>
+        <w:rPr>
+          <w:highlight w:val="none"/>
+        </w:rPr>
+      </w:r>
+      <w:r>
+        <w:rPr>
+          <w:highlight w:val="none"/>
+        </w:rPr>
+        <mc:AlternateContent>
+          <mc:Choice Requires="wpg">
+            <w:drawing>
+              <wp:inline xmlns:wp="http://schemas.openxmlformats.org/drawingml/2006/wordprocessingDrawing" distT="0" distB="0" distL="0" distR="0">
+                <wp:extent cx="3480225" cy="2610168"/>
+                <wp:effectExtent l="0" t="0" r="0" b="0"/>
+                <wp:docPr id="7" name=""/>
+                <wp:cNvGraphicFramePr>
+                  <a:graphicFrameLocks xmlns:a="http://schemas.openxmlformats.org/drawingml/2006/main" noChangeAspect="1"/>
+                </wp:cNvGraphicFramePr>
+                <a:graphic xmlns:a="http://schemas.openxmlformats.org/drawingml/2006/main">
+                  <a:graphicData uri="http://schemas.openxmlformats.org/drawingml/2006/picture">
+                    <pic:pic xmlns:pic="http://schemas.openxmlformats.org/drawingml/2006/picture">
+                      <pic:nvPicPr>
+                        <pic:cNvPr id="1890172267" name=""/>
+                        <pic:cNvPicPr>
+                          <a:picLocks noChangeAspect="1"/>
+                        </pic:cNvPicPr>
+                        <pic:nvPr/>
+                      </pic:nvPicPr>
+                      <pic:blipFill rotWithShape="1">
+                        <a:blip r:embed="rId15"/>
+                        <a:stretch/>
+                      </pic:blipFill>
+                      <pic:spPr bwMode="auto">
+                        <a:xfrm flipH="0" flipV="0">
+                          <a:off x="0" y="0"/>
+                          <a:ext cx="3480224" cy="2610168"/>
+                        </a:xfrm>
+                        <a:prstGeom prst="rect">
+                          <a:avLst/>
+                        </a:prstGeom>
+                      </pic:spPr>
+                    </pic:pic>
+                  </a:graphicData>
+                </a:graphic>
+              </wp:inline>
+            </w:drawing>
+          </mc:Choice>
+          <mc:Fallback>
+            <w:pict>
+              <v:shapetype id="_x0000_t75" coordsize="21600,21600" o:spt="75" o:preferrelative="t" path="m@4@5l@4@11@9@11@9@5xe" filled="f" stroked="f">
+                <v:stroke joinstyle="miter"/>
+                <v:formulas>
+                  <v:f eqn="if lineDrawn pixelLineWidth 0"/>
+                  <v:f eqn="sum @0 1 0"/>
+                  <v:f eqn="sum 0 0 @1"/>
+                  <v:f eqn="prod @2 1 2"/>
+                  <v:f eqn="prod @3 21600 pixelWidth"/>
+                  <v:f eqn="prod @3 21600 pixelHeight"/>
+                  <v:f eqn="sum @0 0 1"/>
+                  <v:f eqn="prod @6 1 2"/>
+                  <v:f eqn="prod @7 21600 pixelWidth"/>
+                  <v:f eqn="sum @8 21600 0"/>
+                  <v:f eqn="prod @7 21600 pixelHeight"/>
+                  <v:f eqn="sum @10 21600 0"/>
+                </v:formulas>
+                <v:path o:extrusionok="f" gradientshapeok="t" o:connecttype="rect"/>
+                <o:lock v:ext="edit" aspectratio="t"/>
+              </v:shapetype>
+              <v:shape id="_x0000_i6" o:spid="_x0000_s6" type="#_x0000_t75" style="width:274.03pt;height:205.53pt;mso-wrap-distance-left:0.00pt;mso-wrap-distance-top:0.00pt;mso-wrap-distance-right:0.00pt;mso-wrap-distance-bottom:0.00pt;z-index:1;" stroked="false">
+                <v:imagedata r:id="rId15" o:title=""/>
+                <o:lock v:ext="edit" rotation="t"/>
+              </v:shape>
+            </w:pict>
+          </mc:Fallback>
+        </mc:AlternateContent>
+      </w:r>
+      <w:r>
+        <w:rPr>
+          <w:highlight w:val="none"/>
+        </w:rPr>
+      </w:r>
+      <w:r>
+        <w:rPr>
+          <w:highlight w:val="none"/>
+        </w:rPr>
+      </w:r>
+      <w:r>
+        <w:rPr>
+          <w:highlight w:val="none"/>
+        </w:rPr>
+      </w:r>
+    </w:p>
+    <w:p>
+      <w:pPr>
+        <w:pBdr/>
+        <w:spacing/>
+        <w:ind/>
+        <w:rPr>
+          <w:highlight w:val="none"/>
+        </w:rPr>
+      </w:pPr>
+      <w:r>
+        <w:rPr>
+          <w:highlight w:val="none"/>
+        </w:rPr>
+      </w:r>
+      <w:r>
+        <w:rPr>
+          <w:highlight w:val="none"/>
+        </w:rPr>
+        <w:t xml:space="preserve">Analysis:</w:t>
+      </w:r>
+      <w:r>
+        <w:rPr>
+          <w:highlight w:val="none"/>
+        </w:rPr>
+      </w:r>
+    </w:p>
+    <w:p>
+      <w:pPr>
+        <w:pBdr/>
+        <w:spacing/>
+        <w:ind/>
+        <w:rPr>
+          <w:highlight w:val="none"/>
+        </w:rPr>
+      </w:pPr>
+      <w:r>
+        <w:rPr>
+          <w:highlight w:val="none"/>
+        </w:rPr>
+        <w:t xml:space="preserve">In class we did that convolution is linear. To solve we have done a single value decomposition of the image. SVD breaks down the 2D kernel into several rank 1 separable ranked by the importance. The singular values in some sense shows the importance of each rank-1 component. Now the tol (threshold) if we choose a very small value of threshold then the floating error point error (cause by inaccuracy of representation of decimals in python) can be counted as an important rank-1 component ( will increase rank). If we chose too high of a value for this threshold then some of the important components might not be counted (will decrease rank). </w:t>
+      </w:r>
+      <w:r>
+        <w:rPr>
+          <w:highlight w:val="none"/>
+        </w:rPr>
+      </w:r>
+      <w:r>
+        <w:rPr>
+          <w:highlight w:val="none"/>
+        </w:rPr>
+      </w:r>
+      <w:r>
+        <w:rPr>
+          <w:highlight w:val="none"/>
+        </w:rPr>
+      </w:r>
+      <w:hyperlink r:id="rId16" w:tooltip="https://numpy.org/doc/stable/reference/generated/numpy.linalg.matrix_rank.html" w:history="1">
+        <w:r>
+          <w:rPr>
+            <w:rStyle w:val="872"/>
+            <w:highlight w:val="none"/>
+          </w:rPr>
+          <w:t xml:space="preserve">https://numpy.org/doc/stable/reference/generated/numpy.linalg.matrix_rank.html</w:t>
+        </w:r>
+        <w:r>
+          <w:rPr>
+            <w:rStyle w:val="872"/>
+            <w:highlight w:val="none"/>
+          </w:rPr>
+        </w:r>
+        <w:r>
+          <w:rPr>
+            <w:rStyle w:val="872"/>
+            <w:highlight w:val="none"/>
+          </w:rPr>
+        </w:r>
+      </w:hyperlink>
+      <w:r>
+        <w:rPr>
+          <w:highlight w:val="none"/>
+        </w:rPr>
+      </w:r>
+      <w:r>
+        <w:rPr>
+          <w:highlight w:val="none"/>
+        </w:rPr>
+      </w:r>
+      <w:r>
+        <w:rPr>
+          <w:highlight w:val="none"/>
+        </w:rPr>
+      </w:r>
+    </w:p>
+    <w:p>
+      <w:pPr>
+        <w:pBdr/>
+        <w:spacing/>
+        <w:ind/>
+        <w:rPr>
+          <w:highlight w:val="none"/>
+        </w:rPr>
+      </w:pPr>
+      <w:r>
+        <w:rPr>
+          <w:highlight w:val="none"/>
+        </w:rPr>
+        <w:t xml:space="preserve">In the official documentation of the numpy rank it is written the default value of the tol is S.max * max(M,N) * eps</w:t>
+        <w:br/>
+        <w:t xml:space="preserve">now as the problem is for 15*15 M, N = 15 and the eps value is the machine epsilon for python float64 this gives us a value of ~9*10^-15 hence we used 10^-14 tolerance value</w:t>
+      </w:r>
+      <w:r>
+        <w:rPr>
+          <w:highlight w:val="none"/>
+        </w:rPr>
+      </w:r>
+    </w:p>
+    <w:p>
+      <w:pPr>
+        <w:pBdr/>
+        <w:spacing/>
+        <w:ind/>
+        <w:rPr>
+          <w:highlight w:val="none"/>
+        </w:rPr>
+      </w:pPr>
+      <w:r>
+        <w:rPr>
+          <w:highlight w:val="none"/>
+        </w:rPr>
+        <w:t xml:space="preserve">Rank:</w:t>
+        <w:br/>
+        <w:t xml:space="preserve">Box = 1</w:t>
+        <w:br/>
+        <w:t xml:space="preserve">Gaussian = 1</w:t>
+        <w:br/>
+        <w:t xml:space="preserve">Sobel3 = 1</w:t>
+        <w:br/>
+        <w:t xml:space="preserve">LoG = 2</w:t>
+        <w:br/>
+        <w:t xml:space="preserve">DC_removed_LoG = 3</w:t>
+        <w:br/>
+        <w:t xml:space="preserve">motion_0 = 1</w:t>
+        <w:br/>
+        <w:t xml:space="preserve">motion_45 = 15</w:t>
+        <w:br/>
+        <w:t xml:space="preserve">disk=5</w:t>
+        <w:br/>
+        <w:t xml:space="preserve">random=15</w:t>
+      </w:r>
+      <w:r>
+        <w:rPr>
+          <w:highlight w:val="none"/>
+        </w:rPr>
+      </w:r>
+      <w:r>
+        <w:rPr>
+          <w:highlight w:val="none"/>
+        </w:rPr>
+      </w:r>
+    </w:p>
+    <w:p>
+      <w:pPr>
+        <w:pBdr/>
+        <w:spacing/>
+        <w:ind/>
+        <w:rPr>
+          <w:highlight w:val="none"/>
+        </w:rPr>
+      </w:pPr>
+      <w:r>
+        <w:rPr>
+          <w:highlight w:val="none"/>
+        </w:rPr>
+        <w:t xml:space="preserve">Graph analysis:</w:t>
+        <w:br/>
+        <w:t xml:space="preserve">box: has rank 1 and the graph shows how the SV value for index 0 is 1 and the rest are negligible 10^-17</w:t>
+        <w:br/>
+        <w:t xml:space="preserve">Gaussian: has rank 1</w:t>
+      </w:r>
+      <w:r>
+        <w:rPr>
+          <w:highlight w:val="none"/>
+        </w:rPr>
+        <w:t xml:space="preserve"> and similar to box graph shows SV value for index 0 = 1 and the rest are negligible</w:t>
+        <w:br/>
+        <w:t xml:space="preserve">Sobel3 has a size of 3x3 and hence only goes till index 2, index0 has value = 1 and rest are negligible</w:t>
+        <w:br/>
+        <w:t xml:space="preserve">log has a rank of 2. The graph reflects this as index 0 and index 1 have significant values and rest are negligible</w:t>
+        <w:br/>
+        <w:t xml:space="preserve">log_dc_removed has rank 3: the graph reflects this as index0, 1,2 have significant values and rest are negligible</w:t>
+        <w:br/>
+        <w:t xml:space="preserve">Full rank matrices like motion45deg have rank = 15 as it is a scaled identity matrix and this is also visible in the graph where we see values for all 15 indices </w:t>
+      </w:r>
+      <w:r>
+        <w:rPr>
+          <w:highlight w:val="none"/>
+        </w:rPr>
+        <w:t xml:space="preserve">being significant.</w:t>
+        <w:br/>
+        <w:t xml:space="preserve">Finally the disk has a rank of 5 which shows it is not separable but can be approximated</w:t>
+      </w:r>
+      <w:r>
+        <w:rPr>
+          <w:highlight w:val="none"/>
+        </w:rPr>
+      </w:r>
+    </w:p>
+    <w:p>
+      <w:pPr>
+        <w:pBdr/>
+        <w:spacing/>
+        <w:ind/>
+        <w:rPr>
+          <w:highlight w:val="none"/>
+        </w:rPr>
+      </w:pPr>
+      <w:r>
+        <w:rPr>
+          <w:highlight w:val="none"/>
+        </w:rPr>
+        <w:t xml:space="preserve">(a) </w:t>
+      </w:r>
+      <w:r>
+        <w:rPr>
+          <w:highlight w:val="none"/>
+        </w:rPr>
+      </w:r>
+      <w:r>
+        <w:rPr>
+          <w:highlight w:val="none"/>
+        </w:rPr>
+        <mc:AlternateContent>
+          <mc:Choice Requires="wpg">
+            <w:drawing>
+              <wp:inline xmlns:wp="http://schemas.openxmlformats.org/drawingml/2006/wordprocessingDrawing" distT="0" distB="0" distL="0" distR="0">
+                <wp:extent cx="3056366" cy="3267225"/>
+                <wp:effectExtent l="0" t="0" r="0" b="0"/>
+                <wp:docPr id="8" name=""/>
+                <wp:cNvGraphicFramePr>
+                  <a:graphicFrameLocks xmlns:a="http://schemas.openxmlformats.org/drawingml/2006/main" noChangeAspect="1"/>
+                </wp:cNvGraphicFramePr>
+                <a:graphic xmlns:a="http://schemas.openxmlformats.org/drawingml/2006/main">
+                  <a:graphicData uri="http://schemas.openxmlformats.org/drawingml/2006/picture">
+                    <pic:pic xmlns:pic="http://schemas.openxmlformats.org/drawingml/2006/picture">
+                      <pic:nvPicPr>
+                        <pic:cNvPr id="1270145274" name=""/>
+                        <pic:cNvPicPr>
+                          <a:picLocks noChangeAspect="1"/>
+                        </pic:cNvPicPr>
+                        <pic:nvPr/>
+                      </pic:nvPicPr>
+                      <pic:blipFill rotWithShape="1">
+                        <a:blip r:embed="rId17"/>
+                        <a:srcRect l="0" t="0" r="0" b="9536"/>
+                        <a:stretch/>
+                      </pic:blipFill>
+                      <pic:spPr bwMode="auto">
+                        <a:xfrm flipH="0" flipV="0">
+                          <a:off x="0" y="0"/>
+                          <a:ext cx="3056365" cy="3267225"/>
+                        </a:xfrm>
+                        <a:prstGeom prst="rect">
+                          <a:avLst/>
+                        </a:prstGeom>
+                      </pic:spPr>
+                    </pic:pic>
+                  </a:graphicData>
+                </a:graphic>
+              </wp:inline>
+            </w:drawing>
+          </mc:Choice>
+          <mc:Fallback>
+            <w:pict>
+              <v:shapetype id="_x0000_t75" coordsize="21600,21600" o:spt="75" o:preferrelative="t" path="m@4@5l@4@11@9@11@9@5xe" filled="f" stroked="f">
+                <v:stroke joinstyle="miter"/>
+                <v:formulas>
+                  <v:f eqn="if lineDrawn pixelLineWidth 0"/>
+                  <v:f eqn="sum @0 1 0"/>
+                  <v:f eqn="sum 0 0 @1"/>
+                  <v:f eqn="prod @2 1 2"/>
+                  <v:f eqn="prod @3 21600 pixelWidth"/>
+                  <v:f eqn="prod @3 21600 pixelHeight"/>
+                  <v:f eqn="sum @0 0 1"/>
+                  <v:f eqn="prod @6 1 2"/>
+                  <v:f eqn="prod @7 21600 pixelWidth"/>
+                  <v:f eqn="sum @8 21600 0"/>
+                  <v:f eqn="prod @7 21600 pixelHeight"/>
+                  <v:f eqn="sum @10 21600 0"/>
+                </v:formulas>
+                <v:path o:extrusionok="f" gradientshapeok="t" o:connecttype="rect"/>
+                <o:lock v:ext="edit" aspectratio="t"/>
+              </v:shapetype>
+              <v:shape id="_x0000_i7" o:spid="_x0000_s7" type="#_x0000_t75" style="width:240.66pt;height:257.26pt;mso-wrap-distance-left:0.00pt;mso-wrap-distance-top:0.00pt;mso-wrap-distance-right:0.00pt;mso-wrap-distance-bottom:0.00pt;z-index:1;" stroked="false">
+                <v:imagedata r:id="rId17" o:title="" croptop="0f" cropleft="0f" cropbottom="6250f" cropright="0f"/>
+                <o:lock v:ext="edit" rotation="t"/>
+              </v:shape>
+            </w:pict>
+          </mc:Fallback>
+        </mc:AlternateContent>
+      </w:r>
+      <w:r>
+        <w:rPr>
+          <w:highlight w:val="none"/>
+        </w:rPr>
+      </w:r>
+      <w:r/>
+      <w:r>
+        <w:rPr>
+          <w:highlight w:val="none"/>
+        </w:rPr>
+      </w:r>
+    </w:p>
+    <w:p>
+      <w:pPr>
+        <w:pBdr/>
+        <w:spacing/>
+        <w:ind/>
+        <w:rPr>
+          <w:highlight w:val="none"/>
+        </w:rPr>
+      </w:pPr>
+      <w:r>
+        <w:rPr>
+          <w:highlight w:val="none"/>
+        </w:rPr>
+        <w:t xml:space="preserve">(b)</w:t>
+        <mc:AlternateContent>
+          <mc:Choice Requires="wpg">
+            <w:drawing>
+              <wp:inline xmlns:wp="http://schemas.openxmlformats.org/drawingml/2006/wordprocessingDrawing" distT="0" distB="0" distL="0" distR="0">
+                <wp:extent cx="2988022" cy="4017509"/>
+                <wp:effectExtent l="0" t="0" r="0" b="0"/>
+                <wp:docPr id="9" name=""/>
+                <wp:cNvGraphicFramePr>
+                  <a:graphicFrameLocks xmlns:a="http://schemas.openxmlformats.org/drawingml/2006/main" noChangeAspect="1"/>
+                </wp:cNvGraphicFramePr>
+                <a:graphic xmlns:a="http://schemas.openxmlformats.org/drawingml/2006/main">
+                  <a:graphicData uri="http://schemas.openxmlformats.org/drawingml/2006/picture">
+                    <pic:pic xmlns:pic="http://schemas.openxmlformats.org/drawingml/2006/picture">
+                      <pic:nvPicPr>
+                        <pic:cNvPr id="1890188409" name=""/>
+                        <pic:cNvPicPr>
+                          <a:picLocks noChangeAspect="1"/>
+                        </pic:cNvPicPr>
+                        <pic:nvPr/>
+                      </pic:nvPicPr>
+                      <pic:blipFill rotWithShape="1">
+                        <a:blip r:embed="rId18"/>
+                        <a:stretch/>
+                      </pic:blipFill>
+                      <pic:spPr bwMode="auto">
+                        <a:xfrm flipH="0" flipV="0">
+                          <a:off x="0" y="0"/>
+                          <a:ext cx="2988021" cy="4017508"/>
+                        </a:xfrm>
+                        <a:prstGeom prst="rect">
+                          <a:avLst/>
+                        </a:prstGeom>
+                      </pic:spPr>
+                    </pic:pic>
+                  </a:graphicData>
+                </a:graphic>
+              </wp:inline>
+            </w:drawing>
+          </mc:Choice>
+          <mc:Fallback>
+            <w:pict>
+              <v:shapetype id="_x0000_t75" coordsize="21600,21600" o:spt="75" o:preferrelative="t" path="m@4@5l@4@11@9@11@9@5xe" filled="f" stroked="f">
+                <v:stroke joinstyle="miter"/>
+                <v:formulas>
+                  <v:f eqn="if lineDrawn pixelLineWidth 0"/>
+                  <v:f eqn="sum @0 1 0"/>
+                  <v:f eqn="sum 0 0 @1"/>
+                  <v:f eqn="prod @2 1 2"/>
+                  <v:f eqn="prod @3 21600 pixelWidth"/>
+                  <v:f eqn="prod @3 21600 pixelHeight"/>
+                  <v:f eqn="sum @0 0 1"/>
+                  <v:f eqn="prod @6 1 2"/>
+                  <v:f eqn="prod @7 21600 pixelWidth"/>
+                  <v:f eqn="sum @8 21600 0"/>
+                  <v:f eqn="prod @7 21600 pixelHeight"/>
+                  <v:f eqn="sum @10 21600 0"/>
+                </v:formulas>
+                <v:path o:extrusionok="f" gradientshapeok="t" o:connecttype="rect"/>
+                <o:lock v:ext="edit" aspectratio="t"/>
+              </v:shapetype>
+              <v:shape id="_x0000_i8" o:spid="_x0000_s8" type="#_x0000_t75" style="width:235.28pt;height:316.34pt;mso-wrap-distance-left:0.00pt;mso-wrap-distance-top:0.00pt;mso-wrap-distance-right:0.00pt;mso-wrap-distance-bottom:0.00pt;z-index:1;" stroked="false">
+                <v:imagedata r:id="rId18" o:title=""/>
+                <o:lock v:ext="edit" rotation="t"/>
+              </v:shape>
+            </w:pict>
+          </mc:Fallback>
+        </mc:AlternateContent>
+      </w:r>
+      <w:r>
+        <w:rPr>
+          <w:highlight w:val="none"/>
+        </w:rPr>
+      </w:r>
+      <w:r>
+        <w:rPr>
+          <w:highlight w:val="none"/>
+        </w:rPr>
+      </w:r>
+    </w:p>
+    <w:p>
+      <w:pPr>
+        <w:pBdr/>
+        <w:spacing/>
+        <w:ind/>
+        <w:rPr>
+          <w:sz w:val="24"/>
+          <w:szCs w:val="24"/>
+          <w:highlight w:val="none"/>
+        </w:rPr>
+      </w:pPr>
+      <w:r>
+        <w:rPr>
+          <w:highlight w:val="none"/>
+        </w:rPr>
+        <w:t xml:space="preserve">A constant vector 1 cant be represented as a linear combination of the 2 1D functions appearing in the LoG decomposition hence adding rank-1 term 1.1transpose increasing rank from 2 to 3</w:t>
+      </w:r>
+      <w:r>
+        <w:rPr>
+          <w:highlight w:val="none"/>
+        </w:rPr>
+      </w:r>
+      <w:r>
+        <w:rPr>
+          <w:sz w:val="24"/>
+          <w:szCs w:val="24"/>
+          <w:highlight w:val="none"/>
+        </w:rPr>
+      </w:r>
+    </w:p>
+    <w:p>
+      <w:pPr>
+        <w:pBdr/>
+        <w:spacing/>
+        <w:ind/>
+        <w:rPr>
+          <w:highlight w:val="none"/>
+        </w:rPr>
+      </w:pPr>
+      <w:r>
+        <w:rPr>
+          <w:highlight w:val="none"/>
+        </w:rPr>
+        <w:t xml:space="preserve">(c)</w:t>
+        <mc:AlternateContent>
+          <mc:Choice Requires="wpg">
+            <w:drawing>
+              <wp:inline xmlns:wp="http://schemas.openxmlformats.org/drawingml/2006/wordprocessingDrawing" distT="0" distB="0" distL="0" distR="0">
+                <wp:extent cx="3009394" cy="3986625"/>
+                <wp:effectExtent l="0" t="0" r="0" b="0"/>
+                <wp:docPr id="10" name=""/>
+                <wp:cNvGraphicFramePr>
+                  <a:graphicFrameLocks xmlns:a="http://schemas.openxmlformats.org/drawingml/2006/main" noChangeAspect="1"/>
+                </wp:cNvGraphicFramePr>
+                <a:graphic xmlns:a="http://schemas.openxmlformats.org/drawingml/2006/main">
+                  <a:graphicData uri="http://schemas.openxmlformats.org/drawingml/2006/picture">
+                    <pic:pic xmlns:pic="http://schemas.openxmlformats.org/drawingml/2006/picture">
+                      <pic:nvPicPr>
+                        <pic:cNvPr id="1185756731" name=""/>
+                        <pic:cNvPicPr>
+                          <a:picLocks noChangeAspect="1"/>
+                        </pic:cNvPicPr>
+                        <pic:nvPr/>
+                      </pic:nvPicPr>
+                      <pic:blipFill rotWithShape="1">
+                        <a:blip r:embed="rId19"/>
+                        <a:stretch/>
+                      </pic:blipFill>
+                      <pic:spPr bwMode="auto">
+                        <a:xfrm flipH="0" flipV="0">
+                          <a:off x="0" y="0"/>
+                          <a:ext cx="3009393" cy="3986624"/>
+                        </a:xfrm>
+                        <a:prstGeom prst="rect">
+                          <a:avLst/>
+                        </a:prstGeom>
+                      </pic:spPr>
+                    </pic:pic>
+                  </a:graphicData>
+                </a:graphic>
+              </wp:inline>
+            </w:drawing>
+          </mc:Choice>
+          <mc:Fallback>
+            <w:pict>
+              <v:shapetype id="_x0000_t75" coordsize="21600,21600" o:spt="75" o:preferrelative="t" path="m@4@5l@4@11@9@11@9@5xe" filled="f" stroked="f">
+                <v:stroke joinstyle="miter"/>
+                <v:formulas>
+                  <v:f eqn="if lineDrawn pixelLineWidth 0"/>
+                  <v:f eqn="sum @0 1 0"/>
+                  <v:f eqn="sum 0 0 @1"/>
+                  <v:f eqn="prod @2 1 2"/>
+                  <v:f eqn="prod @3 21600 pixelWidth"/>
+                  <v:f eqn="prod @3 21600 pixelHeight"/>
+                  <v:f eqn="sum @0 0 1"/>
+                  <v:f eqn="prod @6 1 2"/>
+                  <v:f eqn="prod @7 21600 pixelWidth"/>
+                  <v:f eqn="sum @8 21600 0"/>
+                  <v:f eqn="prod @7 21600 pixelHeight"/>
+                  <v:f eqn="sum @10 21600 0"/>
+                </v:formulas>
+                <v:path o:extrusionok="f" gradientshapeok="t" o:connecttype="rect"/>
+                <o:lock v:ext="edit" aspectratio="t"/>
+              </v:shapetype>
+              <v:shape id="_x0000_i9" o:spid="_x0000_s9" type="#_x0000_t75" style="width:236.96pt;height:313.91pt;mso-wrap-distance-left:0.00pt;mso-wrap-distance-top:0.00pt;mso-wrap-distance-right:0.00pt;mso-wrap-distance-bottom:0.00pt;z-index:1;" stroked="false">
+                <v:imagedata r:id="rId19" o:title=""/>
+                <o:lock v:ext="edit" rotation="t"/>
+              </v:shape>
+            </w:pict>
+          </mc:Fallback>
+        </mc:AlternateContent>
+      </w:r>
+      <w:r>
+        <w:rPr>
+          <w:highlight w:val="none"/>
+        </w:rPr>
+      </w:r>
+      <w:r>
+        <w:rPr>
+          <w:highlight w:val="none"/>
+        </w:rPr>
+      </w:r>
+    </w:p>
+    <w:p>
+      <w:pPr>
+        <w:pBdr/>
+        <w:spacing/>
+        <w:ind/>
+        <w:rPr>
+          <w:highlight w:val="none"/>
+        </w:rPr>
+      </w:pPr>
+      <w:r>
+        <w:rPr>
+          <w:highlight w:val="none"/>
+        </w:rPr>
+      </w:r>
+      <w:r>
+        <w:rPr>
+          <w:highlight w:val="none"/>
+        </w:rPr>
+      </w:r>
+      <w:r>
+        <w:t xml:space="preserve">A horizontal blur is represented by a single nonzero row, which is separable and rank 1.</w:t>
+      </w:r>
+      <w:r>
+        <w:rPr>
+          <w:highlight w:val="none"/>
+        </w:rPr>
+        <w:t xml:space="preserve"> A 45degree blur </w:t>
+      </w:r>
+      <w:r>
+        <w:rPr>
+          <w:rFonts w:ascii="Times New Roman" w:hAnsi="Times New Roman" w:eastAsia="Times New Roman" w:cs="Times New Roman"/>
+          <w:color w:val="000000"/>
+          <w:sz w:val="24"/>
+        </w:rPr>
+        <w:t xml:space="preserve">places nonzero values along the diagonal, producing a scaled identity matrix whose rows are linearly independent, so its rank is </w:t>
+      </w:r>
+      <w:r>
+        <w:rPr>
+          <w:highlight w:val="none"/>
+        </w:rPr>
+      </w:r>
+      <w:r>
+        <w:rPr>
+          <w:highlight w:val="none"/>
+        </w:rPr>
+        <w:t xml:space="preserve">k</w:t>
+      </w:r>
+      <w:r>
+        <w:rPr>
+          <w:highlight w:val="none"/>
+        </w:rPr>
+      </w:r>
+    </w:p>
+    <w:p>
+      <w:pPr>
+        <w:pBdr/>
+        <w:spacing/>
+        <w:ind/>
+        <w:rPr>
+          <w:highlight w:val="none"/>
+        </w:rPr>
+      </w:pPr>
+      <w:r>
+        <w:rPr>
+          <w:highlight w:val="none"/>
+        </w:rPr>
+      </w:r>
+      <w:r>
+        <w:rPr>
+          <w:highlight w:val="none"/>
+        </w:rPr>
+      </w:r>
+      <w:r>
+        <w:rPr>
+          <w:highlight w:val="none"/>
+        </w:rPr>
+      </w:r>
+    </w:p>
+    <w:p>
+      <w:pPr>
+        <w:pBdr/>
+        <w:spacing/>
+        <w:ind/>
+        <w:jc w:val="center"/>
+        <w:rPr>
+          <w:b/>
+          <w:bCs/>
+          <w:sz w:val="40"/>
+          <w:szCs w:val="40"/>
+          <w:highlight w:val="none"/>
+        </w:rPr>
+      </w:pPr>
+      <w:r>
+        <w:rPr>
+          <w:b/>
+          <w:bCs/>
+          <w:sz w:val="40"/>
+          <w:szCs w:val="40"/>
+          <w:highlight w:val="none"/>
+        </w:rPr>
+        <w:t xml:space="preserve">1.3</w:t>
+      </w:r>
+      <w:r>
+        <w:rPr>
+          <w:b/>
+          <w:bCs/>
+          <w:sz w:val="40"/>
+          <w:szCs w:val="40"/>
+          <w:highlight w:val="none"/>
+        </w:rPr>
+      </w:r>
+      <w:r>
+        <w:rPr>
+          <w:highlight w:val="none"/>
+        </w:rPr>
+      </w:r>
+      <w:r>
+        <w:rPr>
+          <w:highlight w:val="none"/>
+        </w:rPr>
+      </w:r>
+      <w:r>
+        <w:rPr>
+          <w:highlight w:val="none"/>
+        </w:rPr>
+      </w:r>
+      <w:r>
+        <w:rPr>
+          <w:b/>
+          <w:bCs/>
+          <w:sz w:val="40"/>
+          <w:szCs w:val="40"/>
+          <w:highlight w:val="none"/>
+        </w:rPr>
+      </w:r>
+    </w:p>
+    <w:p>
+      <w:pPr>
+        <w:pBdr/>
+        <w:spacing/>
+        <w:ind/>
+        <w:rPr>
+          <w:highlight w:val="none"/>
+        </w:rPr>
+      </w:pPr>
+      <w:r>
+        <w:rPr>
+          <w:highlight w:val="none"/>
+        </w:rPr>
+        <mc:AlternateContent>
+          <mc:Choice Requires="wpg">
+            <w:drawing>
+              <wp:inline xmlns:wp="http://schemas.openxmlformats.org/drawingml/2006/wordprocessingDrawing" distT="0" distB="0" distL="0" distR="0">
+                <wp:extent cx="3777881" cy="2399548"/>
+                <wp:effectExtent l="0" t="0" r="0" b="0"/>
+                <wp:docPr id="11" name=""/>
+                <wp:cNvGraphicFramePr>
+                  <a:graphicFrameLocks xmlns:a="http://schemas.openxmlformats.org/drawingml/2006/main" noChangeAspect="1"/>
+                </wp:cNvGraphicFramePr>
+                <a:graphic xmlns:a="http://schemas.openxmlformats.org/drawingml/2006/main">
+                  <a:graphicData uri="http://schemas.openxmlformats.org/drawingml/2006/picture">
+                    <pic:pic xmlns:pic="http://schemas.openxmlformats.org/drawingml/2006/picture">
+                      <pic:nvPicPr>
+                        <pic:cNvPr id="337005254" name=""/>
+                        <pic:cNvPicPr>
+                          <a:picLocks noChangeAspect="1"/>
+                        </pic:cNvPicPr>
+                        <pic:nvPr/>
+                      </pic:nvPicPr>
+                      <pic:blipFill rotWithShape="1">
+                        <a:blip r:embed="rId20"/>
+                        <a:srcRect l="6070" t="7903" r="9194" b="2396"/>
+                        <a:stretch/>
+                      </pic:blipFill>
+                      <pic:spPr bwMode="auto">
+                        <a:xfrm flipH="0" flipV="0">
+                          <a:off x="0" y="0"/>
+                          <a:ext cx="3777881" cy="2399547"/>
+                        </a:xfrm>
+                        <a:prstGeom prst="rect">
+                          <a:avLst/>
+                        </a:prstGeom>
+                      </pic:spPr>
+                    </pic:pic>
+                  </a:graphicData>
+                </a:graphic>
+              </wp:inline>
+            </w:drawing>
+          </mc:Choice>
+          <mc:Fallback>
+            <w:pict>
+              <v:shapetype id="_x0000_t75" coordsize="21600,21600" o:spt="75" o:preferrelative="t" path="m@4@5l@4@11@9@11@9@5xe" filled="f" stroked="f">
+                <v:stroke joinstyle="miter"/>
+                <v:formulas>
+                  <v:f eqn="if lineDrawn pixelLineWidth 0"/>
+                  <v:f eqn="sum @0 1 0"/>
+                  <v:f eqn="sum 0 0 @1"/>
+                  <v:f eqn="prod @2 1 2"/>
+                  <v:f eqn="prod @3 21600 pixelWidth"/>
+                  <v:f eqn="prod @3 21600 pixelHeight"/>
+                  <v:f eqn="sum @0 0 1"/>
+                  <v:f eqn="prod @6 1 2"/>
+                  <v:f eqn="prod @7 21600 pixelWidth"/>
+                  <v:f eqn="sum @8 21600 0"/>
+                  <v:f eqn="prod @7 21600 pixelHeight"/>
+                  <v:f eqn="sum @10 21600 0"/>
+                </v:formulas>
+                <v:path o:extrusionok="f" gradientshapeok="t" o:connecttype="rect"/>
+                <o:lock v:ext="edit" aspectratio="t"/>
+              </v:shapetype>
+              <v:shape id="_x0000_i10" o:spid="_x0000_s10" type="#_x0000_t75" style="width:297.47pt;height:188.94pt;mso-wrap-distance-left:0.00pt;mso-wrap-distance-top:0.00pt;mso-wrap-distance-right:0.00pt;mso-wrap-distance-bottom:0.00pt;z-index:1;" stroked="false">
+                <v:imagedata r:id="rId20" o:title="" croptop="5179f" cropleft="3978f" cropbottom="1570f" cropright="6025f"/>
+                <o:lock v:ext="edit" rotation="t"/>
+              </v:shape>
+            </w:pict>
+          </mc:Fallback>
+        </mc:AlternateContent>
+      </w:r>
+      <w:r>
+        <w:rPr>
+          <w:highlight w:val="none"/>
+        </w:rPr>
+      </w:r>
+      <w:r>
+        <w:rPr>
+          <w:highlight w:val="none"/>
+        </w:rPr>
+      </w:r>
+    </w:p>
+    <w:p>
+      <w:pPr>
+        <w:pBdr/>
+        <w:spacing/>
+        <w:ind w:firstLine="0" w:left="0"/>
+        <w:rPr>
+          <w:highlight w:val="none"/>
+        </w:rPr>
+      </w:pPr>
+      <w:r>
+        <w:rPr>
+          <w:highlight w:val="none"/>
+        </w:rPr>
+        <w:t xml:space="preserve">Interpretation of the graph: log jumps to large value (above 80) at r = 2 confirming it has a low rank. Although disk is not rank-1 we can see that its singular values decay rapidly and hence we reach high PSNR after first few singular components ~3-4. Motion45 rises very slowly and linearly and only has high PSNR value at n = 21 = k. </w:t>
+      </w:r>
+      <w:r>
+        <w:rPr>
+          <w:highlight w:val="none"/>
+        </w:rPr>
+      </w:r>
+    </w:p>
+    <w:p>
+      <w:pPr>
+        <w:pBdr/>
+        <w:spacing/>
+        <w:ind w:firstLine="0" w:left="0"/>
+        <w:rPr>
+          <w:highlight w:val="none"/>
+        </w:rPr>
+      </w:pPr>
+      <w:r>
+        <w:rPr>
+          <w:highlight w:val="none"/>
+        </w:rPr>
+        <w:t xml:space="preserve">1.3 (c) Disk and motion45 are both non-separable, but they have some slight differences:</w:t>
+      </w:r>
+      <w:r>
+        <w:rPr>
+          <w:highlight w:val="none"/>
+        </w:rPr>
+      </w:r>
+    </w:p>
+    <w:p>
+      <w:pPr>
+        <w:pBdr/>
+        <w:spacing/>
+        <w:ind w:firstLine="0" w:left="0"/>
+        <w:rPr>
+          <w:highlight w:val="none"/>
+        </w:rPr>
+      </w:pPr>
+      <w:r>
+        <w:rPr>
+          <w:highlight w:val="none"/>
+        </w:rPr>
+        <w:t xml:space="preserve">The motion45: is a scaled identity matrix, what this means is that no singular value is more important than the other so dropping even one term loses a significant fraction of the information.</w:t>
+      </w:r>
+      <w:r>
+        <w:rPr>
+          <w:highlight w:val="none"/>
+        </w:rPr>
+      </w:r>
+    </w:p>
+    <w:p>
+      <w:pPr>
+        <w:pBdr/>
+        <w:spacing/>
+        <w:ind w:firstLine="0" w:left="0"/>
+        <w:rPr>
+          <w:highlight w:val="none"/>
+        </w:rPr>
+      </w:pPr>
+      <w:r>
+        <w:rPr>
+          <w:highlight w:val="none"/>
+        </w:rPr>
+        <w:t xml:space="preserve">The Disk: while circular disk is not perfectly separable, it is highly symmetric and smooth hence its singular values decay rapidly (there are some more significant than others) hence the first few singular values represent the bulk of the information while others capture the fine details only. </w:t>
+      </w:r>
+      <w:r>
+        <w:rPr>
+          <w:highlight w:val="none"/>
+        </w:rPr>
+      </w:r>
+    </w:p>
+    <w:p>
+      <w:pPr>
+        <w:pBdr/>
+        <w:spacing/>
+        <w:ind w:firstLine="0" w:left="0"/>
+        <w:rPr>
+          <w:highlight w:val="none"/>
+        </w:rPr>
+      </w:pPr>
+      <w:r>
+        <w:rPr>
+          <w:highlight w:val="none"/>
+        </w:rPr>
+        <w:t xml:space="preserve">We can predict from the singular values if the spectrum is flat (all values roughly equal) then kernel has no low rank structure and you need all k terms</w:t>
+        <w:br/>
+        <w:t xml:space="preserve">If the spectrum decays rapidly then the kernel can be easily approximated and small r will show high fidelity. </w:t>
+      </w:r>
+      <w:r>
+        <w:rPr>
+          <w:highlight w:val="none"/>
+        </w:rPr>
+      </w:r>
+      <w:r>
+        <w:rPr>
+          <w:highlight w:val="none"/>
+        </w:rPr>
+      </w:r>
+    </w:p>
+    <w:p>
+      <w:pPr>
+        <w:pBdr/>
+        <w:spacing/>
+        <w:ind/>
+        <w:jc w:val="center"/>
+        <w:rPr>
+          <w:b/>
+          <w:bCs/>
+          <w:sz w:val="40"/>
+          <w:szCs w:val="40"/>
+          <w:highlight w:val="none"/>
+        </w:rPr>
+      </w:pPr>
+      <w:r>
+        <w:rPr>
+          <w:b/>
+          <w:bCs/>
+          <w:sz w:val="40"/>
+          <w:szCs w:val="40"/>
+          <w:highlight w:val="none"/>
+        </w:rPr>
+      </w:r>
+      <w:r>
+        <w:rPr>
+          <w:b/>
+          <w:bCs/>
+          <w:sz w:val="40"/>
+          <w:szCs w:val="40"/>
+          <w:highlight w:val="none"/>
+        </w:rPr>
+        <w:t xml:space="preserve">1.4</w:t>
+      </w:r>
+      <w:r>
+        <w:rPr>
+          <w:b/>
+          <w:bCs/>
+          <w:sz w:val="40"/>
+          <w:szCs w:val="40"/>
+          <w:highlight w:val="none"/>
+        </w:rPr>
+      </w:r>
+    </w:p>
+    <w:p>
+      <w:pPr>
+        <w:pBdr/>
+        <w:spacing/>
+        <w:ind/>
+        <w:rPr>
+          <w:highlight w:val="none"/>
+        </w:rPr>
+      </w:pPr>
+      <w:r>
+        <w:rPr>
+          <w:highlight w:val="none"/>
+        </w:rPr>
+        <w:t xml:space="preserve"> </w:t>
+      </w:r>
+      <w:r/>
+      <w:r>
+        <w:rPr>
+          <w:highlight w:val="none"/>
+        </w:rPr>
+      </w:r>
+      <w:r>
+        <w:rPr>
+          <w:highlight w:val="none"/>
+        </w:rPr>
+      </w:r>
+      <w:r>
+        <mc:AlternateContent>
+          <mc:Choice Requires="wpg">
+            <w:drawing>
+              <wp:inline xmlns:wp="http://schemas.openxmlformats.org/drawingml/2006/wordprocessingDrawing" distT="0" distB="0" distL="0" distR="0">
+                <wp:extent cx="4306508" cy="3229881"/>
+                <wp:effectExtent l="0" t="0" r="0" b="0"/>
+                <wp:docPr id="12" name=""/>
+                <wp:cNvGraphicFramePr>
+                  <a:graphicFrameLocks xmlns:a="http://schemas.openxmlformats.org/drawingml/2006/main" noChangeAspect="1"/>
+                </wp:cNvGraphicFramePr>
+                <a:graphic xmlns:a="http://schemas.openxmlformats.org/drawingml/2006/main">
+                  <a:graphicData uri="http://schemas.openxmlformats.org/drawingml/2006/picture">
+                    <pic:pic xmlns:pic="http://schemas.openxmlformats.org/drawingml/2006/picture">
+                      <pic:nvPicPr>
+                        <pic:cNvPr id="1272694694" name=""/>
+                        <pic:cNvPicPr>
+                          <a:picLocks noChangeAspect="1"/>
+                        </pic:cNvPicPr>
+                        <pic:nvPr/>
+                      </pic:nvPicPr>
+                      <pic:blipFill rotWithShape="1">
+                        <a:blip r:embed="rId21"/>
+                        <a:stretch/>
+                      </pic:blipFill>
+                      <pic:spPr bwMode="auto">
+                        <a:xfrm flipH="0" flipV="0">
+                          <a:off x="0" y="0"/>
+                          <a:ext cx="4306508" cy="3229881"/>
+                        </a:xfrm>
+                        <a:prstGeom prst="rect">
+                          <a:avLst/>
+                        </a:prstGeom>
+                      </pic:spPr>
+                    </pic:pic>
+                  </a:graphicData>
+                </a:graphic>
+              </wp:inline>
+            </w:drawing>
+          </mc:Choice>
+          <mc:Fallback>
+            <w:pict>
+              <v:shapetype id="_x0000_t75" coordsize="21600,21600" o:spt="75" o:preferrelative="t" path="m@4@5l@4@11@9@11@9@5xe" filled="f" stroked="f">
+                <v:stroke joinstyle="miter"/>
+                <v:formulas>
+                  <v:f eqn="if lineDrawn pixelLineWidth 0"/>
+                  <v:f eqn="sum @0 1 0"/>
+                  <v:f eqn="sum 0 0 @1"/>
+                  <v:f eqn="prod @2 1 2"/>
+                  <v:f eqn="prod @3 21600 pixelWidth"/>
+                  <v:f eqn="prod @3 21600 pixelHeight"/>
+                  <v:f eqn="sum @0 0 1"/>
+                  <v:f eqn="prod @6 1 2"/>
+                  <v:f eqn="prod @7 21600 pixelWidth"/>
+                  <v:f eqn="sum @8 21600 0"/>
+                  <v:f eqn="prod @7 21600 pixelHeight"/>
+                  <v:f eqn="sum @10 21600 0"/>
+                </v:formulas>
+                <v:path o:extrusionok="f" gradientshapeok="t" o:connecttype="rect"/>
+                <o:lock v:ext="edit" aspectratio="t"/>
+              </v:shapetype>
+              <v:shape id="_x0000_i11" o:spid="_x0000_s11" type="#_x0000_t75" style="width:339.10pt;height:254.32pt;mso-wrap-distance-left:0.00pt;mso-wrap-distance-top:0.00pt;mso-wrap-distance-right:0.00pt;mso-wrap-distance-bottom:0.00pt;z-index:1;" stroked="false">
+                <v:imagedata r:id="rId21" o:title=""/>
+                <o:lock v:ext="edit" rotation="t"/>
+              </v:shape>
+            </w:pict>
+          </mc:Fallback>
+        </mc:AlternateContent>
+      </w:r>
+      <w:r>
+        <w:rPr>
+          <w:highlight w:val="none"/>
+        </w:rPr>
+      </w:r>
+      <w:r>
+        <w:rPr>
+          <w:highlight w:val="none"/>
+        </w:rPr>
+      </w:r>
+    </w:p>
+    <w:p>
+      <w:pPr>
+        <w:pBdr/>
+        <w:spacing/>
+        <w:ind/>
+        <w:rPr>
+          <w:highlight w:val="none"/>
+        </w:rPr>
+      </w:pPr>
+      <w:r>
+        <w:rPr>
+          <w:highlight w:val="none"/>
+        </w:rPr>
+      </w:r>
+      <w:r>
+        <w:rPr>
+          <w:highlight w:val="none"/>
+        </w:rPr>
+      </w:r>
+      <w:r>
+        <w:rPr>
+          <w:highlight w:val="none"/>
+        </w:rPr>
+      </w:r>
+    </w:p>
+    <w:p>
+      <w:pPr>
+        <w:pBdr/>
+        <w:spacing/>
+        <w:ind/>
+        <w:rPr>
+          <w:highlight w:val="none"/>
+        </w:rPr>
+      </w:pPr>
+      <w:r>
+        <w:rPr>
+          <w:highlight w:val="none"/>
+        </w:rPr>
+      </w:r>
+      <w:r>
+        <mc:AlternateContent>
+          <mc:Choice Requires="wpg">
+            <w:drawing>
+              <wp:inline xmlns:wp="http://schemas.openxmlformats.org/drawingml/2006/wordprocessingDrawing" distT="0" distB="0" distL="0" distR="0">
+                <wp:extent cx="3468318" cy="750706"/>
+                <wp:effectExtent l="0" t="0" r="0" b="0"/>
+                <wp:docPr id="13" name=""/>
+                <wp:cNvGraphicFramePr>
+                  <a:graphicFrameLocks xmlns:a="http://schemas.openxmlformats.org/drawingml/2006/main" noChangeAspect="1"/>
+                </wp:cNvGraphicFramePr>
+                <a:graphic xmlns:a="http://schemas.openxmlformats.org/drawingml/2006/main">
+                  <a:graphicData uri="http://schemas.openxmlformats.org/drawingml/2006/picture">
+                    <pic:pic xmlns:pic="http://schemas.openxmlformats.org/drawingml/2006/picture">
+                      <pic:nvPicPr>
+                        <pic:cNvPr id="1201357260" name=""/>
+                        <pic:cNvPicPr>
+                          <a:picLocks noChangeAspect="1"/>
+                        </pic:cNvPicPr>
+                        <pic:nvPr/>
+                      </pic:nvPicPr>
+                      <pic:blipFill rotWithShape="1">
+                        <a:blip r:embed="rId22"/>
+                        <a:srcRect l="-155" t="0" r="8680" b="0"/>
+                        <a:stretch/>
+                      </pic:blipFill>
+                      <pic:spPr bwMode="auto">
+                        <a:xfrm flipH="0" flipV="0">
+                          <a:off x="0" y="0"/>
+                          <a:ext cx="3468318" cy="750706"/>
+                        </a:xfrm>
+                        <a:prstGeom prst="rect">
+                          <a:avLst/>
+                        </a:prstGeom>
+                      </pic:spPr>
+                    </pic:pic>
+                  </a:graphicData>
+                </a:graphic>
+              </wp:inline>
+            </w:drawing>
+          </mc:Choice>
+          <mc:Fallback>
+            <w:pict>
+              <v:shapetype id="_x0000_t75" coordsize="21600,21600" o:spt="75" o:preferrelative="t" path="m@4@5l@4@11@9@11@9@5xe" filled="f" stroked="f">
+                <v:stroke joinstyle="miter"/>
+                <v:formulas>
+                  <v:f eqn="if lineDrawn pixelLineWidth 0"/>
+                  <v:f eqn="sum @0 1 0"/>
+                  <v:f eqn="sum 0 0 @1"/>
+                  <v:f eqn="prod @2 1 2"/>
+                  <v:f eqn="prod @3 21600 pixelWidth"/>
+                  <v:f eqn="prod @3 21600 pixelHeight"/>
+                  <v:f eqn="sum @0 0 1"/>
+                  <v:f eqn="prod @6 1 2"/>
+                  <v:f eqn="prod @7 21600 pixelWidth"/>
+                  <v:f eqn="sum @8 21600 0"/>
+                  <v:f eqn="prod @7 21600 pixelHeight"/>
+                  <v:f eqn="sum @10 21600 0"/>
+                </v:formulas>
+                <v:path o:extrusionok="f" gradientshapeok="t" o:connecttype="rect"/>
+                <o:lock v:ext="edit" aspectratio="t"/>
+              </v:shapetype>
+              <v:shape id="_x0000_i12" o:spid="_x0000_s12" type="#_x0000_t75" style="width:273.10pt;height:59.11pt;mso-wrap-distance-left:0.00pt;mso-wrap-distance-top:0.00pt;mso-wrap-distance-right:0.00pt;mso-wrap-distance-bottom:0.00pt;z-index:1;" stroked="false">
+                <v:imagedata r:id="rId22" o:title="" croptop="0f" cropleft="-101f" cropbottom="0f" cropright="5689f"/>
+                <o:lock v:ext="edit" rotation="t"/>
+              </v:shape>
+            </w:pict>
+          </mc:Fallback>
+        </mc:AlternateContent>
+      </w:r>
+      <w:r>
+        <w:rPr>
+          <w:highlight w:val="none"/>
+        </w:rPr>
+      </w:r>
+      <w:r/>
+      <w:r>
+        <w:rPr>
+          <w:highlight w:val="none"/>
+        </w:rPr>
+      </w:r>
+      <w:r>
+        <w:rPr>
+          <w:highlight w:val="none"/>
+        </w:rPr>
+      </w:r>
+      <w:r>
+        <w:rPr>
+          <w:highlight w:val="none"/>
+        </w:rPr>
+      </w:r>
+    </w:p>
+    <w:p>
+      <w:pPr>
+        <w:pBdr/>
+        <w:spacing/>
+        <w:ind/>
+        <w:rPr>
+          <w:highlight w:val="none"/>
+        </w:rPr>
+      </w:pPr>
+      <w:r>
+        <w:rPr>
+          <w:highlight w:val="none"/>
+        </w:rPr>
+      </w:r>
+      <w:r>
+        <w:rPr>
+          <w:highlight w:val="none"/>
+        </w:rPr>
+      </w:r>
+      <w:r>
+        <w:rPr>
+          <w:highlight w:val="none"/>
+        </w:rPr>
+      </w:r>
+    </w:p>
+    <w:p>
+      <w:pPr>
+        <w:pBdr/>
+        <w:spacing/>
+        <w:ind/>
+        <w:rPr>
+          <w:highlight w:val="none"/>
+        </w:rPr>
+      </w:pPr>
+      <w:r>
+        <w:rPr>
+          <w:highlight w:val="none"/>
+        </w:rPr>
+      </w:r>
+      <w:r>
+        <w:rPr>
+          <w:highlight w:val="none"/>
+        </w:rPr>
+      </w:r>
+      <w:r>
+        <w:rPr>
+          <w:highlight w:val="none"/>
+        </w:rPr>
+      </w:r>
+    </w:p>
+    <w:p>
+      <w:pPr>
+        <w:pBdr/>
+        <w:spacing/>
+        <w:ind/>
+        <w:rPr>
+          <w:highlight w:val="none"/>
+        </w:rPr>
+      </w:pPr>
+      <w:r>
+        <w:rPr>
+          <w:highlight w:val="none"/>
+        </w:rPr>
+      </w:r>
+      <w:r>
+        <w:rPr>
+          <w:highlight w:val="none"/>
+        </w:rPr>
+      </w:r>
+    </w:p>
+    <w:p>
+      <w:pPr>
+        <w:pBdr/>
+        <w:spacing/>
+        <w:ind/>
+        <w:rPr>
+          <w:highlight w:val="none"/>
+        </w:rPr>
+      </w:pPr>
+      <w:r>
+        <w:rPr>
+          <w:highlight w:val="none"/>
+        </w:rPr>
+        <w:t xml:space="preserve">(a)</w:t>
+      </w:r>
+      <w:r>
+        <w:rPr>
+          <w:highlight w:val="none"/>
+        </w:rPr>
+      </w:r>
+      <w:r>
+        <w:rPr>
+          <w:highlight w:val="none"/>
+        </w:rPr>
+      </w:r>
+    </w:p>
+    <w:p>
+      <w:pPr>
+        <w:pBdr/>
+        <w:spacing/>
+        <w:ind/>
+        <w:rPr>
+          <w:highlight w:val="none"/>
+        </w:rPr>
+      </w:pPr>
+      <w:r>
+        <w:rPr>
+          <w:highlight w:val="none"/>
+        </w:rPr>
+        <w:t xml:space="preserve">The idea slope should be 2 however upon conducting the experiment we get the slope to be 1.6. This is because the theoretical scaling of O(k^2) only captures the number of operations, the empirical time however also includes the time taken by python overhead functions like padding function call, memory cache behavior etc.. Cache effects like for small values of k like 3 or 7 kernel can fit in the cache whereas there are extra data access overhead for larger k values. Because of the effect of numpy operations scaling, cpu (if it supports clock speed relative to load) etc the empiral slope doesnt match the theoretically calculated one.</w:t>
+      </w:r>
+      <w:r>
+        <w:rPr>
+          <w:highlight w:val="none"/>
+        </w:rPr>
+        <w:t xml:space="preserve">So the missing component is the hidden system level operations and optimizations.</w:t>
+      </w:r>
+      <w:r>
+        <w:rPr>
+          <w:highlight w:val="none"/>
+        </w:rPr>
+      </w:r>
+      <w:r>
+        <w:rPr>
+          <w:highlight w:val="none"/>
+        </w:rPr>
+      </w:r>
+    </w:p>
+    <w:p>
+      <w:pPr>
+        <w:pBdr/>
+        <w:spacing/>
+        <w:ind/>
+        <w:rPr>
+          <w:highlight w:val="none"/>
+        </w:rPr>
+      </w:pPr>
+      <w:r>
+        <w:rPr>
+          <w:highlight w:val="none"/>
+        </w:rPr>
+      </w:r>
+      <w:r>
+        <w:rPr>
+          <w:highlight w:val="none"/>
+        </w:rPr>
+      </w:r>
+      <w:r>
+        <mc:AlternateContent>
+          <mc:Choice Requires="wpg">
+            <w:drawing>
+              <wp:inline xmlns:wp="http://schemas.openxmlformats.org/drawingml/2006/wordprocessingDrawing" distT="0" distB="0" distL="0" distR="0">
+                <wp:extent cx="3658819" cy="2744114"/>
+                <wp:effectExtent l="0" t="0" r="0" b="0"/>
+                <wp:docPr id="14" name=""/>
+                <wp:cNvGraphicFramePr>
+                  <a:graphicFrameLocks xmlns:a="http://schemas.openxmlformats.org/drawingml/2006/main" noChangeAspect="1"/>
+                </wp:cNvGraphicFramePr>
+                <a:graphic xmlns:a="http://schemas.openxmlformats.org/drawingml/2006/main">
+                  <a:graphicData uri="http://schemas.openxmlformats.org/drawingml/2006/picture">
+                    <pic:pic xmlns:pic="http://schemas.openxmlformats.org/drawingml/2006/picture">
+                      <pic:nvPicPr>
+                        <pic:cNvPr id="1582835328" name=""/>
+                        <pic:cNvPicPr>
+                          <a:picLocks noChangeAspect="1"/>
+                        </pic:cNvPicPr>
+                        <pic:nvPr/>
+                      </pic:nvPicPr>
+                      <pic:blipFill rotWithShape="1">
+                        <a:blip r:embed="rId23"/>
+                        <a:stretch/>
+                      </pic:blipFill>
+                      <pic:spPr bwMode="auto">
+                        <a:xfrm flipH="0" flipV="0">
+                          <a:off x="0" y="0"/>
+                          <a:ext cx="3658818" cy="2744114"/>
+                        </a:xfrm>
+                        <a:prstGeom prst="rect">
+                          <a:avLst/>
+                        </a:prstGeom>
+                      </pic:spPr>
+                    </pic:pic>
+                  </a:graphicData>
+                </a:graphic>
+              </wp:inline>
+            </w:drawing>
+          </mc:Choice>
+          <mc:Fallback>
+            <w:pict>
+              <v:shapetype id="_x0000_t75" coordsize="21600,21600" o:spt="75" o:preferrelative="t" path="m@4@5l@4@11@9@11@9@5xe" filled="f" stroked="f">
+                <v:stroke joinstyle="miter"/>
+                <v:formulas>
+                  <v:f eqn="if lineDrawn pixelLineWidth 0"/>
+                  <v:f eqn="sum @0 1 0"/>
+                  <v:f eqn="sum 0 0 @1"/>
+                  <v:f eqn="prod @2 1 2"/>
+                  <v:f eqn="prod @3 21600 pixelWidth"/>
+                  <v:f eqn="prod @3 21600 pixelHeight"/>
+                  <v:f eqn="sum @0 0 1"/>
+                  <v:f eqn="prod @6 1 2"/>
+                  <v:f eqn="prod @7 21600 pixelWidth"/>
+                  <v:f eqn="sum @8 21600 0"/>
+                  <v:f eqn="prod @7 21600 pixelHeight"/>
+                  <v:f eqn="sum @10 21600 0"/>
+                </v:formulas>
+                <v:path o:extrusionok="f" gradientshapeok="t" o:connecttype="rect"/>
+                <o:lock v:ext="edit" aspectratio="t"/>
+              </v:shapetype>
+              <v:shape id="_x0000_i13" o:spid="_x0000_s13" type="#_x0000_t75" style="width:288.10pt;height:216.07pt;mso-wrap-distance-left:0.00pt;mso-wrap-distance-top:0.00pt;mso-wrap-distance-right:0.00pt;mso-wrap-distance-bottom:0.00pt;z-index:1;" stroked="false">
+                <v:imagedata r:id="rId23" o:title=""/>
+                <o:lock v:ext="edit" rotation="t"/>
+              </v:shape>
+            </w:pict>
+          </mc:Fallback>
+        </mc:AlternateContent>
+      </w:r>
+      <w:r>
+        <w:rPr>
+          <w:highlight w:val="none"/>
+        </w:rPr>
+      </w:r>
+      <w:r>
+        <w:rPr>
+          <w:highlight w:val="none"/>
+        </w:rPr>
+      </w:r>
+    </w:p>
+    <w:p>
+      <w:pPr>
+        <w:pBdr/>
+        <w:spacing/>
+        <w:ind/>
+        <w:rPr>
+          <w:highlight w:val="none"/>
+        </w:rPr>
+      </w:pPr>
+      <w:r>
+        <w:rPr>
+          <w:highlight w:val="none"/>
+        </w:rPr>
+      </w:r>
+      <w:r>
+        <w:rPr>
+          <w:highlight w:val="none"/>
+        </w:rPr>
+      </w:r>
+      <w:r>
+        <w:rPr>
+          <w:highlight w:val="none"/>
+        </w:rPr>
+      </w:r>
+    </w:p>
+    <w:p>
+      <w:pPr>
+        <w:pBdr/>
+        <w:spacing/>
+        <w:ind/>
+        <w:rPr>
+          <w:highlight w:val="none"/>
+        </w:rPr>
+      </w:pPr>
+      <w:r>
+        <w:rPr>
+          <w:highlight w:val="none"/>
+        </w:rPr>
+      </w:r>
+      <w:r>
+        <w:rPr>
+          <w:highlight w:val="none"/>
+        </w:rPr>
+      </w:r>
+      <w:r/>
+      <w:r>
+        <mc:AlternateContent>
+          <mc:Choice Requires="wpg">
+            <w:drawing>
+              <wp:inline xmlns:wp="http://schemas.openxmlformats.org/drawingml/2006/wordprocessingDrawing" distT="0" distB="0" distL="0" distR="0">
+                <wp:extent cx="3658819" cy="783920"/>
+                <wp:effectExtent l="0" t="0" r="0" b="0"/>
+                <wp:docPr id="15" name=""/>
+                <wp:cNvGraphicFramePr>
+                  <a:graphicFrameLocks xmlns:a="http://schemas.openxmlformats.org/drawingml/2006/main" noChangeAspect="1"/>
+                </wp:cNvGraphicFramePr>
+                <a:graphic xmlns:a="http://schemas.openxmlformats.org/drawingml/2006/main">
+                  <a:graphicData uri="http://schemas.openxmlformats.org/drawingml/2006/picture">
+                    <pic:pic xmlns:pic="http://schemas.openxmlformats.org/drawingml/2006/picture">
+                      <pic:nvPicPr>
+                        <pic:cNvPr id="737842611" name=""/>
+                        <pic:cNvPicPr>
+                          <a:picLocks noChangeAspect="1"/>
+                        </pic:cNvPicPr>
+                        <pic:nvPr/>
+                      </pic:nvPicPr>
+                      <pic:blipFill rotWithShape="1">
+                        <a:blip r:embed="rId24"/>
+                        <a:srcRect l="0" t="0" r="7589" b="0"/>
+                        <a:stretch/>
+                      </pic:blipFill>
+                      <pic:spPr bwMode="auto">
+                        <a:xfrm flipH="0" flipV="0">
+                          <a:off x="0" y="0"/>
+                          <a:ext cx="3658818" cy="783920"/>
+                        </a:xfrm>
+                        <a:prstGeom prst="rect">
+                          <a:avLst/>
+                        </a:prstGeom>
+                      </pic:spPr>
+                    </pic:pic>
+                  </a:graphicData>
+                </a:graphic>
+              </wp:inline>
+            </w:drawing>
+          </mc:Choice>
+          <mc:Fallback>
+            <w:pict>
+              <v:shapetype id="_x0000_t75" coordsize="21600,21600" o:spt="75" o:preferrelative="t" path="m@4@5l@4@11@9@11@9@5xe" filled="f" stroked="f">
+                <v:stroke joinstyle="miter"/>
+                <v:formulas>
+                  <v:f eqn="if lineDrawn pixelLineWidth 0"/>
+                  <v:f eqn="sum @0 1 0"/>
+                  <v:f eqn="sum 0 0 @1"/>
+                  <v:f eqn="prod @2 1 2"/>
+                  <v:f eqn="prod @3 21600 pixelWidth"/>
+                  <v:f eqn="prod @3 21600 pixelHeight"/>
+                  <v:f eqn="sum @0 0 1"/>
+                  <v:f eqn="prod @6 1 2"/>
+                  <v:f eqn="prod @7 21600 pixelWidth"/>
+                  <v:f eqn="sum @8 21600 0"/>
+                  <v:f eqn="prod @7 21600 pixelHeight"/>
+                  <v:f eqn="sum @10 21600 0"/>
+                </v:formulas>
+                <v:path o:extrusionok="f" gradientshapeok="t" o:connecttype="rect"/>
+                <o:lock v:ext="edit" aspectratio="t"/>
+              </v:shapetype>
+              <v:shape id="_x0000_i14" o:spid="_x0000_s14" type="#_x0000_t75" style="width:288.10pt;height:61.73pt;mso-wrap-distance-left:0.00pt;mso-wrap-distance-top:0.00pt;mso-wrap-distance-right:0.00pt;mso-wrap-distance-bottom:0.00pt;z-index:1;" stroked="false">
+                <v:imagedata r:id="rId24" o:title="" croptop="0f" cropleft="0f" cropbottom="0f" cropright="4974f"/>
+                <o:lock v:ext="edit" rotation="t"/>
+              </v:shape>
+            </w:pict>
+          </mc:Fallback>
+        </mc:AlternateContent>
+      </w:r>
+      <w:r/>
+      <w:r>
+        <w:rPr>
+          <w:highlight w:val="none"/>
+        </w:rPr>
+      </w:r>
+      <w:r>
+        <w:rPr>
+          <w:highlight w:val="none"/>
+        </w:rPr>
+      </w:r>
+    </w:p>
+    <w:p>
+      <w:pPr>
+        <w:pBdr/>
+        <w:spacing/>
+        <w:ind/>
+        <w:rPr>
+          <w:highlight w:val="none"/>
+        </w:rPr>
+      </w:pPr>
+      <w:r>
+        <w:rPr>
+          <w:highlight w:val="none"/>
+        </w:rPr>
+        <w:t xml:space="preserve">For fixed k = 15, runtime against image size N produces a fitted log-log slope of 2.099. This follows the theoritical O(N^2) scaling. The slight deviation from 2 is due to memory, cache behavior and other implementation level effects. </w:t>
+      </w:r>
+      <w:r>
+        <w:rPr>
+          <w:highlight w:val="none"/>
+        </w:rPr>
+      </w:r>
+      <w:r>
+        <w:rPr>
+          <w:highlight w:val="none"/>
+        </w:rPr>
+      </w:r>
+    </w:p>
+    <w:p>
+      <w:pPr>
+        <w:pBdr/>
+        <w:spacing/>
+        <w:ind/>
+        <w:rPr>
+          <w:b/>
+          <w:bCs/>
+          <w:sz w:val="28"/>
+          <w:szCs w:val="28"/>
+          <w:highlight w:val="none"/>
+        </w:rPr>
+      </w:pPr>
+      <w:r>
+        <w:rPr>
+          <w:highlight w:val="none"/>
+        </w:rPr>
+      </w:r>
+      <w:r>
+        <w:rPr>
+          <w:b/>
+          <w:bCs/>
+          <w:sz w:val="28"/>
+          <w:szCs w:val="28"/>
+          <w:highlight w:val="none"/>
+        </w:rPr>
+        <w:t xml:space="preserve">Im2col Memory tests</w:t>
+      </w:r>
+      <w:r>
+        <w:rPr>
+          <w:highlight w:val="none"/>
+        </w:rPr>
+      </w:r>
+    </w:p>
+    <w:p>
+      <w:pPr>
+        <w:pBdr/>
+        <w:spacing/>
+        <w:ind/>
+        <w:rPr>
+          <w:highlight w:val="none"/>
+        </w:rPr>
+      </w:pPr>
+      <w:r>
+        <w:rPr>
+          <w:b/>
+          <w:bCs/>
+          <w:sz w:val="28"/>
+          <w:szCs w:val="28"/>
+          <w:highlight w:val="none"/>
+        </w:rPr>
+      </w:r>
+      <w:r>
+        <mc:AlternateContent>
+          <mc:Choice Requires="wpg">
+            <w:drawing>
+              <wp:inline xmlns:wp="http://schemas.openxmlformats.org/drawingml/2006/wordprocessingDrawing" distT="0" distB="0" distL="0" distR="0">
+                <wp:extent cx="2706319" cy="1089752"/>
+                <wp:effectExtent l="0" t="0" r="0" b="0"/>
+                <wp:docPr id="16" name=""/>
+                <wp:cNvGraphicFramePr>
+                  <a:graphicFrameLocks xmlns:a="http://schemas.openxmlformats.org/drawingml/2006/main" noChangeAspect="1"/>
+                </wp:cNvGraphicFramePr>
+                <a:graphic xmlns:a="http://schemas.openxmlformats.org/drawingml/2006/main">
+                  <a:graphicData uri="http://schemas.openxmlformats.org/drawingml/2006/picture">
+                    <pic:pic xmlns:pic="http://schemas.openxmlformats.org/drawingml/2006/picture">
+                      <pic:nvPicPr>
+                        <pic:cNvPr id="680246933" name=""/>
+                        <pic:cNvPicPr>
+                          <a:picLocks noChangeAspect="1"/>
+                        </pic:cNvPicPr>
+                        <pic:nvPr/>
+                      </pic:nvPicPr>
+                      <pic:blipFill rotWithShape="1">
+                        <a:blip r:embed="rId25"/>
+                        <a:srcRect l="0" t="0" r="54466" b="0"/>
+                        <a:stretch/>
+                      </pic:blipFill>
+                      <pic:spPr bwMode="auto">
+                        <a:xfrm flipH="0" flipV="0">
+                          <a:off x="0" y="0"/>
+                          <a:ext cx="2706318" cy="1089752"/>
+                        </a:xfrm>
+                        <a:prstGeom prst="rect">
+                          <a:avLst/>
+                        </a:prstGeom>
+                      </pic:spPr>
+                    </pic:pic>
+                  </a:graphicData>
+                </a:graphic>
+              </wp:inline>
+            </w:drawing>
+          </mc:Choice>
+          <mc:Fallback>
+            <w:pict>
+              <v:shapetype id="_x0000_t75" coordsize="21600,21600" o:spt="75" o:preferrelative="t" path="m@4@5l@4@11@9@11@9@5xe" filled="f" stroked="f">
+                <v:stroke joinstyle="miter"/>
+                <v:formulas>
+                  <v:f eqn="if lineDrawn pixelLineWidth 0"/>
+                  <v:f eqn="sum @0 1 0"/>
+                  <v:f eqn="sum 0 0 @1"/>
+                  <v:f eqn="prod @2 1 2"/>
+                  <v:f eqn="prod @3 21600 pixelWidth"/>
+                  <v:f eqn="prod @3 21600 pixelHeight"/>
+                  <v:f eqn="sum @0 0 1"/>
+                  <v:f eqn="prod @6 1 2"/>
+                  <v:f eqn="prod @7 21600 pixelWidth"/>
+                  <v:f eqn="sum @8 21600 0"/>
+                  <v:f eqn="prod @7 21600 pixelHeight"/>
+                  <v:f eqn="sum @10 21600 0"/>
+                </v:formulas>
+                <v:path o:extrusionok="f" gradientshapeok="t" o:connecttype="rect"/>
+                <o:lock v:ext="edit" aspectratio="t"/>
+              </v:shapetype>
+              <v:shape id="_x0000_i15" o:spid="_x0000_s15" type="#_x0000_t75" style="width:213.10pt;height:85.81pt;mso-wrap-distance-left:0.00pt;mso-wrap-distance-top:0.00pt;mso-wrap-distance-right:0.00pt;mso-wrap-distance-bottom:0.00pt;z-index:1;" stroked="false">
+                <v:imagedata r:id="rId25" o:title="" croptop="0f" cropleft="0f" cropbottom="0f" cropright="35695f"/>
+                <o:lock v:ext="edit" rotation="t"/>
+              </v:shape>
+            </w:pict>
+          </mc:Fallback>
+        </mc:AlternateContent>
+      </w:r>
+      <w:r>
+        <w:rPr>
+          <w:highlight w:val="none"/>
+        </w:rPr>
+      </w:r>
+      <w:r/>
+    </w:p>
+    <w:p>
+      <w:pPr>
+        <w:pBdr/>
+        <w:spacing/>
+        <w:ind/>
+        <w:rPr>
+          <w:highlight w:val="none"/>
+        </w:rPr>
+      </w:pPr>
+      <w:r>
+        <w:rPr>
+          <w:highlight w:val="none"/>
+        </w:rPr>
+      </w:r>
+      <w:r>
+        <w:rPr>
+          <w:highlight w:val="none"/>
+        </w:rPr>
+        <w:t xml:space="preserve">Im2Col has a function where we use the np.lib.stride_tricks.sliding_window_view and then create a patch matrix of shape (x*y, kx*ky) hence the amount of memory used is </w:t>
+      </w:r>
+      <w:r>
+        <w:rPr>
+          <w:highlight w:val="none"/>
+        </w:rPr>
+      </w:r>
+    </w:p>
+    <w:p>
+      <w:pPr>
+        <w:pBdr/>
+        <w:spacing/>
+        <w:ind/>
+        <w:rPr>
+          <w:highlight w:val="none"/>
+        </w:rPr>
+      </w:pPr>
+      <w:r>
+        <w:rPr>
+          <w:highlight w:val="none"/>
+        </w:rPr>
+        <w:t xml:space="preserve">Size of one float value * (x*y) * (kx*ky) in case of square image and square kernel with float values this is 8* N^2 * K^2 bytes.\</w:t>
+      </w:r>
+      <w:r>
+        <w:rPr>
+          <w:highlight w:val="none"/>
+        </w:rPr>
+      </w:r>
+    </w:p>
+    <w:p>
+      <w:pPr>
+        <w:pBdr/>
+        <w:spacing/>
+        <w:ind/>
+        <w:rPr>
+          <w:highlight w:val="none"/>
+        </w:rPr>
+      </w:pPr>
+      <w:r>
+        <w:rPr>
+          <w:highlight w:val="none"/>
+        </w:rPr>
+        <w:t xml:space="preserve">Theoritical Logical size with the formula 8*N^2* K^2</w:t>
+      </w:r>
+      <w:r>
+        <w:rPr>
+          <w:highlight w:val="none"/>
+        </w:rPr>
+      </w:r>
+    </w:p>
+    <w:p>
+      <w:pPr>
+        <w:pBdr/>
+        <w:spacing/>
+        <w:ind/>
+        <w:rPr>
+          <w:highlight w:val="none"/>
+        </w:rPr>
+      </w:pPr>
+      <w:r>
+        <w:rPr>
+          <w:highlight w:val="none"/>
+        </w:rPr>
+        <w:t xml:space="preserve">N = 128: 28.13 MiB</w:t>
+        <w:br/>
+        <w:t xml:space="preserve">N = 256, 112.50 MiB</w:t>
+        <w:br/>
+        <w:t xml:space="preserve">N = 512, 450 MiB</w:t>
+        <w:br/>
+        <w:t xml:space="preserve">N = 1024, 1.76 GiB</w:t>
+        <w:br/>
+        <w:t xml:space="preserve">N = 2048, 7.03 GiB</w:t>
+      </w:r>
+      <w:r>
+        <w:rPr>
+          <w:highlight w:val="none"/>
+        </w:rPr>
+      </w:r>
+      <w:r>
+        <w:rPr>
+          <w:highlight w:val="none"/>
+        </w:rPr>
+      </w:r>
+      <w:r>
+        <w:rPr>
+          <w:highlight w:val="none"/>
+        </w:rPr>
+      </w:r>
+      <w:r>
+        <w:rPr>
+          <w:highlight w:val="none"/>
+        </w:rPr>
+      </w:r>
+    </w:p>
+    <w:p>
+      <w:pPr>
+        <w:pBdr/>
+        <w:spacing/>
+        <w:ind/>
+        <w:rPr>
+          <w:highlight w:val="none"/>
+        </w:rPr>
+      </w:pPr>
+      <w:r>
+        <w:rPr>
+          <w:highlight w:val="none"/>
+        </w:rPr>
+        <w:t xml:space="preserve">In the case of N = 2048 and K = 15 this value is </w:t>
+      </w:r>
+      <w:r>
+        <w:rPr>
+          <w:highlight w:val="none"/>
+        </w:rPr>
+      </w:r>
+      <w:r>
+        <w:rPr>
+          <w:highlight w:val="none"/>
+        </w:rPr>
+        <w:t xml:space="preserve">7549747200</w:t>
+      </w:r>
+      <w:r>
+        <w:rPr>
+          <w:highlight w:val="none"/>
+        </w:rPr>
+        <w:t xml:space="preserve"> bytes = 7.03125 GiB. This creates a very high memory limit bottle neck for the im2col method</w:t>
+      </w:r>
+      <w:r>
+        <w:rPr>
+          <w:highlight w:val="none"/>
+        </w:rPr>
+      </w:r>
+      <w:r>
+        <w:rPr>
+          <w:highlight w:val="none"/>
+        </w:rPr>
+      </w:r>
+      <w:r>
+        <w:rPr>
+          <w:highlight w:val="none"/>
+        </w:rPr>
+      </w:r>
+      <w:r>
+        <w:rPr>
+          <w:highlight w:val="none"/>
+        </w:rPr>
+      </w:r>
+    </w:p>
+    <w:p>
+      <w:pPr>
+        <w:pBdr/>
+        <w:spacing/>
+        <w:ind/>
+        <w:rPr>
+          <w:highlight w:val="none"/>
+        </w:rPr>
+      </w:pPr>
+      <w:r>
+        <w:rPr>
+          <w:highlight w:val="none"/>
+        </w:rPr>
+        <w:t xml:space="preserve">(b)</w:t>
+      </w:r>
+      <w:r>
+        <w:rPr>
+          <w:highlight w:val="none"/>
+        </w:rPr>
+      </w:r>
+    </w:p>
+    <w:p>
+      <w:pPr>
+        <w:pBdr/>
+        <w:spacing/>
+        <w:ind/>
+        <w:rPr>
+          <w:highlight w:val="none"/>
+        </w:rPr>
+      </w:pPr>
+      <w:r>
+        <w:rPr>
+          <w:highlight w:val="none"/>
+        </w:rPr>
+        <w:t xml:space="preserve">Comparison of im2col and tap loop</w:t>
+      </w:r>
+      <w:r>
+        <w:rPr>
+          <w:highlight w:val="none"/>
+        </w:rPr>
+      </w:r>
+    </w:p>
+    <w:p>
+      <w:pPr>
+        <w:pBdr/>
+        <w:spacing/>
+        <w:ind/>
+        <w:rPr>
+          <w:highlight w:val="none"/>
+        </w:rPr>
+      </w:pPr>
+      <w:r>
+        <w:rPr>
+          <w:highlight w:val="none"/>
+        </w:rPr>
+        <w:t xml:space="preserve">Testing for n = 512*512 for variable K</w:t>
+      </w:r>
+      <w:r>
+        <w:rPr>
+          <w:highlight w:val="none"/>
+        </w:rPr>
+      </w:r>
+      <w:r>
+        <w:rPr>
+          <w:highlight w:val="none"/>
+        </w:rPr>
+      </w:r>
+    </w:p>
+    <w:p>
+      <w:pPr>
+        <w:pBdr/>
+        <w:spacing/>
+        <w:ind/>
+        <w:rPr>
+          <w:highlight w:val="none"/>
+        </w:rPr>
+      </w:pPr>
+      <w:r>
+        <w:rPr>
+          <w:highlight w:val="none"/>
+        </w:rPr>
+      </w:r>
+      <w:r>
+        <mc:AlternateContent>
+          <mc:Choice Requires="wpg">
+            <w:drawing>
+              <wp:inline xmlns:wp="http://schemas.openxmlformats.org/drawingml/2006/wordprocessingDrawing" distT="0" distB="0" distL="0" distR="0">
+                <wp:extent cx="5943600" cy="1173128"/>
+                <wp:effectExtent l="0" t="0" r="0" b="0"/>
+                <wp:docPr id="17" name=""/>
+                <wp:cNvGraphicFramePr>
+                  <a:graphicFrameLocks xmlns:a="http://schemas.openxmlformats.org/drawingml/2006/main" noChangeAspect="1"/>
+                </wp:cNvGraphicFramePr>
+                <a:graphic xmlns:a="http://schemas.openxmlformats.org/drawingml/2006/main">
+                  <a:graphicData uri="http://schemas.openxmlformats.org/drawingml/2006/picture">
+                    <pic:pic xmlns:pic="http://schemas.openxmlformats.org/drawingml/2006/picture">
+                      <pic:nvPicPr>
+                        <pic:cNvPr id="1525921076" name=""/>
+                        <pic:cNvPicPr>
+                          <a:picLocks noChangeAspect="1"/>
+                        </pic:cNvPicPr>
+                        <pic:nvPr/>
+                      </pic:nvPicPr>
+                      <pic:blipFill rotWithShape="1">
+                        <a:blip r:embed="rId26"/>
+                        <a:stretch/>
+                      </pic:blipFill>
+                      <pic:spPr bwMode="auto">
+                        <a:xfrm>
+                          <a:off x="0" y="0"/>
+                          <a:ext cx="5943599" cy="1173127"/>
+                        </a:xfrm>
+                        <a:prstGeom prst="rect">
+                          <a:avLst/>
+                        </a:prstGeom>
+                      </pic:spPr>
+                    </pic:pic>
+                  </a:graphicData>
+                </a:graphic>
+              </wp:inline>
+            </w:drawing>
+          </mc:Choice>
+          <mc:Fallback>
+            <w:pict>
+              <v:shapetype id="_x0000_t75" coordsize="21600,21600" o:spt="75" o:preferrelative="t" path="m@4@5l@4@11@9@11@9@5xe" filled="f" stroked="f">
+                <v:stroke joinstyle="miter"/>
+                <v:formulas>
+                  <v:f eqn="if lineDrawn pixelLineWidth 0"/>
+                  <v:f eqn="sum @0 1 0"/>
+                  <v:f eqn="sum 0 0 @1"/>
+                  <v:f eqn="prod @2 1 2"/>
+                  <v:f eqn="prod @3 21600 pixelWidth"/>
+                  <v:f eqn="prod @3 21600 pixelHeight"/>
+                  <v:f eqn="sum @0 0 1"/>
+                  <v:f eqn="prod @6 1 2"/>
+                  <v:f eqn="prod @7 21600 pixelWidth"/>
+                  <v:f eqn="sum @8 21600 0"/>
+                  <v:f eqn="prod @7 21600 pixelHeight"/>
+                  <v:f eqn="sum @10 21600 0"/>
+                </v:formulas>
+                <v:path o:extrusionok="f" gradientshapeok="t" o:connecttype="rect"/>
+                <o:lock v:ext="edit" aspectratio="t"/>
+              </v:shapetype>
+              <v:shape id="_x0000_i16" o:spid="_x0000_s16" type="#_x0000_t75" style="width:468.00pt;height:92.37pt;mso-wrap-distance-left:0.00pt;mso-wrap-distance-top:0.00pt;mso-wrap-distance-right:0.00pt;mso-wrap-distance-bottom:0.00pt;z-index:1;" stroked="false">
+                <v:imagedata r:id="rId26" o:title=""/>
+                <o:lock v:ext="edit" rotation="t"/>
+              </v:shape>
+            </w:pict>
+          </mc:Fallback>
+        </mc:AlternateContent>
+        <w:t xml:space="preserve">As the value of speedup is less than 1. This means that for my PC </w:t>
+      </w:r>
+      <w:r>
+        <w:rPr>
+          <w:highlight w:val="none"/>
+        </w:rPr>
+        <w:t xml:space="preserve">for all tested kernel sizes im2col was slower than the tap-loop implementation. The im2col converts the convolution problem to a matrix multiplication which uses the optimized numpy linear algebra. The tap the implementation loops over the kernel taps and operations on the image are performed using the factorized numpy array arithmetic. </w:t>
+      </w:r>
+      <w:r>
+        <w:rPr>
+          <w:highlight w:val="none"/>
+        </w:rPr>
+      </w:r>
+    </w:p>
+    <w:p>
+      <w:pPr>
+        <w:pBdr/>
+        <w:spacing/>
+        <w:ind/>
+        <w:rPr>
+          <w:highlight w:val="none"/>
+        </w:rPr>
+      </w:pPr>
+      <w:r>
+        <w:rPr>
+          <w:highlight w:val="none"/>
+        </w:rPr>
+        <w:t xml:space="preserve">One possible explanation for the tap to be faster than the col could be that the  single kernel workload associated with im2col outweighs the benefit of the final matrix vector multiplication. This overload nullifies (cancels) the faster matrix multiplication hence making it overall slower.</w:t>
+      </w:r>
+      <w:r>
+        <w:rPr>
+          <w:highlight w:val="none"/>
+        </w:rPr>
+      </w:r>
+    </w:p>
+    <w:p>
+      <w:pPr>
+        <w:pBdr/>
+        <w:spacing/>
+        <w:ind/>
+        <w:rPr>
+          <w:highlight w:val="none"/>
+          <w14:ligatures w14:val="none"/>
+        </w:rPr>
+      </w:pPr>
+      <w:r>
+        <w:rPr>
+          <w:highlight w:val="none"/>
+        </w:rPr>
+        <w:t xml:space="preserve">Conditions where im2col wins: when the patch matrix can be used across multiple filters, so that the cost of the constructing patches becomes lesser than the cost of convolution itself. </w:t>
+      </w:r>
+      <w:r>
+        <w:rPr>
+          <w:highlight w:val="none"/>
+          <w:lang w:val="en-US"/>
+        </w:rPr>
+        <w:t xml:space="preserve">Currently </w:t>
+      </w:r>
+      <w:r>
+        <w:rPr>
+          <w:highlight w:val="none"/>
+          <w:lang w:val="undefined"/>
+        </w:rPr>
+        <w:t xml:space="preserve">there is only one kernel</w:t>
+      </w:r>
+      <w:r>
+        <w:rPr>
+          <w:highlight w:val="none"/>
+          <w:lang w:val="en-US"/>
+        </w:rPr>
+        <w:t xml:space="preserve"> </w:t>
+      </w:r>
+      <w:r>
+        <w:rPr>
+          <w:highlight w:val="none"/>
+        </w:rPr>
+        <w:t xml:space="preserve">and the cost of constructing/accessing the patch representation dominates. These conditions therefore do not hold for the present workload.</w:t>
+      </w:r>
+      <w:r>
+        <w:rPr>
+          <w:highlight w:val="none"/>
+          <w:lang w:val="undefined" w:bidi="undefined"/>
+        </w:rPr>
+      </w:r>
+      <w:r>
+        <w:rPr>
+          <w:highlight w:val="none"/>
+          <w:lang w:val="undefined"/>
+        </w:rPr>
+      </w:r>
+    </w:p>
+    <w:p>
+      <w:pPr>
+        <w:pBdr/>
+        <w:spacing/>
+        <w:ind/>
+        <w:rPr>
+          <w:highlight w:val="none"/>
+        </w:rPr>
+      </w:pPr>
+      <w:r>
+        <w:rPr>
+          <w:highlight w:val="none"/>
+        </w:rPr>
+        <w:t xml:space="preserve">(c)</w:t>
+      </w:r>
+      <w:r>
+        <w:rPr>
+          <w:highlight w:val="none"/>
+        </w:rPr>
+      </w:r>
+    </w:p>
+    <w:p>
+      <w:pPr>
+        <w:pBdr/>
+        <w:spacing/>
+        <w:ind/>
+        <w:rPr>
+          <w:highlight w:val="none"/>
+        </w:rPr>
+      </w:pPr>
+      <w:r>
+        <w:rPr>
+          <w:highlight w:val="none"/>
+        </w:rPr>
+      </w:r>
+      <w:r>
+        <w:rPr>
+          <w:highlight w:val="none"/>
+        </w:rPr>
+      </w:r>
+      <w:r>
+        <mc:AlternateContent>
+          <mc:Choice Requires="wpg">
+            <w:drawing>
+              <wp:inline xmlns:wp="http://schemas.openxmlformats.org/drawingml/2006/wordprocessingDrawing" distT="0" distB="0" distL="0" distR="0">
+                <wp:extent cx="5943600" cy="606262"/>
+                <wp:effectExtent l="0" t="0" r="0" b="0"/>
+                <wp:docPr id="18" name=""/>
+                <wp:cNvGraphicFramePr>
+                  <a:graphicFrameLocks xmlns:a="http://schemas.openxmlformats.org/drawingml/2006/main" noChangeAspect="1"/>
+                </wp:cNvGraphicFramePr>
+                <a:graphic xmlns:a="http://schemas.openxmlformats.org/drawingml/2006/main">
+                  <a:graphicData uri="http://schemas.openxmlformats.org/drawingml/2006/picture">
+                    <pic:pic xmlns:pic="http://schemas.openxmlformats.org/drawingml/2006/picture">
+                      <pic:nvPicPr>
+                        <pic:cNvPr id="1683043866" name=""/>
+                        <pic:cNvPicPr>
+                          <a:picLocks noChangeAspect="1"/>
+                        </pic:cNvPicPr>
+                        <pic:nvPr/>
+                      </pic:nvPicPr>
+                      <pic:blipFill rotWithShape="1">
+                        <a:blip r:embed="rId27"/>
+                        <a:stretch/>
+                      </pic:blipFill>
+                      <pic:spPr bwMode="auto">
+                        <a:xfrm>
+                          <a:off x="0" y="0"/>
+                          <a:ext cx="5943599" cy="606261"/>
+                        </a:xfrm>
+                        <a:prstGeom prst="rect">
+                          <a:avLst/>
+                        </a:prstGeom>
+                      </pic:spPr>
+                    </pic:pic>
+                  </a:graphicData>
+                </a:graphic>
+              </wp:inline>
+            </w:drawing>
+          </mc:Choice>
+          <mc:Fallback>
+            <w:pict>
+              <v:shapetype id="_x0000_t75" coordsize="21600,21600" o:spt="75" o:preferrelative="t" path="m@4@5l@4@11@9@11@9@5xe" filled="f" stroked="f">
+                <v:stroke joinstyle="miter"/>
+                <v:formulas>
+                  <v:f eqn="if lineDrawn pixelLineWidth 0"/>
+                  <v:f eqn="sum @0 1 0"/>
+                  <v:f eqn="sum 0 0 @1"/>
+                  <v:f eqn="prod @2 1 2"/>
+                  <v:f eqn="prod @3 21600 pixelWidth"/>
+                  <v:f eqn="prod @3 21600 pixelHeight"/>
+                  <v:f eqn="sum @0 0 1"/>
+                  <v:f eqn="prod @6 1 2"/>
+                  <v:f eqn="prod @7 21600 pixelWidth"/>
+                  <v:f eqn="sum @8 21600 0"/>
+                  <v:f eqn="prod @7 21600 pixelHeight"/>
+                  <v:f eqn="sum @10 21600 0"/>
+                </v:formulas>
+                <v:path o:extrusionok="f" gradientshapeok="t" o:connecttype="rect"/>
+                <o:lock v:ext="edit" aspectratio="t"/>
+              </v:shapetype>
+              <v:shape id="_x0000_i17" o:spid="_x0000_s17" type="#_x0000_t75" style="width:468.00pt;height:47.74pt;mso-wrap-distance-left:0.00pt;mso-wrap-distance-top:0.00pt;mso-wrap-distance-right:0.00pt;mso-wrap-distance-bottom:0.00pt;z-index:1;" stroked="false">
+                <v:imagedata r:id="rId27" o:title=""/>
+                <o:lock v:ext="edit" rotation="t"/>
+              </v:shape>
+            </w:pict>
+          </mc:Fallback>
+        </mc:AlternateContent>
+      </w:r>
+      <w:r>
+        <w:rPr>
+          <w:highlight w:val="none"/>
+        </w:rPr>
+      </w:r>
+      <w:r>
+        <w:rPr>
+          <w:highlight w:val="none"/>
+        </w:rPr>
+      </w:r>
+    </w:p>
+    <w:p>
+      <w:pPr>
+        <w:pBdr/>
+        <w:spacing/>
+        <w:ind/>
+        <w:rPr>
+          <w:highlight w:val="none"/>
+        </w:rPr>
+      </w:pPr>
+      <w:r>
+        <w:rPr>
+          <w:highlight w:val="none"/>
+        </w:rPr>
+      </w:r>
+      <w:r>
+        <w:rPr>
+          <w:highlight w:val="none"/>
+        </w:rPr>
+        <w:t xml:space="preserve">For a rank 1 kernel the 2D convolution takes time </w:t>
+      </w:r>
+      <w:r>
+        <w:rPr>
+          <w:highlight w:val="none"/>
+        </w:rPr>
+        <w:t xml:space="preserve">HWk^2</w:t>
+        <w:br/>
+      </w:r>
+      <w:r>
+        <w:rPr>
+          <w:highlight w:val="none"/>
+        </w:rPr>
+      </w:r>
+      <w:r>
+        <w:rPr>
+          <w:highlight w:val="none"/>
+        </w:rPr>
+        <w:t xml:space="preserve">where as when it is replaced by two 1D kernels the time taken is </w:t>
+      </w:r>
+      <w:r>
+        <w:rPr>
+          <w:highlight w:val="none"/>
+        </w:rPr>
+      </w:r>
+      <w:r>
+        <w:t xml:space="preserve">2 * HWk</w:t>
+      </w:r>
+      <w:r>
+        <w:rPr>
+          <w:highlight w:val="none"/>
+        </w:rPr>
+      </w:r>
+    </w:p>
+    <w:p>
+      <w:pPr>
+        <w:pBdr/>
+        <w:spacing/>
+        <w:ind/>
+        <w:rPr>
+          <w:highlight w:val="none"/>
+        </w:rPr>
+      </w:pPr>
+      <w:r>
+        <w:rPr>
+          <w:highlight w:val="none"/>
+        </w:rPr>
+        <w:t xml:space="preserve">Therefor the theo</w:t>
+      </w:r>
+      <w:r>
+        <w:rPr>
+          <w:highlight w:val="none"/>
+        </w:rPr>
+        <w:t xml:space="preserve">retical speed up is k/2</w:t>
+      </w:r>
+      <w:r>
+        <w:rPr>
+          <w:highlight w:val="none"/>
+        </w:rPr>
+      </w:r>
+    </w:p>
+    <w:p>
+      <w:pPr>
+        <w:pBdr/>
+        <w:spacing/>
+        <w:ind/>
+        <w:rPr>
+          <w:highlight w:val="none"/>
+        </w:rPr>
+      </w:pPr>
+      <w:r>
+        <w:rPr>
+          <w:highlight w:val="none"/>
+        </w:rPr>
+        <w:t xml:space="preserve">For k = 15 hence we expect the speedup to be ~7.5 times.</w:t>
+      </w:r>
+      <w:r>
+        <w:rPr>
+          <w:highlight w:val="none"/>
+        </w:rPr>
+      </w:r>
+    </w:p>
+    <w:p>
+      <w:pPr>
+        <w:pBdr/>
+        <w:spacing/>
+        <w:ind/>
+        <w:rPr>
+          <w:highlight w:val="none"/>
+        </w:rPr>
+      </w:pPr>
+      <w:r>
+        <w:rPr>
+          <w:highlight w:val="none"/>
+        </w:rPr>
+        <w:t xml:space="preserve">As seen from the screenshot even upon doing an emperical analysis we get the separable implementation to be substantially faster in both the N = 512 and N = 2048. But the speedups are lesser than 7.5 this is because the theoritical speedup only considers the number of arithemetic operations but the emperical values depend on memory access, cache behavior, temporary array size, numpy overhead etc. Also from N = 512 to N = 2048 both implementation process larger arrays cost of reading/writting intermediate arrays starts to become more important. hence the time taken for memory access starts become more significant leading to a decrease in the speedup. Basically the memory related costs become more significant as N increases and has nothing to do with the separability becoming more / less effective.</w:t>
+      </w:r>
+      <w:r>
+        <w:rPr>
+          <w:highlight w:val="none"/>
+        </w:rPr>
+      </w:r>
+    </w:p>
     <w:sectPr>
       <w:footnotePr/>
       <w:endnotePr/>
       <w:type w:val="nextPage"/>
       <w:pgSz w:h="15840" w:orient="portrait" w:w="12240"/>
-      <w:pgMar w:top="1440" w:right="1440" w:bottom="1440" w:left="1440" w:header="720" w:footer="720" w:gutter="0"/>
+      <w:pgMar w:top="810" w:right="1440" w:bottom="630" w:left="1440" w:header="720" w:footer="720" w:gutter="0"/>
       <w:cols w:num="1" w:sep="0" w:space="720" w:equalWidth="1"/>
     </w:sectPr>
   </w:body>
@@ -390,7 +3615,6 @@
         <w:ind/>
         <w:rPr/>
       </w:pPr>
-      <w:r/>
       <w:r>
         <w:separator/>
       </w:r>
@@ -405,7 +3629,6 @@
         <w:ind/>
         <w:rPr/>
       </w:pPr>
-      <w:r/>
       <w:r>
         <w:continuationSeparator/>
       </w:r>
@@ -425,7 +3648,6 @@
         <w:ind/>
         <w:rPr/>
       </w:pPr>
-      <w:r/>
       <w:r>
         <w:separator/>
       </w:r>
@@ -440,7 +3662,6 @@
         <w:ind/>
         <w:rPr/>
       </w:pPr>
-      <w:r/>
       <w:r>
         <w:continuationSeparator/>
       </w:r>
@@ -448,6 +3669,143 @@
     </w:p>
   </w:footnote>
 </w:footnotes>
+</file>
+
+<file path=word/numbering.xml><?xml version="1.0" encoding="utf-8"?>
+<w:numbering xmlns:wpc="http://schemas.microsoft.com/office/word/2010/wordprocessingCanvas" xmlns:mc="http://schemas.openxmlformats.org/markup-compatibility/2006" xmlns:o="urn:schemas-microsoft-com:office:office" xmlns:r="http://schemas.openxmlformats.org/officeDocument/2006/relationships" xmlns:m="http://schemas.openxmlformats.org/officeDocument/2006/math" xmlns:v="urn:schemas-microsoft-com:vml" xmlns:wp14="http://schemas.microsoft.com/office/word/2010/wordprocessingDrawing" xmlns:wp="http://schemas.openxmlformats.org/drawingml/2006/wordprocessingDrawing" xmlns:w10="urn:schemas-microsoft-com:office:word" xmlns:w="http://schemas.openxmlformats.org/wordprocessingml/2006/main" xmlns:w14="http://schemas.microsoft.com/office/word/2010/wordml" xmlns:w15="http://schemas.microsoft.com/office/word/2012/wordml" xmlns:wpg="http://schemas.microsoft.com/office/word/2010/wordprocessingGroup" xmlns:wpi="http://schemas.microsoft.com/office/word/2010/wordprocessingInk" xmlns:wne="http://schemas.microsoft.com/office/word/2006/wordml" xmlns:wps="http://schemas.microsoft.com/office/word/2010/wordprocessingShape" mc:Ignorable="w14 w15 wp14">
+  <w:abstractNum w:abstractNumId="0">
+    <w:nsid w:val="608E99D6"/>
+    <w:lvl w:ilvl="0">
+      <w:isLgl w:val="false"/>
+      <w:lvlJc w:val="left"/>
+      <w:lvlText w:val="%1."/>
+      <w:numFmt w:val="decimal"/>
+      <w:pPr>
+        <w:pBdr/>
+        <w:spacing/>
+        <w:ind w:hanging="360" w:left="709"/>
+      </w:pPr>
+      <w:rPr/>
+      <w:start w:val="1"/>
+      <w:suff w:val="tab"/>
+    </w:lvl>
+    <w:lvl w:ilvl="1">
+      <w:isLgl w:val="false"/>
+      <w:lvlJc w:val="left"/>
+      <w:lvlText w:val="%2."/>
+      <w:numFmt w:val="lowerLetter"/>
+      <w:pPr>
+        <w:pBdr/>
+        <w:spacing/>
+        <w:ind w:hanging="360" w:left="1429"/>
+      </w:pPr>
+      <w:rPr/>
+      <w:start w:val="1"/>
+      <w:suff w:val="tab"/>
+    </w:lvl>
+    <w:lvl w:ilvl="2">
+      <w:isLgl w:val="false"/>
+      <w:lvlJc w:val="right"/>
+      <w:lvlText w:val="%3."/>
+      <w:numFmt w:val="lowerRoman"/>
+      <w:pPr>
+        <w:pBdr/>
+        <w:spacing/>
+        <w:ind w:hanging="180" w:left="2149"/>
+      </w:pPr>
+      <w:rPr/>
+      <w:start w:val="1"/>
+      <w:suff w:val="tab"/>
+    </w:lvl>
+    <w:lvl w:ilvl="3">
+      <w:isLgl w:val="false"/>
+      <w:lvlJc w:val="left"/>
+      <w:lvlText w:val="%4."/>
+      <w:numFmt w:val="decimal"/>
+      <w:pPr>
+        <w:pBdr/>
+        <w:spacing/>
+        <w:ind w:hanging="360" w:left="2869"/>
+      </w:pPr>
+      <w:rPr/>
+      <w:start w:val="1"/>
+      <w:suff w:val="tab"/>
+    </w:lvl>
+    <w:lvl w:ilvl="4">
+      <w:isLgl w:val="false"/>
+      <w:lvlJc w:val="left"/>
+      <w:lvlText w:val="%5."/>
+      <w:numFmt w:val="lowerLetter"/>
+      <w:pPr>
+        <w:pBdr/>
+        <w:spacing/>
+        <w:ind w:hanging="360" w:left="3589"/>
+      </w:pPr>
+      <w:rPr/>
+      <w:start w:val="1"/>
+      <w:suff w:val="tab"/>
+    </w:lvl>
+    <w:lvl w:ilvl="5">
+      <w:isLgl w:val="false"/>
+      <w:lvlJc w:val="right"/>
+      <w:lvlText w:val="%6."/>
+      <w:numFmt w:val="lowerRoman"/>
+      <w:pPr>
+        <w:pBdr/>
+        <w:spacing/>
+        <w:ind w:hanging="180" w:left="4309"/>
+      </w:pPr>
+      <w:rPr/>
+      <w:start w:val="1"/>
+      <w:suff w:val="tab"/>
+    </w:lvl>
+    <w:lvl w:ilvl="6">
+      <w:isLgl w:val="false"/>
+      <w:lvlJc w:val="left"/>
+      <w:lvlText w:val="%7."/>
+      <w:numFmt w:val="decimal"/>
+      <w:pPr>
+        <w:pBdr/>
+        <w:spacing/>
+        <w:ind w:hanging="360" w:left="5029"/>
+      </w:pPr>
+      <w:rPr/>
+      <w:start w:val="1"/>
+      <w:suff w:val="tab"/>
+    </w:lvl>
+    <w:lvl w:ilvl="7">
+      <w:isLgl w:val="false"/>
+      <w:lvlJc w:val="left"/>
+      <w:lvlText w:val="%8."/>
+      <w:numFmt w:val="lowerLetter"/>
+      <w:pPr>
+        <w:pBdr/>
+        <w:spacing/>
+        <w:ind w:hanging="360" w:left="5749"/>
+      </w:pPr>
+      <w:rPr/>
+      <w:start w:val="1"/>
+      <w:suff w:val="tab"/>
+    </w:lvl>
+    <w:lvl w:ilvl="8">
+      <w:isLgl w:val="false"/>
+      <w:lvlJc w:val="right"/>
+      <w:lvlText w:val="%9."/>
+      <w:numFmt w:val="lowerRoman"/>
+      <w:pPr>
+        <w:pBdr/>
+        <w:spacing/>
+        <w:ind w:hanging="180" w:left="6469"/>
+      </w:pPr>
+      <w:rPr/>
+      <w:start w:val="1"/>
+      <w:suff w:val="tab"/>
+    </w:lvl>
+  </w:abstractNum>
+  <w:num w:numId="1">
+    <w:abstractNumId w:val="0"/>
+  </w:num>
+</w:numbering>
 </file>
 
 <file path=word/styles.xml><?xml version="1.0" encoding="utf-8"?>
@@ -608,9 +3966,9 @@
     <w:lsdException w:name="Bibliography" w:uiPriority="37"/>
     <w:lsdException w:name="TOC Heading" w:uiPriority="39" w:qFormat="1"/>
   </w:latentStyles>
-  <w:style w:type="table" w:styleId="12">
+  <w:style w:type="table" w:styleId="701">
     <w:name w:val="Table Grid"/>
-    <w:basedOn w:val="665"/>
+    <w:basedOn w:val="887"/>
     <w:uiPriority w:val="59"/>
     <w:pPr>
       <w:pBdr/>
@@ -807,9 +4165,9 @@
       </w:tcPr>
     </w:tblStylePr>
   </w:style>
-  <w:style w:type="table" w:styleId="13">
+  <w:style w:type="table" w:styleId="702">
     <w:name w:val="Table Grid Light"/>
-    <w:basedOn w:val="665"/>
+    <w:basedOn w:val="887"/>
     <w:uiPriority w:val="59"/>
     <w:pPr>
       <w:pBdr/>
@@ -1006,9 +4364,9 @@
       </w:tcPr>
     </w:tblStylePr>
   </w:style>
-  <w:style w:type="table" w:styleId="14">
+  <w:style w:type="table" w:styleId="703">
     <w:name w:val="Plain Table 1"/>
-    <w:basedOn w:val="665"/>
+    <w:basedOn w:val="887"/>
     <w:uiPriority w:val="59"/>
     <w:pPr>
       <w:pBdr/>
@@ -1231,9 +4589,9 @@
       </w:tcPr>
     </w:tblStylePr>
   </w:style>
-  <w:style w:type="table" w:styleId="15">
+  <w:style w:type="table" w:styleId="704">
     <w:name w:val="Plain Table 2"/>
-    <w:basedOn w:val="665"/>
+    <w:basedOn w:val="887"/>
     <w:uiPriority w:val="59"/>
     <w:pPr>
       <w:pBdr/>
@@ -1464,9 +4822,9 @@
       </w:tcPr>
     </w:tblStylePr>
   </w:style>
-  <w:style w:type="table" w:styleId="16">
+  <w:style w:type="table" w:styleId="705">
     <w:name w:val="Plain Table 3"/>
-    <w:basedOn w:val="665"/>
+    <w:basedOn w:val="887"/>
     <w:uiPriority w:val="99"/>
     <w:pPr>
       <w:pBdr/>
@@ -1694,9 +5052,9 @@
       </w:tcPr>
     </w:tblStylePr>
   </w:style>
-  <w:style w:type="table" w:styleId="17">
+  <w:style w:type="table" w:styleId="706">
     <w:name w:val="Plain Table 4"/>
-    <w:basedOn w:val="665"/>
+    <w:basedOn w:val="887"/>
     <w:uiPriority w:val="99"/>
     <w:pPr>
       <w:pBdr/>
@@ -1910,9 +5268,9 @@
       </w:tcPr>
     </w:tblStylePr>
   </w:style>
-  <w:style w:type="table" w:styleId="18">
+  <w:style w:type="table" w:styleId="707">
     <w:name w:val="Plain Table 5"/>
-    <w:basedOn w:val="665"/>
+    <w:basedOn w:val="887"/>
     <w:uiPriority w:val="99"/>
     <w:pPr>
       <w:pBdr/>
@@ -2143,9 +5501,9 @@
       </w:tcPr>
     </w:tblStylePr>
   </w:style>
-  <w:style w:type="table" w:styleId="19">
+  <w:style w:type="table" w:styleId="708">
     <w:name w:val="Grid Table 1 Light"/>
-    <w:basedOn w:val="665"/>
+    <w:basedOn w:val="887"/>
     <w:uiPriority w:val="99"/>
     <w:pPr>
       <w:pBdr/>
@@ -2366,9 +5724,9 @@
       </w:tcPr>
     </w:tblStylePr>
   </w:style>
-  <w:style w:type="table" w:styleId="20">
+  <w:style w:type="table" w:styleId="709">
     <w:name w:val="Grid Table 1 Light - Accent 1"/>
-    <w:basedOn w:val="665"/>
+    <w:basedOn w:val="887"/>
     <w:uiPriority w:val="99"/>
     <w:pPr>
       <w:pBdr/>
@@ -2589,9 +5947,9 @@
       </w:tcPr>
     </w:tblStylePr>
   </w:style>
-  <w:style w:type="table" w:styleId="21">
+  <w:style w:type="table" w:styleId="710">
     <w:name w:val="Grid Table 1 Light - Accent 2"/>
-    <w:basedOn w:val="665"/>
+    <w:basedOn w:val="887"/>
     <w:uiPriority w:val="99"/>
     <w:pPr>
       <w:pBdr/>
@@ -2812,9 +6170,9 @@
       </w:tcPr>
     </w:tblStylePr>
   </w:style>
-  <w:style w:type="table" w:styleId="22">
+  <w:style w:type="table" w:styleId="711">
     <w:name w:val="Grid Table 1 Light - Accent 3"/>
-    <w:basedOn w:val="665"/>
+    <w:basedOn w:val="887"/>
     <w:uiPriority w:val="99"/>
     <w:pPr>
       <w:pBdr/>
@@ -3035,9 +6393,9 @@
       </w:tcPr>
     </w:tblStylePr>
   </w:style>
-  <w:style w:type="table" w:styleId="23">
+  <w:style w:type="table" w:styleId="712">
     <w:name w:val="Grid Table 1 Light - Accent 4"/>
-    <w:basedOn w:val="665"/>
+    <w:basedOn w:val="887"/>
     <w:uiPriority w:val="99"/>
     <w:pPr>
       <w:pBdr/>
@@ -3258,9 +6616,9 @@
       </w:tcPr>
     </w:tblStylePr>
   </w:style>
-  <w:style w:type="table" w:styleId="24">
+  <w:style w:type="table" w:styleId="713">
     <w:name w:val="Grid Table 1 Light - Accent 5"/>
-    <w:basedOn w:val="665"/>
+    <w:basedOn w:val="887"/>
     <w:uiPriority w:val="99"/>
     <w:pPr>
       <w:pBdr/>
@@ -3481,9 +6839,9 @@
       </w:tcPr>
     </w:tblStylePr>
   </w:style>
-  <w:style w:type="table" w:styleId="25">
+  <w:style w:type="table" w:styleId="714">
     <w:name w:val="Grid Table 1 Light - Accent 6"/>
-    <w:basedOn w:val="665"/>
+    <w:basedOn w:val="887"/>
     <w:uiPriority w:val="99"/>
     <w:pPr>
       <w:pBdr/>
@@ -3704,9 +7062,9 @@
       </w:tcPr>
     </w:tblStylePr>
   </w:style>
-  <w:style w:type="table" w:styleId="26">
+  <w:style w:type="table" w:styleId="715">
     <w:name w:val="Grid Table 2"/>
-    <w:basedOn w:val="665"/>
+    <w:basedOn w:val="887"/>
     <w:uiPriority w:val="99"/>
     <w:pPr>
       <w:pBdr/>
@@ -3936,9 +7294,9 @@
       </w:tcPr>
     </w:tblStylePr>
   </w:style>
-  <w:style w:type="table" w:styleId="27">
+  <w:style w:type="table" w:styleId="716">
     <w:name w:val="Grid Table 2 - Accent 1"/>
-    <w:basedOn w:val="665"/>
+    <w:basedOn w:val="887"/>
     <w:uiPriority w:val="99"/>
     <w:pPr>
       <w:pBdr/>
@@ -4168,9 +7526,9 @@
       </w:tcPr>
     </w:tblStylePr>
   </w:style>
-  <w:style w:type="table" w:styleId="28">
+  <w:style w:type="table" w:styleId="717">
     <w:name w:val="Grid Table 2 - Accent 2"/>
-    <w:basedOn w:val="665"/>
+    <w:basedOn w:val="887"/>
     <w:uiPriority w:val="99"/>
     <w:pPr>
       <w:pBdr/>
@@ -4400,9 +7758,9 @@
       </w:tcPr>
     </w:tblStylePr>
   </w:style>
-  <w:style w:type="table" w:styleId="29">
+  <w:style w:type="table" w:styleId="718">
     <w:name w:val="Grid Table 2 - Accent 3"/>
-    <w:basedOn w:val="665"/>
+    <w:basedOn w:val="887"/>
     <w:uiPriority w:val="99"/>
     <w:pPr>
       <w:pBdr/>
@@ -4632,9 +7990,9 @@
       </w:tcPr>
     </w:tblStylePr>
   </w:style>
-  <w:style w:type="table" w:styleId="30">
+  <w:style w:type="table" w:styleId="719">
     <w:name w:val="Grid Table 2 - Accent 4"/>
-    <w:basedOn w:val="665"/>
+    <w:basedOn w:val="887"/>
     <w:uiPriority w:val="99"/>
     <w:pPr>
       <w:pBdr/>
@@ -4864,9 +8222,9 @@
       </w:tcPr>
     </w:tblStylePr>
   </w:style>
-  <w:style w:type="table" w:styleId="31">
+  <w:style w:type="table" w:styleId="720">
     <w:name w:val="Grid Table 2 - Accent 5"/>
-    <w:basedOn w:val="665"/>
+    <w:basedOn w:val="887"/>
     <w:uiPriority w:val="99"/>
     <w:pPr>
       <w:pBdr/>
@@ -5096,9 +8454,9 @@
       </w:tcPr>
     </w:tblStylePr>
   </w:style>
-  <w:style w:type="table" w:styleId="32">
+  <w:style w:type="table" w:styleId="721">
     <w:name w:val="Grid Table 2 - Accent 6"/>
-    <w:basedOn w:val="665"/>
+    <w:basedOn w:val="887"/>
     <w:uiPriority w:val="99"/>
     <w:pPr>
       <w:pBdr/>
@@ -5328,9 +8686,9 @@
       </w:tcPr>
     </w:tblStylePr>
   </w:style>
-  <w:style w:type="table" w:styleId="33">
+  <w:style w:type="table" w:styleId="722">
     <w:name w:val="Grid Table 3"/>
-    <w:basedOn w:val="665"/>
+    <w:basedOn w:val="887"/>
     <w:uiPriority w:val="99"/>
     <w:pPr>
       <w:pBdr/>
@@ -5429,29 +8787,6 @@
         <w:tblBorders/>
       </w:tblPr>
       <w:tcPr>
-        <w:shd w:color="ffffff"/>
-        <w:tcBorders>
-          <w:top w:val="none" w:color="000000" w:sz="4" w:space="0"/>
-          <w:left w:val="none" w:color="000000" w:sz="4" w:space="0"/>
-          <w:bottom w:val="none" w:color="000000" w:sz="4" w:space="0"/>
-          <w:right w:val="none" w:color="000000" w:sz="4" w:space="0"/>
-        </w:tcBorders>
-      </w:tcPr>
-    </w:tblStylePr>
-    <w:tblStylePr w:type="firstRow">
-      <w:rPr>
-        <w:b/>
-        <w:color w:val="404040"/>
-      </w:rPr>
-      <w:pPr>
-        <w:pBdr/>
-        <w:spacing/>
-        <w:ind/>
-      </w:pPr>
-      <w:tblPr>
-        <w:tblBorders/>
-      </w:tblPr>
-      <w:tcPr>
         <w:shd w:val="clear" w:color="ffffff"/>
         <w:tcBorders>
           <w:top w:val="none" w:color="000000" w:sz="4" w:space="0"/>
@@ -5461,30 +8796,7 @@
         </w:tcBorders>
       </w:tcPr>
     </w:tblStylePr>
-    <w:tblStylePr w:type="lastCol">
-      <w:rPr>
-        <w:i/>
-        <w:color w:val="404040"/>
-      </w:rPr>
-      <w:pPr>
-        <w:pBdr/>
-        <w:spacing/>
-        <w:ind/>
-      </w:pPr>
-      <w:tblPr>
-        <w:tblBorders/>
-      </w:tblPr>
-      <w:tcPr>
-        <w:shd w:color="ffffff"/>
-        <w:tcBorders>
-          <w:top w:val="none" w:color="000000" w:sz="4" w:space="0"/>
-          <w:left w:val="none" w:color="000000" w:sz="4" w:space="0"/>
-          <w:bottom w:val="none" w:color="000000" w:sz="4" w:space="0"/>
-          <w:right w:val="none" w:color="000000" w:sz="4" w:space="0"/>
-        </w:tcBorders>
-      </w:tcPr>
-    </w:tblStylePr>
-    <w:tblStylePr w:type="lastRow">
+    <w:tblStylePr w:type="firstRow">
       <w:rPr>
         <w:b/>
         <w:color w:val="404040"/>
@@ -5507,6 +8819,52 @@
         </w:tcBorders>
       </w:tcPr>
     </w:tblStylePr>
+    <w:tblStylePr w:type="lastCol">
+      <w:rPr>
+        <w:i/>
+        <w:color w:val="404040"/>
+      </w:rPr>
+      <w:pPr>
+        <w:pBdr/>
+        <w:spacing/>
+        <w:ind/>
+      </w:pPr>
+      <w:tblPr>
+        <w:tblBorders/>
+      </w:tblPr>
+      <w:tcPr>
+        <w:shd w:val="clear" w:color="ffffff"/>
+        <w:tcBorders>
+          <w:top w:val="none" w:color="000000" w:sz="4" w:space="0"/>
+          <w:left w:val="none" w:color="000000" w:sz="4" w:space="0"/>
+          <w:bottom w:val="none" w:color="000000" w:sz="4" w:space="0"/>
+          <w:right w:val="none" w:color="000000" w:sz="4" w:space="0"/>
+        </w:tcBorders>
+      </w:tcPr>
+    </w:tblStylePr>
+    <w:tblStylePr w:type="lastRow">
+      <w:rPr>
+        <w:b/>
+        <w:color w:val="404040"/>
+      </w:rPr>
+      <w:pPr>
+        <w:pBdr/>
+        <w:spacing/>
+        <w:ind/>
+      </w:pPr>
+      <w:tblPr>
+        <w:tblBorders/>
+      </w:tblPr>
+      <w:tcPr>
+        <w:shd w:val="clear" w:color="ffffff"/>
+        <w:tcBorders>
+          <w:top w:val="none" w:color="000000" w:sz="4" w:space="0"/>
+          <w:left w:val="none" w:color="000000" w:sz="4" w:space="0"/>
+          <w:bottom w:val="none" w:color="000000" w:sz="4" w:space="0"/>
+          <w:right w:val="none" w:color="000000" w:sz="4" w:space="0"/>
+        </w:tcBorders>
+      </w:tcPr>
+    </w:tblStylePr>
     <w:tblStylePr w:type="nwCell">
       <w:pPr>
         <w:pBdr/>
@@ -5573,9 +8931,9 @@
       </w:tcPr>
     </w:tblStylePr>
   </w:style>
-  <w:style w:type="table" w:styleId="34">
+  <w:style w:type="table" w:styleId="723">
     <w:name w:val="Grid Table 3 - Accent 1"/>
-    <w:basedOn w:val="665"/>
+    <w:basedOn w:val="887"/>
     <w:uiPriority w:val="99"/>
     <w:pPr>
       <w:pBdr/>
@@ -5674,29 +9032,6 @@
         <w:tblBorders/>
       </w:tblPr>
       <w:tcPr>
-        <w:shd w:color="ffffff"/>
-        <w:tcBorders>
-          <w:top w:val="none" w:color="000000" w:sz="4" w:space="0"/>
-          <w:left w:val="none" w:color="000000" w:sz="4" w:space="0"/>
-          <w:bottom w:val="none" w:color="000000" w:sz="4" w:space="0"/>
-          <w:right w:val="none" w:color="000000" w:sz="4" w:space="0"/>
-        </w:tcBorders>
-      </w:tcPr>
-    </w:tblStylePr>
-    <w:tblStylePr w:type="firstRow">
-      <w:rPr>
-        <w:b/>
-        <w:color w:val="404040"/>
-      </w:rPr>
-      <w:pPr>
-        <w:pBdr/>
-        <w:spacing/>
-        <w:ind/>
-      </w:pPr>
-      <w:tblPr>
-        <w:tblBorders/>
-      </w:tblPr>
-      <w:tcPr>
         <w:shd w:val="clear" w:color="ffffff"/>
         <w:tcBorders>
           <w:top w:val="none" w:color="000000" w:sz="4" w:space="0"/>
@@ -5706,30 +9041,7 @@
         </w:tcBorders>
       </w:tcPr>
     </w:tblStylePr>
-    <w:tblStylePr w:type="lastCol">
-      <w:rPr>
-        <w:i/>
-        <w:color w:val="404040"/>
-      </w:rPr>
-      <w:pPr>
-        <w:pBdr/>
-        <w:spacing/>
-        <w:ind/>
-      </w:pPr>
-      <w:tblPr>
-        <w:tblBorders/>
-      </w:tblPr>
-      <w:tcPr>
-        <w:shd w:color="ffffff"/>
-        <w:tcBorders>
-          <w:top w:val="none" w:color="000000" w:sz="4" w:space="0"/>
-          <w:left w:val="none" w:color="000000" w:sz="4" w:space="0"/>
-          <w:bottom w:val="none" w:color="000000" w:sz="4" w:space="0"/>
-          <w:right w:val="none" w:color="000000" w:sz="4" w:space="0"/>
-        </w:tcBorders>
-      </w:tcPr>
-    </w:tblStylePr>
-    <w:tblStylePr w:type="lastRow">
+    <w:tblStylePr w:type="firstRow">
       <w:rPr>
         <w:b/>
         <w:color w:val="404040"/>
@@ -5752,6 +9064,52 @@
         </w:tcBorders>
       </w:tcPr>
     </w:tblStylePr>
+    <w:tblStylePr w:type="lastCol">
+      <w:rPr>
+        <w:i/>
+        <w:color w:val="404040"/>
+      </w:rPr>
+      <w:pPr>
+        <w:pBdr/>
+        <w:spacing/>
+        <w:ind/>
+      </w:pPr>
+      <w:tblPr>
+        <w:tblBorders/>
+      </w:tblPr>
+      <w:tcPr>
+        <w:shd w:val="clear" w:color="ffffff"/>
+        <w:tcBorders>
+          <w:top w:val="none" w:color="000000" w:sz="4" w:space="0"/>
+          <w:left w:val="none" w:color="000000" w:sz="4" w:space="0"/>
+          <w:bottom w:val="none" w:color="000000" w:sz="4" w:space="0"/>
+          <w:right w:val="none" w:color="000000" w:sz="4" w:space="0"/>
+        </w:tcBorders>
+      </w:tcPr>
+    </w:tblStylePr>
+    <w:tblStylePr w:type="lastRow">
+      <w:rPr>
+        <w:b/>
+        <w:color w:val="404040"/>
+      </w:rPr>
+      <w:pPr>
+        <w:pBdr/>
+        <w:spacing/>
+        <w:ind/>
+      </w:pPr>
+      <w:tblPr>
+        <w:tblBorders/>
+      </w:tblPr>
+      <w:tcPr>
+        <w:shd w:val="clear" w:color="ffffff"/>
+        <w:tcBorders>
+          <w:top w:val="none" w:color="000000" w:sz="4" w:space="0"/>
+          <w:left w:val="none" w:color="000000" w:sz="4" w:space="0"/>
+          <w:bottom w:val="none" w:color="000000" w:sz="4" w:space="0"/>
+          <w:right w:val="none" w:color="000000" w:sz="4" w:space="0"/>
+        </w:tcBorders>
+      </w:tcPr>
+    </w:tblStylePr>
     <w:tblStylePr w:type="nwCell">
       <w:pPr>
         <w:pBdr/>
@@ -5818,9 +9176,9 @@
       </w:tcPr>
     </w:tblStylePr>
   </w:style>
-  <w:style w:type="table" w:styleId="35">
+  <w:style w:type="table" w:styleId="724">
     <w:name w:val="Grid Table 3 - Accent 2"/>
-    <w:basedOn w:val="665"/>
+    <w:basedOn w:val="887"/>
     <w:uiPriority w:val="99"/>
     <w:pPr>
       <w:pBdr/>
@@ -5919,29 +9277,6 @@
         <w:tblBorders/>
       </w:tblPr>
       <w:tcPr>
-        <w:shd w:color="ffffff"/>
-        <w:tcBorders>
-          <w:top w:val="none" w:color="000000" w:sz="4" w:space="0"/>
-          <w:left w:val="none" w:color="000000" w:sz="4" w:space="0"/>
-          <w:bottom w:val="none" w:color="000000" w:sz="4" w:space="0"/>
-          <w:right w:val="none" w:color="000000" w:sz="4" w:space="0"/>
-        </w:tcBorders>
-      </w:tcPr>
-    </w:tblStylePr>
-    <w:tblStylePr w:type="firstRow">
-      <w:rPr>
-        <w:b/>
-        <w:color w:val="404040"/>
-      </w:rPr>
-      <w:pPr>
-        <w:pBdr/>
-        <w:spacing/>
-        <w:ind/>
-      </w:pPr>
-      <w:tblPr>
-        <w:tblBorders/>
-      </w:tblPr>
-      <w:tcPr>
         <w:shd w:val="clear" w:color="ffffff"/>
         <w:tcBorders>
           <w:top w:val="none" w:color="000000" w:sz="4" w:space="0"/>
@@ -5951,30 +9286,7 @@
         </w:tcBorders>
       </w:tcPr>
     </w:tblStylePr>
-    <w:tblStylePr w:type="lastCol">
-      <w:rPr>
-        <w:i/>
-        <w:color w:val="404040"/>
-      </w:rPr>
-      <w:pPr>
-        <w:pBdr/>
-        <w:spacing/>
-        <w:ind/>
-      </w:pPr>
-      <w:tblPr>
-        <w:tblBorders/>
-      </w:tblPr>
-      <w:tcPr>
-        <w:shd w:color="ffffff"/>
-        <w:tcBorders>
-          <w:top w:val="none" w:color="000000" w:sz="4" w:space="0"/>
-          <w:left w:val="none" w:color="000000" w:sz="4" w:space="0"/>
-          <w:bottom w:val="none" w:color="000000" w:sz="4" w:space="0"/>
-          <w:right w:val="none" w:color="000000" w:sz="4" w:space="0"/>
-        </w:tcBorders>
-      </w:tcPr>
-    </w:tblStylePr>
-    <w:tblStylePr w:type="lastRow">
+    <w:tblStylePr w:type="firstRow">
       <w:rPr>
         <w:b/>
         <w:color w:val="404040"/>
@@ -5997,6 +9309,52 @@
         </w:tcBorders>
       </w:tcPr>
     </w:tblStylePr>
+    <w:tblStylePr w:type="lastCol">
+      <w:rPr>
+        <w:i/>
+        <w:color w:val="404040"/>
+      </w:rPr>
+      <w:pPr>
+        <w:pBdr/>
+        <w:spacing/>
+        <w:ind/>
+      </w:pPr>
+      <w:tblPr>
+        <w:tblBorders/>
+      </w:tblPr>
+      <w:tcPr>
+        <w:shd w:val="clear" w:color="ffffff"/>
+        <w:tcBorders>
+          <w:top w:val="none" w:color="000000" w:sz="4" w:space="0"/>
+          <w:left w:val="none" w:color="000000" w:sz="4" w:space="0"/>
+          <w:bottom w:val="none" w:color="000000" w:sz="4" w:space="0"/>
+          <w:right w:val="none" w:color="000000" w:sz="4" w:space="0"/>
+        </w:tcBorders>
+      </w:tcPr>
+    </w:tblStylePr>
+    <w:tblStylePr w:type="lastRow">
+      <w:rPr>
+        <w:b/>
+        <w:color w:val="404040"/>
+      </w:rPr>
+      <w:pPr>
+        <w:pBdr/>
+        <w:spacing/>
+        <w:ind/>
+      </w:pPr>
+      <w:tblPr>
+        <w:tblBorders/>
+      </w:tblPr>
+      <w:tcPr>
+        <w:shd w:val="clear" w:color="ffffff"/>
+        <w:tcBorders>
+          <w:top w:val="none" w:color="000000" w:sz="4" w:space="0"/>
+          <w:left w:val="none" w:color="000000" w:sz="4" w:space="0"/>
+          <w:bottom w:val="none" w:color="000000" w:sz="4" w:space="0"/>
+          <w:right w:val="none" w:color="000000" w:sz="4" w:space="0"/>
+        </w:tcBorders>
+      </w:tcPr>
+    </w:tblStylePr>
     <w:tblStylePr w:type="nwCell">
       <w:pPr>
         <w:pBdr/>
@@ -6063,9 +9421,9 @@
       </w:tcPr>
     </w:tblStylePr>
   </w:style>
-  <w:style w:type="table" w:styleId="36">
+  <w:style w:type="table" w:styleId="725">
     <w:name w:val="Grid Table 3 - Accent 3"/>
-    <w:basedOn w:val="665"/>
+    <w:basedOn w:val="887"/>
     <w:uiPriority w:val="99"/>
     <w:pPr>
       <w:pBdr/>
@@ -6164,29 +9522,6 @@
         <w:tblBorders/>
       </w:tblPr>
       <w:tcPr>
-        <w:shd w:color="ffffff"/>
-        <w:tcBorders>
-          <w:top w:val="none" w:color="000000" w:sz="4" w:space="0"/>
-          <w:left w:val="none" w:color="000000" w:sz="4" w:space="0"/>
-          <w:bottom w:val="none" w:color="000000" w:sz="4" w:space="0"/>
-          <w:right w:val="none" w:color="000000" w:sz="4" w:space="0"/>
-        </w:tcBorders>
-      </w:tcPr>
-    </w:tblStylePr>
-    <w:tblStylePr w:type="firstRow">
-      <w:rPr>
-        <w:b/>
-        <w:color w:val="404040"/>
-      </w:rPr>
-      <w:pPr>
-        <w:pBdr/>
-        <w:spacing/>
-        <w:ind/>
-      </w:pPr>
-      <w:tblPr>
-        <w:tblBorders/>
-      </w:tblPr>
-      <w:tcPr>
         <w:shd w:val="clear" w:color="ffffff"/>
         <w:tcBorders>
           <w:top w:val="none" w:color="000000" w:sz="4" w:space="0"/>
@@ -6196,30 +9531,7 @@
         </w:tcBorders>
       </w:tcPr>
     </w:tblStylePr>
-    <w:tblStylePr w:type="lastCol">
-      <w:rPr>
-        <w:i/>
-        <w:color w:val="404040"/>
-      </w:rPr>
-      <w:pPr>
-        <w:pBdr/>
-        <w:spacing/>
-        <w:ind/>
-      </w:pPr>
-      <w:tblPr>
-        <w:tblBorders/>
-      </w:tblPr>
-      <w:tcPr>
-        <w:shd w:color="ffffff"/>
-        <w:tcBorders>
-          <w:top w:val="none" w:color="000000" w:sz="4" w:space="0"/>
-          <w:left w:val="none" w:color="000000" w:sz="4" w:space="0"/>
-          <w:bottom w:val="none" w:color="000000" w:sz="4" w:space="0"/>
-          <w:right w:val="none" w:color="000000" w:sz="4" w:space="0"/>
-        </w:tcBorders>
-      </w:tcPr>
-    </w:tblStylePr>
-    <w:tblStylePr w:type="lastRow">
+    <w:tblStylePr w:type="firstRow">
       <w:rPr>
         <w:b/>
         <w:color w:val="404040"/>
@@ -6242,6 +9554,52 @@
         </w:tcBorders>
       </w:tcPr>
     </w:tblStylePr>
+    <w:tblStylePr w:type="lastCol">
+      <w:rPr>
+        <w:i/>
+        <w:color w:val="404040"/>
+      </w:rPr>
+      <w:pPr>
+        <w:pBdr/>
+        <w:spacing/>
+        <w:ind/>
+      </w:pPr>
+      <w:tblPr>
+        <w:tblBorders/>
+      </w:tblPr>
+      <w:tcPr>
+        <w:shd w:val="clear" w:color="ffffff"/>
+        <w:tcBorders>
+          <w:top w:val="none" w:color="000000" w:sz="4" w:space="0"/>
+          <w:left w:val="none" w:color="000000" w:sz="4" w:space="0"/>
+          <w:bottom w:val="none" w:color="000000" w:sz="4" w:space="0"/>
+          <w:right w:val="none" w:color="000000" w:sz="4" w:space="0"/>
+        </w:tcBorders>
+      </w:tcPr>
+    </w:tblStylePr>
+    <w:tblStylePr w:type="lastRow">
+      <w:rPr>
+        <w:b/>
+        <w:color w:val="404040"/>
+      </w:rPr>
+      <w:pPr>
+        <w:pBdr/>
+        <w:spacing/>
+        <w:ind/>
+      </w:pPr>
+      <w:tblPr>
+        <w:tblBorders/>
+      </w:tblPr>
+      <w:tcPr>
+        <w:shd w:val="clear" w:color="ffffff"/>
+        <w:tcBorders>
+          <w:top w:val="none" w:color="000000" w:sz="4" w:space="0"/>
+          <w:left w:val="none" w:color="000000" w:sz="4" w:space="0"/>
+          <w:bottom w:val="none" w:color="000000" w:sz="4" w:space="0"/>
+          <w:right w:val="none" w:color="000000" w:sz="4" w:space="0"/>
+        </w:tcBorders>
+      </w:tcPr>
+    </w:tblStylePr>
     <w:tblStylePr w:type="nwCell">
       <w:pPr>
         <w:pBdr/>
@@ -6308,9 +9666,9 @@
       </w:tcPr>
     </w:tblStylePr>
   </w:style>
-  <w:style w:type="table" w:styleId="37">
+  <w:style w:type="table" w:styleId="726">
     <w:name w:val="Grid Table 3 - Accent 4"/>
-    <w:basedOn w:val="665"/>
+    <w:basedOn w:val="887"/>
     <w:uiPriority w:val="99"/>
     <w:pPr>
       <w:pBdr/>
@@ -6409,29 +9767,6 @@
         <w:tblBorders/>
       </w:tblPr>
       <w:tcPr>
-        <w:shd w:color="ffffff"/>
-        <w:tcBorders>
-          <w:top w:val="none" w:color="000000" w:sz="4" w:space="0"/>
-          <w:left w:val="none" w:color="000000" w:sz="4" w:space="0"/>
-          <w:bottom w:val="none" w:color="000000" w:sz="4" w:space="0"/>
-          <w:right w:val="none" w:color="000000" w:sz="4" w:space="0"/>
-        </w:tcBorders>
-      </w:tcPr>
-    </w:tblStylePr>
-    <w:tblStylePr w:type="firstRow">
-      <w:rPr>
-        <w:b/>
-        <w:color w:val="404040"/>
-      </w:rPr>
-      <w:pPr>
-        <w:pBdr/>
-        <w:spacing/>
-        <w:ind/>
-      </w:pPr>
-      <w:tblPr>
-        <w:tblBorders/>
-      </w:tblPr>
-      <w:tcPr>
         <w:shd w:val="clear" w:color="ffffff"/>
         <w:tcBorders>
           <w:top w:val="none" w:color="000000" w:sz="4" w:space="0"/>
@@ -6441,30 +9776,7 @@
         </w:tcBorders>
       </w:tcPr>
     </w:tblStylePr>
-    <w:tblStylePr w:type="lastCol">
-      <w:rPr>
-        <w:i/>
-        <w:color w:val="404040"/>
-      </w:rPr>
-      <w:pPr>
-        <w:pBdr/>
-        <w:spacing/>
-        <w:ind/>
-      </w:pPr>
-      <w:tblPr>
-        <w:tblBorders/>
-      </w:tblPr>
-      <w:tcPr>
-        <w:shd w:color="ffffff"/>
-        <w:tcBorders>
-          <w:top w:val="none" w:color="000000" w:sz="4" w:space="0"/>
-          <w:left w:val="none" w:color="000000" w:sz="4" w:space="0"/>
-          <w:bottom w:val="none" w:color="000000" w:sz="4" w:space="0"/>
-          <w:right w:val="none" w:color="000000" w:sz="4" w:space="0"/>
-        </w:tcBorders>
-      </w:tcPr>
-    </w:tblStylePr>
-    <w:tblStylePr w:type="lastRow">
+    <w:tblStylePr w:type="firstRow">
       <w:rPr>
         <w:b/>
         <w:color w:val="404040"/>
@@ -6487,6 +9799,52 @@
         </w:tcBorders>
       </w:tcPr>
     </w:tblStylePr>
+    <w:tblStylePr w:type="lastCol">
+      <w:rPr>
+        <w:i/>
+        <w:color w:val="404040"/>
+      </w:rPr>
+      <w:pPr>
+        <w:pBdr/>
+        <w:spacing/>
+        <w:ind/>
+      </w:pPr>
+      <w:tblPr>
+        <w:tblBorders/>
+      </w:tblPr>
+      <w:tcPr>
+        <w:shd w:val="clear" w:color="ffffff"/>
+        <w:tcBorders>
+          <w:top w:val="none" w:color="000000" w:sz="4" w:space="0"/>
+          <w:left w:val="none" w:color="000000" w:sz="4" w:space="0"/>
+          <w:bottom w:val="none" w:color="000000" w:sz="4" w:space="0"/>
+          <w:right w:val="none" w:color="000000" w:sz="4" w:space="0"/>
+        </w:tcBorders>
+      </w:tcPr>
+    </w:tblStylePr>
+    <w:tblStylePr w:type="lastRow">
+      <w:rPr>
+        <w:b/>
+        <w:color w:val="404040"/>
+      </w:rPr>
+      <w:pPr>
+        <w:pBdr/>
+        <w:spacing/>
+        <w:ind/>
+      </w:pPr>
+      <w:tblPr>
+        <w:tblBorders/>
+      </w:tblPr>
+      <w:tcPr>
+        <w:shd w:val="clear" w:color="ffffff"/>
+        <w:tcBorders>
+          <w:top w:val="none" w:color="000000" w:sz="4" w:space="0"/>
+          <w:left w:val="none" w:color="000000" w:sz="4" w:space="0"/>
+          <w:bottom w:val="none" w:color="000000" w:sz="4" w:space="0"/>
+          <w:right w:val="none" w:color="000000" w:sz="4" w:space="0"/>
+        </w:tcBorders>
+      </w:tcPr>
+    </w:tblStylePr>
     <w:tblStylePr w:type="nwCell">
       <w:pPr>
         <w:pBdr/>
@@ -6553,9 +9911,9 @@
       </w:tcPr>
     </w:tblStylePr>
   </w:style>
-  <w:style w:type="table" w:styleId="38">
+  <w:style w:type="table" w:styleId="727">
     <w:name w:val="Grid Table 3 - Accent 5"/>
-    <w:basedOn w:val="665"/>
+    <w:basedOn w:val="887"/>
     <w:uiPriority w:val="99"/>
     <w:pPr>
       <w:pBdr/>
@@ -6654,29 +10012,6 @@
         <w:tblBorders/>
       </w:tblPr>
       <w:tcPr>
-        <w:shd w:color="ffffff"/>
-        <w:tcBorders>
-          <w:top w:val="none" w:color="000000" w:sz="4" w:space="0"/>
-          <w:left w:val="none" w:color="000000" w:sz="4" w:space="0"/>
-          <w:bottom w:val="none" w:color="000000" w:sz="4" w:space="0"/>
-          <w:right w:val="none" w:color="000000" w:sz="4" w:space="0"/>
-        </w:tcBorders>
-      </w:tcPr>
-    </w:tblStylePr>
-    <w:tblStylePr w:type="firstRow">
-      <w:rPr>
-        <w:b/>
-        <w:color w:val="404040"/>
-      </w:rPr>
-      <w:pPr>
-        <w:pBdr/>
-        <w:spacing/>
-        <w:ind/>
-      </w:pPr>
-      <w:tblPr>
-        <w:tblBorders/>
-      </w:tblPr>
-      <w:tcPr>
         <w:shd w:val="clear" w:color="ffffff"/>
         <w:tcBorders>
           <w:top w:val="none" w:color="000000" w:sz="4" w:space="0"/>
@@ -6686,30 +10021,7 @@
         </w:tcBorders>
       </w:tcPr>
     </w:tblStylePr>
-    <w:tblStylePr w:type="lastCol">
-      <w:rPr>
-        <w:i/>
-        <w:color w:val="404040"/>
-      </w:rPr>
-      <w:pPr>
-        <w:pBdr/>
-        <w:spacing/>
-        <w:ind/>
-      </w:pPr>
-      <w:tblPr>
-        <w:tblBorders/>
-      </w:tblPr>
-      <w:tcPr>
-        <w:shd w:color="ffffff"/>
-        <w:tcBorders>
-          <w:top w:val="none" w:color="000000" w:sz="4" w:space="0"/>
-          <w:left w:val="none" w:color="000000" w:sz="4" w:space="0"/>
-          <w:bottom w:val="none" w:color="000000" w:sz="4" w:space="0"/>
-          <w:right w:val="none" w:color="000000" w:sz="4" w:space="0"/>
-        </w:tcBorders>
-      </w:tcPr>
-    </w:tblStylePr>
-    <w:tblStylePr w:type="lastRow">
+    <w:tblStylePr w:type="firstRow">
       <w:rPr>
         <w:b/>
         <w:color w:val="404040"/>
@@ -6732,6 +10044,52 @@
         </w:tcBorders>
       </w:tcPr>
     </w:tblStylePr>
+    <w:tblStylePr w:type="lastCol">
+      <w:rPr>
+        <w:i/>
+        <w:color w:val="404040"/>
+      </w:rPr>
+      <w:pPr>
+        <w:pBdr/>
+        <w:spacing/>
+        <w:ind/>
+      </w:pPr>
+      <w:tblPr>
+        <w:tblBorders/>
+      </w:tblPr>
+      <w:tcPr>
+        <w:shd w:val="clear" w:color="ffffff"/>
+        <w:tcBorders>
+          <w:top w:val="none" w:color="000000" w:sz="4" w:space="0"/>
+          <w:left w:val="none" w:color="000000" w:sz="4" w:space="0"/>
+          <w:bottom w:val="none" w:color="000000" w:sz="4" w:space="0"/>
+          <w:right w:val="none" w:color="000000" w:sz="4" w:space="0"/>
+        </w:tcBorders>
+      </w:tcPr>
+    </w:tblStylePr>
+    <w:tblStylePr w:type="lastRow">
+      <w:rPr>
+        <w:b/>
+        <w:color w:val="404040"/>
+      </w:rPr>
+      <w:pPr>
+        <w:pBdr/>
+        <w:spacing/>
+        <w:ind/>
+      </w:pPr>
+      <w:tblPr>
+        <w:tblBorders/>
+      </w:tblPr>
+      <w:tcPr>
+        <w:shd w:val="clear" w:color="ffffff"/>
+        <w:tcBorders>
+          <w:top w:val="none" w:color="000000" w:sz="4" w:space="0"/>
+          <w:left w:val="none" w:color="000000" w:sz="4" w:space="0"/>
+          <w:bottom w:val="none" w:color="000000" w:sz="4" w:space="0"/>
+          <w:right w:val="none" w:color="000000" w:sz="4" w:space="0"/>
+        </w:tcBorders>
+      </w:tcPr>
+    </w:tblStylePr>
     <w:tblStylePr w:type="nwCell">
       <w:pPr>
         <w:pBdr/>
@@ -6798,9 +10156,9 @@
       </w:tcPr>
     </w:tblStylePr>
   </w:style>
-  <w:style w:type="table" w:styleId="39">
+  <w:style w:type="table" w:styleId="728">
     <w:name w:val="Grid Table 3 - Accent 6"/>
-    <w:basedOn w:val="665"/>
+    <w:basedOn w:val="887"/>
     <w:uiPriority w:val="99"/>
     <w:pPr>
       <w:pBdr/>
@@ -6899,29 +10257,6 @@
         <w:tblBorders/>
       </w:tblPr>
       <w:tcPr>
-        <w:shd w:color="ffffff"/>
-        <w:tcBorders>
-          <w:top w:val="none" w:color="000000" w:sz="4" w:space="0"/>
-          <w:left w:val="none" w:color="000000" w:sz="4" w:space="0"/>
-          <w:bottom w:val="none" w:color="000000" w:sz="4" w:space="0"/>
-          <w:right w:val="none" w:color="000000" w:sz="4" w:space="0"/>
-        </w:tcBorders>
-      </w:tcPr>
-    </w:tblStylePr>
-    <w:tblStylePr w:type="firstRow">
-      <w:rPr>
-        <w:b/>
-        <w:color w:val="404040"/>
-      </w:rPr>
-      <w:pPr>
-        <w:pBdr/>
-        <w:spacing/>
-        <w:ind/>
-      </w:pPr>
-      <w:tblPr>
-        <w:tblBorders/>
-      </w:tblPr>
-      <w:tcPr>
         <w:shd w:val="clear" w:color="ffffff"/>
         <w:tcBorders>
           <w:top w:val="none" w:color="000000" w:sz="4" w:space="0"/>
@@ -6931,30 +10266,7 @@
         </w:tcBorders>
       </w:tcPr>
     </w:tblStylePr>
-    <w:tblStylePr w:type="lastCol">
-      <w:rPr>
-        <w:i/>
-        <w:color w:val="404040"/>
-      </w:rPr>
-      <w:pPr>
-        <w:pBdr/>
-        <w:spacing/>
-        <w:ind/>
-      </w:pPr>
-      <w:tblPr>
-        <w:tblBorders/>
-      </w:tblPr>
-      <w:tcPr>
-        <w:shd w:color="ffffff"/>
-        <w:tcBorders>
-          <w:top w:val="none" w:color="000000" w:sz="4" w:space="0"/>
-          <w:left w:val="none" w:color="000000" w:sz="4" w:space="0"/>
-          <w:bottom w:val="none" w:color="000000" w:sz="4" w:space="0"/>
-          <w:right w:val="none" w:color="000000" w:sz="4" w:space="0"/>
-        </w:tcBorders>
-      </w:tcPr>
-    </w:tblStylePr>
-    <w:tblStylePr w:type="lastRow">
+    <w:tblStylePr w:type="firstRow">
       <w:rPr>
         <w:b/>
         <w:color w:val="404040"/>
@@ -6977,6 +10289,52 @@
         </w:tcBorders>
       </w:tcPr>
     </w:tblStylePr>
+    <w:tblStylePr w:type="lastCol">
+      <w:rPr>
+        <w:i/>
+        <w:color w:val="404040"/>
+      </w:rPr>
+      <w:pPr>
+        <w:pBdr/>
+        <w:spacing/>
+        <w:ind/>
+      </w:pPr>
+      <w:tblPr>
+        <w:tblBorders/>
+      </w:tblPr>
+      <w:tcPr>
+        <w:shd w:val="clear" w:color="ffffff"/>
+        <w:tcBorders>
+          <w:top w:val="none" w:color="000000" w:sz="4" w:space="0"/>
+          <w:left w:val="none" w:color="000000" w:sz="4" w:space="0"/>
+          <w:bottom w:val="none" w:color="000000" w:sz="4" w:space="0"/>
+          <w:right w:val="none" w:color="000000" w:sz="4" w:space="0"/>
+        </w:tcBorders>
+      </w:tcPr>
+    </w:tblStylePr>
+    <w:tblStylePr w:type="lastRow">
+      <w:rPr>
+        <w:b/>
+        <w:color w:val="404040"/>
+      </w:rPr>
+      <w:pPr>
+        <w:pBdr/>
+        <w:spacing/>
+        <w:ind/>
+      </w:pPr>
+      <w:tblPr>
+        <w:tblBorders/>
+      </w:tblPr>
+      <w:tcPr>
+        <w:shd w:val="clear" w:color="ffffff"/>
+        <w:tcBorders>
+          <w:top w:val="none" w:color="000000" w:sz="4" w:space="0"/>
+          <w:left w:val="none" w:color="000000" w:sz="4" w:space="0"/>
+          <w:bottom w:val="none" w:color="000000" w:sz="4" w:space="0"/>
+          <w:right w:val="none" w:color="000000" w:sz="4" w:space="0"/>
+        </w:tcBorders>
+      </w:tcPr>
+    </w:tblStylePr>
     <w:tblStylePr w:type="nwCell">
       <w:pPr>
         <w:pBdr/>
@@ -7043,9 +10401,9 @@
       </w:tcPr>
     </w:tblStylePr>
   </w:style>
-  <w:style w:type="table" w:styleId="40">
+  <w:style w:type="table" w:styleId="729">
     <w:name w:val="Grid Table 4"/>
-    <w:basedOn w:val="665"/>
+    <w:basedOn w:val="887"/>
     <w:uiPriority w:val="59"/>
     <w:pPr>
       <w:pBdr/>
@@ -7276,9 +10634,9 @@
       </w:tcPr>
     </w:tblStylePr>
   </w:style>
-  <w:style w:type="table" w:styleId="41">
+  <w:style w:type="table" w:styleId="730">
     <w:name w:val="Grid Table 4 - Accent 1"/>
-    <w:basedOn w:val="665"/>
+    <w:basedOn w:val="887"/>
     <w:uiPriority w:val="59"/>
     <w:pPr>
       <w:pBdr/>
@@ -7509,9 +10867,9 @@
       </w:tcPr>
     </w:tblStylePr>
   </w:style>
-  <w:style w:type="table" w:styleId="42">
+  <w:style w:type="table" w:styleId="731">
     <w:name w:val="Grid Table 4 - Accent 2"/>
-    <w:basedOn w:val="665"/>
+    <w:basedOn w:val="887"/>
     <w:uiPriority w:val="59"/>
     <w:pPr>
       <w:pBdr/>
@@ -7742,9 +11100,9 @@
       </w:tcPr>
     </w:tblStylePr>
   </w:style>
-  <w:style w:type="table" w:styleId="43">
+  <w:style w:type="table" w:styleId="732">
     <w:name w:val="Grid Table 4 - Accent 3"/>
-    <w:basedOn w:val="665"/>
+    <w:basedOn w:val="887"/>
     <w:uiPriority w:val="59"/>
     <w:pPr>
       <w:pBdr/>
@@ -7975,9 +11333,9 @@
       </w:tcPr>
     </w:tblStylePr>
   </w:style>
-  <w:style w:type="table" w:styleId="44">
+  <w:style w:type="table" w:styleId="733">
     <w:name w:val="Grid Table 4 - Accent 4"/>
-    <w:basedOn w:val="665"/>
+    <w:basedOn w:val="887"/>
     <w:uiPriority w:val="59"/>
     <w:pPr>
       <w:pBdr/>
@@ -8208,9 +11566,9 @@
       </w:tcPr>
     </w:tblStylePr>
   </w:style>
-  <w:style w:type="table" w:styleId="45">
+  <w:style w:type="table" w:styleId="734">
     <w:name w:val="Grid Table 4 - Accent 5"/>
-    <w:basedOn w:val="665"/>
+    <w:basedOn w:val="887"/>
     <w:uiPriority w:val="59"/>
     <w:pPr>
       <w:pBdr/>
@@ -8441,9 +11799,9 @@
       </w:tcPr>
     </w:tblStylePr>
   </w:style>
-  <w:style w:type="table" w:styleId="46">
+  <w:style w:type="table" w:styleId="735">
     <w:name w:val="Grid Table 4 - Accent 6"/>
-    <w:basedOn w:val="665"/>
+    <w:basedOn w:val="887"/>
     <w:uiPriority w:val="59"/>
     <w:pPr>
       <w:pBdr/>
@@ -8674,9 +12032,9 @@
       </w:tcPr>
     </w:tblStylePr>
   </w:style>
-  <w:style w:type="table" w:styleId="47">
+  <w:style w:type="table" w:styleId="736">
     <w:name w:val="Grid Table 5 Dark"/>
-    <w:basedOn w:val="665"/>
+    <w:basedOn w:val="887"/>
     <w:uiPriority w:val="99"/>
     <w:pPr>
       <w:pBdr/>
@@ -8902,9 +12260,9 @@
       </w:tcPr>
     </w:tblStylePr>
   </w:style>
-  <w:style w:type="table" w:styleId="48">
+  <w:style w:type="table" w:styleId="737">
     <w:name w:val="Grid Table 5 Dark- Accent 1"/>
-    <w:basedOn w:val="665"/>
+    <w:basedOn w:val="887"/>
     <w:uiPriority w:val="99"/>
     <w:pPr>
       <w:pBdr/>
@@ -9130,9 +12488,9 @@
       </w:tcPr>
     </w:tblStylePr>
   </w:style>
-  <w:style w:type="table" w:styleId="49">
+  <w:style w:type="table" w:styleId="738">
     <w:name w:val="Grid Table 5 Dark - Accent 2"/>
-    <w:basedOn w:val="665"/>
+    <w:basedOn w:val="887"/>
     <w:uiPriority w:val="99"/>
     <w:pPr>
       <w:pBdr/>
@@ -9358,9 +12716,9 @@
       </w:tcPr>
     </w:tblStylePr>
   </w:style>
-  <w:style w:type="table" w:styleId="50">
+  <w:style w:type="table" w:styleId="739">
     <w:name w:val="Grid Table 5 Dark - Accent 3"/>
-    <w:basedOn w:val="665"/>
+    <w:basedOn w:val="887"/>
     <w:uiPriority w:val="99"/>
     <w:pPr>
       <w:pBdr/>
@@ -9586,9 +12944,9 @@
       </w:tcPr>
     </w:tblStylePr>
   </w:style>
-  <w:style w:type="table" w:styleId="51">
+  <w:style w:type="table" w:styleId="740">
     <w:name w:val="Grid Table 5 Dark- Accent 4"/>
-    <w:basedOn w:val="665"/>
+    <w:basedOn w:val="887"/>
     <w:uiPriority w:val="99"/>
     <w:pPr>
       <w:pBdr/>
@@ -9814,9 +13172,9 @@
       </w:tcPr>
     </w:tblStylePr>
   </w:style>
-  <w:style w:type="table" w:styleId="52">
+  <w:style w:type="table" w:styleId="741">
     <w:name w:val="Grid Table 5 Dark - Accent 5"/>
-    <w:basedOn w:val="665"/>
+    <w:basedOn w:val="887"/>
     <w:uiPriority w:val="99"/>
     <w:pPr>
       <w:pBdr/>
@@ -10042,9 +13400,9 @@
       </w:tcPr>
     </w:tblStylePr>
   </w:style>
-  <w:style w:type="table" w:styleId="53">
+  <w:style w:type="table" w:styleId="742">
     <w:name w:val="Grid Table 5 Dark - Accent 6"/>
-    <w:basedOn w:val="665"/>
+    <w:basedOn w:val="887"/>
     <w:uiPriority w:val="99"/>
     <w:pPr>
       <w:pBdr/>
@@ -10270,9 +13628,9 @@
       </w:tcPr>
     </w:tblStylePr>
   </w:style>
-  <w:style w:type="table" w:styleId="54">
+  <w:style w:type="table" w:styleId="743">
     <w:name w:val="Grid Table 6 Colorful"/>
-    <w:basedOn w:val="665"/>
+    <w:basedOn w:val="887"/>
     <w:uiPriority w:val="99"/>
     <w:pPr>
       <w:pBdr/>
@@ -10500,9 +13858,9 @@
       </w:tcPr>
     </w:tblStylePr>
   </w:style>
-  <w:style w:type="table" w:styleId="55">
+  <w:style w:type="table" w:styleId="744">
     <w:name w:val="Grid Table 6 Colorful - Accent 1"/>
-    <w:basedOn w:val="665"/>
+    <w:basedOn w:val="887"/>
     <w:uiPriority w:val="99"/>
     <w:pPr>
       <w:pBdr/>
@@ -10730,9 +14088,9 @@
       </w:tcPr>
     </w:tblStylePr>
   </w:style>
-  <w:style w:type="table" w:styleId="56">
+  <w:style w:type="table" w:styleId="745">
     <w:name w:val="Grid Table 6 Colorful - Accent 2"/>
-    <w:basedOn w:val="665"/>
+    <w:basedOn w:val="887"/>
     <w:uiPriority w:val="99"/>
     <w:pPr>
       <w:pBdr/>
@@ -10960,9 +14318,9 @@
       </w:tcPr>
     </w:tblStylePr>
   </w:style>
-  <w:style w:type="table" w:styleId="57">
+  <w:style w:type="table" w:styleId="746">
     <w:name w:val="Grid Table 6 Colorful - Accent 3"/>
-    <w:basedOn w:val="665"/>
+    <w:basedOn w:val="887"/>
     <w:uiPriority w:val="99"/>
     <w:pPr>
       <w:pBdr/>
@@ -11190,9 +14548,9 @@
       </w:tcPr>
     </w:tblStylePr>
   </w:style>
-  <w:style w:type="table" w:styleId="58">
+  <w:style w:type="table" w:styleId="747">
     <w:name w:val="Grid Table 6 Colorful - Accent 4"/>
-    <w:basedOn w:val="665"/>
+    <w:basedOn w:val="887"/>
     <w:uiPriority w:val="99"/>
     <w:pPr>
       <w:pBdr/>
@@ -11420,9 +14778,9 @@
       </w:tcPr>
     </w:tblStylePr>
   </w:style>
-  <w:style w:type="table" w:styleId="59">
+  <w:style w:type="table" w:styleId="748">
     <w:name w:val="Grid Table 6 Colorful - Accent 5"/>
-    <w:basedOn w:val="665"/>
+    <w:basedOn w:val="887"/>
     <w:uiPriority w:val="99"/>
     <w:pPr>
       <w:pBdr/>
@@ -11650,9 +15008,9 @@
       </w:tcPr>
     </w:tblStylePr>
   </w:style>
-  <w:style w:type="table" w:styleId="60">
+  <w:style w:type="table" w:styleId="749">
     <w:name w:val="Grid Table 6 Colorful - Accent 6"/>
-    <w:basedOn w:val="665"/>
+    <w:basedOn w:val="887"/>
     <w:uiPriority w:val="99"/>
     <w:pPr>
       <w:pBdr/>
@@ -11880,9 +15238,9 @@
       </w:tcPr>
     </w:tblStylePr>
   </w:style>
-  <w:style w:type="table" w:styleId="61">
+  <w:style w:type="table" w:styleId="750">
     <w:name w:val="Grid Table 7 Colorful"/>
-    <w:basedOn w:val="665"/>
+    <w:basedOn w:val="887"/>
     <w:uiPriority w:val="99"/>
     <w:pPr>
       <w:pBdr/>
@@ -11984,11 +15342,11 @@
         <w:tblBorders/>
       </w:tblPr>
       <w:tcPr>
-        <w:shd w:color="ffffff"/>
+        <w:shd w:val="clear" w:color="ffffff"/>
         <w:tcBorders>
-          <w:top w:val="none"/>
-          <w:left w:val="none"/>
-          <w:bottom w:val="none"/>
+          <w:top w:val="none" w:color="000000" w:sz="4" w:space="0"/>
+          <w:left w:val="none" w:color="000000" w:sz="4" w:space="0"/>
+          <w:bottom w:val="none" w:color="000000" w:sz="4" w:space="0"/>
           <w:right w:val="single" w:color="000000" w:themeColor="text1" w:themeTint="80" w:sz="4" w:space="0"/>
         </w:tcBorders>
       </w:tcPr>
@@ -12011,10 +15369,10 @@
       <w:tcPr>
         <w:shd w:val="clear" w:color="ffffff" w:themeColor="light1" w:fill="ffffff" w:themeFill="light1"/>
         <w:tcBorders>
-          <w:top w:val="none"/>
-          <w:left w:val="none"/>
+          <w:top w:val="none" w:color="000000" w:sz="4" w:space="0"/>
+          <w:left w:val="none" w:color="000000" w:sz="4" w:space="0"/>
           <w:bottom w:val="single" w:color="000000" w:themeColor="text1" w:themeTint="80" w:sz="4" w:space="0"/>
-          <w:right w:val="none"/>
+          <w:right w:val="none" w:color="000000" w:sz="4" w:space="0"/>
         </w:tcBorders>
       </w:tcPr>
     </w:tblStylePr>
@@ -12034,12 +15392,12 @@
         <w:tblBorders/>
       </w:tblPr>
       <w:tcPr>
-        <w:shd w:color="ffffff"/>
+        <w:shd w:val="clear" w:color="ffffff"/>
         <w:tcBorders>
-          <w:top w:val="none"/>
+          <w:top w:val="none" w:color="000000" w:sz="4" w:space="0"/>
           <w:left w:val="single" w:color="000000" w:themeColor="text1" w:themeTint="80" w:sz="4" w:space="0"/>
-          <w:bottom w:val="none"/>
-          <w:right w:val="none"/>
+          <w:bottom w:val="none" w:color="000000" w:sz="4" w:space="0"/>
+          <w:right w:val="none" w:color="000000" w:sz="4" w:space="0"/>
         </w:tcBorders>
       </w:tcPr>
     </w:tblStylePr>
@@ -12062,9 +15420,9 @@
         <w:shd w:val="clear" w:color="ffffff" w:themeColor="light1" w:fill="ffffff" w:themeFill="light1"/>
         <w:tcBorders>
           <w:top w:val="single" w:color="000000" w:themeColor="text1" w:themeTint="80" w:sz="4" w:space="0"/>
-          <w:left w:val="none"/>
-          <w:bottom w:val="none"/>
-          <w:right w:val="none"/>
+          <w:left w:val="none" w:color="000000" w:sz="4" w:space="0"/>
+          <w:bottom w:val="none" w:color="000000" w:sz="4" w:space="0"/>
+          <w:right w:val="none" w:color="000000" w:sz="4" w:space="0"/>
         </w:tcBorders>
       </w:tcPr>
     </w:tblStylePr>
@@ -12134,9 +15492,9 @@
       </w:tcPr>
     </w:tblStylePr>
   </w:style>
-  <w:style w:type="table" w:styleId="62">
+  <w:style w:type="table" w:styleId="751">
     <w:name w:val="Grid Table 7 Colorful - Accent 1"/>
-    <w:basedOn w:val="665"/>
+    <w:basedOn w:val="887"/>
     <w:uiPriority w:val="99"/>
     <w:pPr>
       <w:pBdr/>
@@ -12238,11 +15596,11 @@
         <w:tblBorders/>
       </w:tblPr>
       <w:tcPr>
-        <w:shd w:color="ffffff"/>
+        <w:shd w:val="clear" w:color="ffffff"/>
         <w:tcBorders>
-          <w:top w:val="none"/>
-          <w:left w:val="none"/>
-          <w:bottom w:val="none"/>
+          <w:top w:val="none" w:color="000000" w:sz="4" w:space="0"/>
+          <w:left w:val="none" w:color="000000" w:sz="4" w:space="0"/>
+          <w:bottom w:val="none" w:color="000000" w:sz="4" w:space="0"/>
           <w:right w:val="single" w:color="000000" w:themeColor="accent1" w:themeTint="80" w:sz="4" w:space="0"/>
         </w:tcBorders>
       </w:tcPr>
@@ -12265,10 +15623,10 @@
       <w:tcPr>
         <w:shd w:val="clear" w:color="ffffff" w:themeColor="light1" w:fill="ffffff" w:themeFill="light1"/>
         <w:tcBorders>
-          <w:top w:val="none"/>
-          <w:left w:val="none"/>
+          <w:top w:val="none" w:color="000000" w:sz="4" w:space="0"/>
+          <w:left w:val="none" w:color="000000" w:sz="4" w:space="0"/>
           <w:bottom w:val="single" w:color="000000" w:themeColor="accent1" w:themeTint="80" w:sz="4" w:space="0"/>
-          <w:right w:val="none"/>
+          <w:right w:val="none" w:color="000000" w:sz="4" w:space="0"/>
         </w:tcBorders>
       </w:tcPr>
     </w:tblStylePr>
@@ -12288,12 +15646,12 @@
         <w:tblBorders/>
       </w:tblPr>
       <w:tcPr>
-        <w:shd w:color="ffffff"/>
+        <w:shd w:val="clear" w:color="ffffff"/>
         <w:tcBorders>
-          <w:top w:val="none"/>
+          <w:top w:val="none" w:color="000000" w:sz="4" w:space="0"/>
           <w:left w:val="single" w:color="000000" w:themeColor="accent1" w:themeTint="80" w:sz="4" w:space="0"/>
-          <w:bottom w:val="none"/>
-          <w:right w:val="none"/>
+          <w:bottom w:val="none" w:color="000000" w:sz="4" w:space="0"/>
+          <w:right w:val="none" w:color="000000" w:sz="4" w:space="0"/>
         </w:tcBorders>
       </w:tcPr>
     </w:tblStylePr>
@@ -12316,9 +15674,9 @@
         <w:shd w:val="clear" w:color="ffffff" w:themeColor="light1" w:fill="ffffff" w:themeFill="light1"/>
         <w:tcBorders>
           <w:top w:val="single" w:color="000000" w:themeColor="accent1" w:themeTint="80" w:sz="4" w:space="0"/>
-          <w:left w:val="none"/>
-          <w:bottom w:val="none"/>
-          <w:right w:val="none"/>
+          <w:left w:val="none" w:color="000000" w:sz="4" w:space="0"/>
+          <w:bottom w:val="none" w:color="000000" w:sz="4" w:space="0"/>
+          <w:right w:val="none" w:color="000000" w:sz="4" w:space="0"/>
         </w:tcBorders>
       </w:tcPr>
     </w:tblStylePr>
@@ -12388,9 +15746,9 @@
       </w:tcPr>
     </w:tblStylePr>
   </w:style>
-  <w:style w:type="table" w:styleId="63">
+  <w:style w:type="table" w:styleId="752">
     <w:name w:val="Grid Table 7 Colorful - Accent 2"/>
-    <w:basedOn w:val="665"/>
+    <w:basedOn w:val="887"/>
     <w:uiPriority w:val="99"/>
     <w:pPr>
       <w:pBdr/>
@@ -12492,11 +15850,11 @@
         <w:tblBorders/>
       </w:tblPr>
       <w:tcPr>
-        <w:shd w:color="ffffff"/>
+        <w:shd w:val="clear" w:color="ffffff"/>
         <w:tcBorders>
-          <w:top w:val="none"/>
-          <w:left w:val="none"/>
-          <w:bottom w:val="none"/>
+          <w:top w:val="none" w:color="000000" w:sz="4" w:space="0"/>
+          <w:left w:val="none" w:color="000000" w:sz="4" w:space="0"/>
+          <w:bottom w:val="none" w:color="000000" w:sz="4" w:space="0"/>
           <w:right w:val="single" w:color="000000" w:themeColor="accent2" w:themeTint="97" w:sz="4" w:space="0"/>
         </w:tcBorders>
       </w:tcPr>
@@ -12519,10 +15877,10 @@
       <w:tcPr>
         <w:shd w:val="clear" w:color="ffffff" w:themeColor="light1" w:fill="ffffff" w:themeFill="light1"/>
         <w:tcBorders>
-          <w:top w:val="none"/>
-          <w:left w:val="none"/>
+          <w:top w:val="none" w:color="000000" w:sz="4" w:space="0"/>
+          <w:left w:val="none" w:color="000000" w:sz="4" w:space="0"/>
           <w:bottom w:val="single" w:color="000000" w:themeColor="accent2" w:themeTint="97" w:sz="4" w:space="0"/>
-          <w:right w:val="none"/>
+          <w:right w:val="none" w:color="000000" w:sz="4" w:space="0"/>
         </w:tcBorders>
       </w:tcPr>
     </w:tblStylePr>
@@ -12542,12 +15900,12 @@
         <w:tblBorders/>
       </w:tblPr>
       <w:tcPr>
-        <w:shd w:color="ffffff"/>
+        <w:shd w:val="clear" w:color="ffffff"/>
         <w:tcBorders>
-          <w:top w:val="none"/>
+          <w:top w:val="none" w:color="000000" w:sz="4" w:space="0"/>
           <w:left w:val="single" w:color="000000" w:themeColor="accent2" w:themeTint="97" w:sz="4" w:space="0"/>
-          <w:bottom w:val="none"/>
-          <w:right w:val="none"/>
+          <w:bottom w:val="none" w:color="000000" w:sz="4" w:space="0"/>
+          <w:right w:val="none" w:color="000000" w:sz="4" w:space="0"/>
         </w:tcBorders>
       </w:tcPr>
     </w:tblStylePr>
@@ -12570,9 +15928,9 @@
         <w:shd w:val="clear" w:color="ffffff" w:themeColor="light1" w:fill="ffffff" w:themeFill="light1"/>
         <w:tcBorders>
           <w:top w:val="single" w:color="000000" w:themeColor="accent2" w:themeTint="97" w:sz="4" w:space="0"/>
-          <w:left w:val="none"/>
-          <w:bottom w:val="none"/>
-          <w:right w:val="none"/>
+          <w:left w:val="none" w:color="000000" w:sz="4" w:space="0"/>
+          <w:bottom w:val="none" w:color="000000" w:sz="4" w:space="0"/>
+          <w:right w:val="none" w:color="000000" w:sz="4" w:space="0"/>
         </w:tcBorders>
       </w:tcPr>
     </w:tblStylePr>
@@ -12642,9 +16000,9 @@
       </w:tcPr>
     </w:tblStylePr>
   </w:style>
-  <w:style w:type="table" w:styleId="64">
+  <w:style w:type="table" w:styleId="753">
     <w:name w:val="Grid Table 7 Colorful - Accent 3"/>
-    <w:basedOn w:val="665"/>
+    <w:basedOn w:val="887"/>
     <w:uiPriority w:val="99"/>
     <w:pPr>
       <w:pBdr/>
@@ -12746,11 +16104,11 @@
         <w:tblBorders/>
       </w:tblPr>
       <w:tcPr>
-        <w:shd w:color="ffffff"/>
+        <w:shd w:val="clear" w:color="ffffff"/>
         <w:tcBorders>
-          <w:top w:val="none"/>
-          <w:left w:val="none"/>
-          <w:bottom w:val="none"/>
+          <w:top w:val="none" w:color="000000" w:sz="4" w:space="0"/>
+          <w:left w:val="none" w:color="000000" w:sz="4" w:space="0"/>
+          <w:bottom w:val="none" w:color="000000" w:sz="4" w:space="0"/>
           <w:right w:val="single" w:color="000000" w:themeColor="accent3" w:themeTint="FE" w:sz="4" w:space="0"/>
         </w:tcBorders>
       </w:tcPr>
@@ -12773,10 +16131,10 @@
       <w:tcPr>
         <w:shd w:val="clear" w:color="ffffff" w:themeColor="light1" w:fill="ffffff" w:themeFill="light1"/>
         <w:tcBorders>
-          <w:top w:val="none"/>
-          <w:left w:val="none"/>
+          <w:top w:val="none" w:color="000000" w:sz="4" w:space="0"/>
+          <w:left w:val="none" w:color="000000" w:sz="4" w:space="0"/>
           <w:bottom w:val="single" w:color="000000" w:themeColor="accent3" w:themeTint="FE" w:sz="4" w:space="0"/>
-          <w:right w:val="none"/>
+          <w:right w:val="none" w:color="000000" w:sz="4" w:space="0"/>
         </w:tcBorders>
       </w:tcPr>
     </w:tblStylePr>
@@ -12796,12 +16154,12 @@
         <w:tblBorders/>
       </w:tblPr>
       <w:tcPr>
-        <w:shd w:color="ffffff"/>
+        <w:shd w:val="clear" w:color="ffffff"/>
         <w:tcBorders>
-          <w:top w:val="none"/>
+          <w:top w:val="none" w:color="000000" w:sz="4" w:space="0"/>
           <w:left w:val="single" w:color="000000" w:themeColor="accent3" w:themeTint="FE" w:sz="4" w:space="0"/>
-          <w:bottom w:val="none"/>
-          <w:right w:val="none"/>
+          <w:bottom w:val="none" w:color="000000" w:sz="4" w:space="0"/>
+          <w:right w:val="none" w:color="000000" w:sz="4" w:space="0"/>
         </w:tcBorders>
       </w:tcPr>
     </w:tblStylePr>
@@ -12824,9 +16182,9 @@
         <w:shd w:val="clear" w:color="ffffff" w:themeColor="light1" w:fill="ffffff" w:themeFill="light1"/>
         <w:tcBorders>
           <w:top w:val="single" w:color="000000" w:themeColor="accent3" w:themeTint="FE" w:sz="4" w:space="0"/>
-          <w:left w:val="none"/>
-          <w:bottom w:val="none"/>
-          <w:right w:val="none"/>
+          <w:left w:val="none" w:color="000000" w:sz="4" w:space="0"/>
+          <w:bottom w:val="none" w:color="000000" w:sz="4" w:space="0"/>
+          <w:right w:val="none" w:color="000000" w:sz="4" w:space="0"/>
         </w:tcBorders>
       </w:tcPr>
     </w:tblStylePr>
@@ -12896,9 +16254,9 @@
       </w:tcPr>
     </w:tblStylePr>
   </w:style>
-  <w:style w:type="table" w:styleId="65">
+  <w:style w:type="table" w:styleId="754">
     <w:name w:val="Grid Table 7 Colorful - Accent 4"/>
-    <w:basedOn w:val="665"/>
+    <w:basedOn w:val="887"/>
     <w:uiPriority w:val="99"/>
     <w:pPr>
       <w:pBdr/>
@@ -13000,11 +16358,11 @@
         <w:tblBorders/>
       </w:tblPr>
       <w:tcPr>
-        <w:shd w:color="ffffff"/>
+        <w:shd w:val="clear" w:color="ffffff"/>
         <w:tcBorders>
-          <w:top w:val="none"/>
-          <w:left w:val="none"/>
-          <w:bottom w:val="none"/>
+          <w:top w:val="none" w:color="000000" w:sz="4" w:space="0"/>
+          <w:left w:val="none" w:color="000000" w:sz="4" w:space="0"/>
+          <w:bottom w:val="none" w:color="000000" w:sz="4" w:space="0"/>
           <w:right w:val="single" w:color="000000" w:themeColor="accent4" w:themeTint="9A" w:sz="4" w:space="0"/>
         </w:tcBorders>
       </w:tcPr>
@@ -13027,10 +16385,10 @@
       <w:tcPr>
         <w:shd w:val="clear" w:color="ffffff" w:themeColor="light1" w:fill="ffffff" w:themeFill="light1"/>
         <w:tcBorders>
-          <w:top w:val="none"/>
-          <w:left w:val="none"/>
+          <w:top w:val="none" w:color="000000" w:sz="4" w:space="0"/>
+          <w:left w:val="none" w:color="000000" w:sz="4" w:space="0"/>
           <w:bottom w:val="single" w:color="000000" w:themeColor="accent4" w:themeTint="9A" w:sz="4" w:space="0"/>
-          <w:right w:val="none"/>
+          <w:right w:val="none" w:color="000000" w:sz="4" w:space="0"/>
         </w:tcBorders>
       </w:tcPr>
     </w:tblStylePr>
@@ -13050,12 +16408,12 @@
         <w:tblBorders/>
       </w:tblPr>
       <w:tcPr>
-        <w:shd w:color="ffffff"/>
+        <w:shd w:val="clear" w:color="ffffff"/>
         <w:tcBorders>
-          <w:top w:val="none"/>
+          <w:top w:val="none" w:color="000000" w:sz="4" w:space="0"/>
           <w:left w:val="single" w:color="000000" w:themeColor="accent4" w:themeTint="9A" w:sz="4" w:space="0"/>
-          <w:bottom w:val="none"/>
-          <w:right w:val="none"/>
+          <w:bottom w:val="none" w:color="000000" w:sz="4" w:space="0"/>
+          <w:right w:val="none" w:color="000000" w:sz="4" w:space="0"/>
         </w:tcBorders>
       </w:tcPr>
     </w:tblStylePr>
@@ -13078,9 +16436,9 @@
         <w:shd w:val="clear" w:color="ffffff" w:themeColor="light1" w:fill="ffffff" w:themeFill="light1"/>
         <w:tcBorders>
           <w:top w:val="single" w:color="000000" w:themeColor="accent4" w:themeTint="9A" w:sz="4" w:space="0"/>
-          <w:left w:val="none"/>
-          <w:bottom w:val="none"/>
-          <w:right w:val="none"/>
+          <w:left w:val="none" w:color="000000" w:sz="4" w:space="0"/>
+          <w:bottom w:val="none" w:color="000000" w:sz="4" w:space="0"/>
+          <w:right w:val="none" w:color="000000" w:sz="4" w:space="0"/>
         </w:tcBorders>
       </w:tcPr>
     </w:tblStylePr>
@@ -13150,9 +16508,9 @@
       </w:tcPr>
     </w:tblStylePr>
   </w:style>
-  <w:style w:type="table" w:styleId="66">
+  <w:style w:type="table" w:styleId="755">
     <w:name w:val="Grid Table 7 Colorful - Accent 5"/>
-    <w:basedOn w:val="665"/>
+    <w:basedOn w:val="887"/>
     <w:uiPriority w:val="99"/>
     <w:pPr>
       <w:pBdr/>
@@ -13254,11 +16612,11 @@
         <w:tblBorders/>
       </w:tblPr>
       <w:tcPr>
-        <w:shd w:color="ffffff"/>
+        <w:shd w:val="clear" w:color="ffffff"/>
         <w:tcBorders>
-          <w:top w:val="none"/>
-          <w:left w:val="none"/>
-          <w:bottom w:val="none"/>
+          <w:top w:val="none" w:color="000000" w:sz="4" w:space="0"/>
+          <w:left w:val="none" w:color="000000" w:sz="4" w:space="0"/>
+          <w:bottom w:val="none" w:color="000000" w:sz="4" w:space="0"/>
           <w:right w:val="single" w:color="000000" w:themeColor="accent5" w:themeTint="90" w:sz="4" w:space="0"/>
         </w:tcBorders>
       </w:tcPr>
@@ -13281,10 +16639,10 @@
       <w:tcPr>
         <w:shd w:val="clear" w:color="ffffff" w:themeColor="light1" w:fill="ffffff" w:themeFill="light1"/>
         <w:tcBorders>
-          <w:top w:val="none"/>
-          <w:left w:val="none"/>
+          <w:top w:val="none" w:color="000000" w:sz="4" w:space="0"/>
+          <w:left w:val="none" w:color="000000" w:sz="4" w:space="0"/>
           <w:bottom w:val="single" w:color="000000" w:themeColor="accent5" w:themeTint="90" w:sz="4" w:space="0"/>
-          <w:right w:val="none"/>
+          <w:right w:val="none" w:color="000000" w:sz="4" w:space="0"/>
         </w:tcBorders>
       </w:tcPr>
     </w:tblStylePr>
@@ -13304,12 +16662,12 @@
         <w:tblBorders/>
       </w:tblPr>
       <w:tcPr>
-        <w:shd w:color="ffffff"/>
+        <w:shd w:val="clear" w:color="ffffff"/>
         <w:tcBorders>
-          <w:top w:val="none"/>
+          <w:top w:val="none" w:color="000000" w:sz="4" w:space="0"/>
           <w:left w:val="single" w:color="000000" w:themeColor="accent5" w:themeTint="90" w:sz="4" w:space="0"/>
-          <w:bottom w:val="none"/>
-          <w:right w:val="none"/>
+          <w:bottom w:val="none" w:color="000000" w:sz="4" w:space="0"/>
+          <w:right w:val="none" w:color="000000" w:sz="4" w:space="0"/>
         </w:tcBorders>
       </w:tcPr>
     </w:tblStylePr>
@@ -13332,9 +16690,9 @@
         <w:shd w:val="clear" w:color="ffffff" w:themeColor="light1" w:fill="ffffff" w:themeFill="light1"/>
         <w:tcBorders>
           <w:top w:val="single" w:color="000000" w:themeColor="accent5" w:themeTint="90" w:sz="4" w:space="0"/>
-          <w:left w:val="none"/>
-          <w:bottom w:val="none"/>
-          <w:right w:val="none"/>
+          <w:left w:val="none" w:color="000000" w:sz="4" w:space="0"/>
+          <w:bottom w:val="none" w:color="000000" w:sz="4" w:space="0"/>
+          <w:right w:val="none" w:color="000000" w:sz="4" w:space="0"/>
         </w:tcBorders>
       </w:tcPr>
     </w:tblStylePr>
@@ -13404,9 +16762,9 @@
       </w:tcPr>
     </w:tblStylePr>
   </w:style>
-  <w:style w:type="table" w:styleId="67">
+  <w:style w:type="table" w:styleId="756">
     <w:name w:val="Grid Table 7 Colorful - Accent 6"/>
-    <w:basedOn w:val="665"/>
+    <w:basedOn w:val="887"/>
     <w:uiPriority w:val="99"/>
     <w:pPr>
       <w:pBdr/>
@@ -13508,11 +16866,11 @@
         <w:tblBorders/>
       </w:tblPr>
       <w:tcPr>
-        <w:shd w:color="ffffff"/>
+        <w:shd w:val="clear" w:color="ffffff"/>
         <w:tcBorders>
-          <w:top w:val="none"/>
-          <w:left w:val="none"/>
-          <w:bottom w:val="none"/>
+          <w:top w:val="none" w:color="000000" w:sz="4" w:space="0"/>
+          <w:left w:val="none" w:color="000000" w:sz="4" w:space="0"/>
+          <w:bottom w:val="none" w:color="000000" w:sz="4" w:space="0"/>
           <w:right w:val="single" w:color="000000" w:themeColor="accent6" w:themeTint="90" w:sz="4" w:space="0"/>
         </w:tcBorders>
       </w:tcPr>
@@ -13535,10 +16893,10 @@
       <w:tcPr>
         <w:shd w:val="clear" w:color="ffffff" w:themeColor="light1" w:fill="ffffff" w:themeFill="light1"/>
         <w:tcBorders>
-          <w:top w:val="none"/>
-          <w:left w:val="none"/>
+          <w:top w:val="none" w:color="000000" w:sz="4" w:space="0"/>
+          <w:left w:val="none" w:color="000000" w:sz="4" w:space="0"/>
           <w:bottom w:val="single" w:color="000000" w:themeColor="accent6" w:themeTint="90" w:sz="4" w:space="0"/>
-          <w:right w:val="none"/>
+          <w:right w:val="none" w:color="000000" w:sz="4" w:space="0"/>
         </w:tcBorders>
       </w:tcPr>
     </w:tblStylePr>
@@ -13558,12 +16916,12 @@
         <w:tblBorders/>
       </w:tblPr>
       <w:tcPr>
-        <w:shd w:color="ffffff"/>
+        <w:shd w:val="clear" w:color="ffffff"/>
         <w:tcBorders>
-          <w:top w:val="none"/>
+          <w:top w:val="none" w:color="000000" w:sz="4" w:space="0"/>
           <w:left w:val="single" w:color="000000" w:themeColor="accent6" w:themeTint="90" w:sz="4" w:space="0"/>
-          <w:bottom w:val="none"/>
-          <w:right w:val="none"/>
+          <w:bottom w:val="none" w:color="000000" w:sz="4" w:space="0"/>
+          <w:right w:val="none" w:color="000000" w:sz="4" w:space="0"/>
         </w:tcBorders>
       </w:tcPr>
     </w:tblStylePr>
@@ -13586,9 +16944,9 @@
         <w:shd w:val="clear" w:color="ffffff" w:themeColor="light1" w:fill="ffffff" w:themeFill="light1"/>
         <w:tcBorders>
           <w:top w:val="single" w:color="000000" w:themeColor="accent6" w:themeTint="90" w:sz="4" w:space="0"/>
-          <w:left w:val="none"/>
-          <w:bottom w:val="none"/>
-          <w:right w:val="none"/>
+          <w:left w:val="none" w:color="000000" w:sz="4" w:space="0"/>
+          <w:bottom w:val="none" w:color="000000" w:sz="4" w:space="0"/>
+          <w:right w:val="none" w:color="000000" w:sz="4" w:space="0"/>
         </w:tcBorders>
       </w:tcPr>
     </w:tblStylePr>
@@ -13658,9 +17016,9 @@
       </w:tcPr>
     </w:tblStylePr>
   </w:style>
-  <w:style w:type="table" w:styleId="68">
+  <w:style w:type="table" w:styleId="757">
     <w:name w:val="List Table 1 Light"/>
-    <w:basedOn w:val="665"/>
+    <w:basedOn w:val="887"/>
     <w:uiPriority w:val="99"/>
     <w:pPr>
       <w:pBdr/>
@@ -13874,9 +17232,9 @@
       </w:tcPr>
     </w:tblStylePr>
   </w:style>
-  <w:style w:type="table" w:styleId="69">
+  <w:style w:type="table" w:styleId="758">
     <w:name w:val="List Table 1 Light - Accent 1"/>
-    <w:basedOn w:val="665"/>
+    <w:basedOn w:val="887"/>
     <w:uiPriority w:val="99"/>
     <w:pPr>
       <w:pBdr/>
@@ -14090,9 +17448,9 @@
       </w:tcPr>
     </w:tblStylePr>
   </w:style>
-  <w:style w:type="table" w:styleId="70">
+  <w:style w:type="table" w:styleId="759">
     <w:name w:val="List Table 1 Light - Accent 2"/>
-    <w:basedOn w:val="665"/>
+    <w:basedOn w:val="887"/>
     <w:uiPriority w:val="99"/>
     <w:pPr>
       <w:pBdr/>
@@ -14306,9 +17664,9 @@
       </w:tcPr>
     </w:tblStylePr>
   </w:style>
-  <w:style w:type="table" w:styleId="71">
+  <w:style w:type="table" w:styleId="760">
     <w:name w:val="List Table 1 Light - Accent 3"/>
-    <w:basedOn w:val="665"/>
+    <w:basedOn w:val="887"/>
     <w:uiPriority w:val="99"/>
     <w:pPr>
       <w:pBdr/>
@@ -14522,9 +17880,9 @@
       </w:tcPr>
     </w:tblStylePr>
   </w:style>
-  <w:style w:type="table" w:styleId="72">
+  <w:style w:type="table" w:styleId="761">
     <w:name w:val="List Table 1 Light - Accent 4"/>
-    <w:basedOn w:val="665"/>
+    <w:basedOn w:val="887"/>
     <w:uiPriority w:val="99"/>
     <w:pPr>
       <w:pBdr/>
@@ -14738,9 +18096,9 @@
       </w:tcPr>
     </w:tblStylePr>
   </w:style>
-  <w:style w:type="table" w:styleId="73">
+  <w:style w:type="table" w:styleId="762">
     <w:name w:val="List Table 1 Light - Accent 5"/>
-    <w:basedOn w:val="665"/>
+    <w:basedOn w:val="887"/>
     <w:uiPriority w:val="99"/>
     <w:pPr>
       <w:pBdr/>
@@ -14954,9 +18312,9 @@
       </w:tcPr>
     </w:tblStylePr>
   </w:style>
-  <w:style w:type="table" w:styleId="74">
+  <w:style w:type="table" w:styleId="763">
     <w:name w:val="List Table 1 Light - Accent 6"/>
-    <w:basedOn w:val="665"/>
+    <w:basedOn w:val="887"/>
     <w:uiPriority w:val="99"/>
     <w:pPr>
       <w:pBdr/>
@@ -15170,9 +18528,9 @@
       </w:tcPr>
     </w:tblStylePr>
   </w:style>
-  <w:style w:type="table" w:styleId="75">
+  <w:style w:type="table" w:styleId="764">
     <w:name w:val="List Table 2"/>
-    <w:basedOn w:val="665"/>
+    <w:basedOn w:val="887"/>
     <w:uiPriority w:val="99"/>
     <w:pPr>
       <w:pBdr/>
@@ -15408,9 +18766,9 @@
       </w:tcPr>
     </w:tblStylePr>
   </w:style>
-  <w:style w:type="table" w:styleId="76">
+  <w:style w:type="table" w:styleId="765">
     <w:name w:val="List Table 2 - Accent 1"/>
-    <w:basedOn w:val="665"/>
+    <w:basedOn w:val="887"/>
     <w:uiPriority w:val="99"/>
     <w:pPr>
       <w:pBdr/>
@@ -15646,9 +19004,9 @@
       </w:tcPr>
     </w:tblStylePr>
   </w:style>
-  <w:style w:type="table" w:styleId="77">
+  <w:style w:type="table" w:styleId="766">
     <w:name w:val="List Table 2 - Accent 2"/>
-    <w:basedOn w:val="665"/>
+    <w:basedOn w:val="887"/>
     <w:uiPriority w:val="99"/>
     <w:pPr>
       <w:pBdr/>
@@ -15884,9 +19242,9 @@
       </w:tcPr>
     </w:tblStylePr>
   </w:style>
-  <w:style w:type="table" w:styleId="78">
+  <w:style w:type="table" w:styleId="767">
     <w:name w:val="List Table 2 - Accent 3"/>
-    <w:basedOn w:val="665"/>
+    <w:basedOn w:val="887"/>
     <w:uiPriority w:val="99"/>
     <w:pPr>
       <w:pBdr/>
@@ -16122,9 +19480,9 @@
       </w:tcPr>
     </w:tblStylePr>
   </w:style>
-  <w:style w:type="table" w:styleId="79">
+  <w:style w:type="table" w:styleId="768">
     <w:name w:val="List Table 2 - Accent 4"/>
-    <w:basedOn w:val="665"/>
+    <w:basedOn w:val="887"/>
     <w:uiPriority w:val="99"/>
     <w:pPr>
       <w:pBdr/>
@@ -16360,9 +19718,9 @@
       </w:tcPr>
     </w:tblStylePr>
   </w:style>
-  <w:style w:type="table" w:styleId="80">
+  <w:style w:type="table" w:styleId="769">
     <w:name w:val="List Table 2 - Accent 5"/>
-    <w:basedOn w:val="665"/>
+    <w:basedOn w:val="887"/>
     <w:uiPriority w:val="99"/>
     <w:pPr>
       <w:pBdr/>
@@ -16598,9 +19956,9 @@
       </w:tcPr>
     </w:tblStylePr>
   </w:style>
-  <w:style w:type="table" w:styleId="81">
+  <w:style w:type="table" w:styleId="770">
     <w:name w:val="List Table 2 - Accent 6"/>
-    <w:basedOn w:val="665"/>
+    <w:basedOn w:val="887"/>
     <w:uiPriority w:val="99"/>
     <w:pPr>
       <w:pBdr/>
@@ -16836,9 +20194,9 @@
       </w:tcPr>
     </w:tblStylePr>
   </w:style>
-  <w:style w:type="table" w:styleId="82">
+  <w:style w:type="table" w:styleId="771">
     <w:name w:val="List Table 3"/>
-    <w:basedOn w:val="665"/>
+    <w:basedOn w:val="887"/>
     <w:uiPriority w:val="99"/>
     <w:pPr>
       <w:pBdr/>
@@ -17064,9 +20422,9 @@
       </w:tcPr>
     </w:tblStylePr>
   </w:style>
-  <w:style w:type="table" w:styleId="83">
+  <w:style w:type="table" w:styleId="772">
     <w:name w:val="List Table 3 - Accent 1"/>
-    <w:basedOn w:val="665"/>
+    <w:basedOn w:val="887"/>
     <w:uiPriority w:val="99"/>
     <w:pPr>
       <w:pBdr/>
@@ -17292,9 +20650,9 @@
       </w:tcPr>
     </w:tblStylePr>
   </w:style>
-  <w:style w:type="table" w:styleId="84">
+  <w:style w:type="table" w:styleId="773">
     <w:name w:val="List Table 3 - Accent 2"/>
-    <w:basedOn w:val="665"/>
+    <w:basedOn w:val="887"/>
     <w:uiPriority w:val="99"/>
     <w:pPr>
       <w:pBdr/>
@@ -17520,9 +20878,9 @@
       </w:tcPr>
     </w:tblStylePr>
   </w:style>
-  <w:style w:type="table" w:styleId="85">
+  <w:style w:type="table" w:styleId="774">
     <w:name w:val="List Table 3 - Accent 3"/>
-    <w:basedOn w:val="665"/>
+    <w:basedOn w:val="887"/>
     <w:uiPriority w:val="99"/>
     <w:pPr>
       <w:pBdr/>
@@ -17748,9 +21106,9 @@
       </w:tcPr>
     </w:tblStylePr>
   </w:style>
-  <w:style w:type="table" w:styleId="86">
+  <w:style w:type="table" w:styleId="775">
     <w:name w:val="List Table 3 - Accent 4"/>
-    <w:basedOn w:val="665"/>
+    <w:basedOn w:val="887"/>
     <w:uiPriority w:val="99"/>
     <w:pPr>
       <w:pBdr/>
@@ -17976,9 +21334,9 @@
       </w:tcPr>
     </w:tblStylePr>
   </w:style>
-  <w:style w:type="table" w:styleId="87">
+  <w:style w:type="table" w:styleId="776">
     <w:name w:val="List Table 3 - Accent 5"/>
-    <w:basedOn w:val="665"/>
+    <w:basedOn w:val="887"/>
     <w:uiPriority w:val="99"/>
     <w:pPr>
       <w:pBdr/>
@@ -18204,9 +21562,9 @@
       </w:tcPr>
     </w:tblStylePr>
   </w:style>
-  <w:style w:type="table" w:styleId="88">
+  <w:style w:type="table" w:styleId="777">
     <w:name w:val="List Table 3 - Accent 6"/>
-    <w:basedOn w:val="665"/>
+    <w:basedOn w:val="887"/>
     <w:uiPriority w:val="99"/>
     <w:pPr>
       <w:pBdr/>
@@ -18432,9 +21790,9 @@
       </w:tcPr>
     </w:tblStylePr>
   </w:style>
-  <w:style w:type="table" w:styleId="89">
+  <w:style w:type="table" w:styleId="778">
     <w:name w:val="List Table 4"/>
-    <w:basedOn w:val="665"/>
+    <w:basedOn w:val="887"/>
     <w:uiPriority w:val="99"/>
     <w:pPr>
       <w:pBdr/>
@@ -18657,9 +22015,9 @@
       </w:tcPr>
     </w:tblStylePr>
   </w:style>
-  <w:style w:type="table" w:styleId="90">
+  <w:style w:type="table" w:styleId="779">
     <w:name w:val="List Table 4 - Accent 1"/>
-    <w:basedOn w:val="665"/>
+    <w:basedOn w:val="887"/>
     <w:uiPriority w:val="99"/>
     <w:pPr>
       <w:pBdr/>
@@ -18882,9 +22240,9 @@
       </w:tcPr>
     </w:tblStylePr>
   </w:style>
-  <w:style w:type="table" w:styleId="91">
+  <w:style w:type="table" w:styleId="780">
     <w:name w:val="List Table 4 - Accent 2"/>
-    <w:basedOn w:val="665"/>
+    <w:basedOn w:val="887"/>
     <w:uiPriority w:val="99"/>
     <w:pPr>
       <w:pBdr/>
@@ -19107,9 +22465,9 @@
       </w:tcPr>
     </w:tblStylePr>
   </w:style>
-  <w:style w:type="table" w:styleId="92">
+  <w:style w:type="table" w:styleId="781">
     <w:name w:val="List Table 4 - Accent 3"/>
-    <w:basedOn w:val="665"/>
+    <w:basedOn w:val="887"/>
     <w:uiPriority w:val="99"/>
     <w:pPr>
       <w:pBdr/>
@@ -19332,9 +22690,9 @@
       </w:tcPr>
     </w:tblStylePr>
   </w:style>
-  <w:style w:type="table" w:styleId="93">
+  <w:style w:type="table" w:styleId="782">
     <w:name w:val="List Table 4 - Accent 4"/>
-    <w:basedOn w:val="665"/>
+    <w:basedOn w:val="887"/>
     <w:uiPriority w:val="99"/>
     <w:pPr>
       <w:pBdr/>
@@ -19557,9 +22915,9 @@
       </w:tcPr>
     </w:tblStylePr>
   </w:style>
-  <w:style w:type="table" w:styleId="94">
+  <w:style w:type="table" w:styleId="783">
     <w:name w:val="List Table 4 - Accent 5"/>
-    <w:basedOn w:val="665"/>
+    <w:basedOn w:val="887"/>
     <w:uiPriority w:val="99"/>
     <w:pPr>
       <w:pBdr/>
@@ -19782,9 +23140,9 @@
       </w:tcPr>
     </w:tblStylePr>
   </w:style>
-  <w:style w:type="table" w:styleId="95">
+  <w:style w:type="table" w:styleId="784">
     <w:name w:val="List Table 4 - Accent 6"/>
-    <w:basedOn w:val="665"/>
+    <w:basedOn w:val="887"/>
     <w:uiPriority w:val="99"/>
     <w:pPr>
       <w:pBdr/>
@@ -20007,9 +23365,9 @@
       </w:tcPr>
     </w:tblStylePr>
   </w:style>
-  <w:style w:type="table" w:styleId="96">
+  <w:style w:type="table" w:styleId="785">
     <w:name w:val="List Table 5 Dark"/>
-    <w:basedOn w:val="665"/>
+    <w:basedOn w:val="887"/>
     <w:uiPriority w:val="99"/>
     <w:pPr>
       <w:pBdr/>
@@ -20249,9 +23607,9 @@
       </w:tcPr>
     </w:tblStylePr>
   </w:style>
-  <w:style w:type="table" w:styleId="97">
+  <w:style w:type="table" w:styleId="786">
     <w:name w:val="List Table 5 Dark - Accent 1"/>
-    <w:basedOn w:val="665"/>
+    <w:basedOn w:val="887"/>
     <w:uiPriority w:val="99"/>
     <w:pPr>
       <w:pBdr/>
@@ -20491,9 +23849,9 @@
       </w:tcPr>
     </w:tblStylePr>
   </w:style>
-  <w:style w:type="table" w:styleId="98">
+  <w:style w:type="table" w:styleId="787">
     <w:name w:val="List Table 5 Dark - Accent 2"/>
-    <w:basedOn w:val="665"/>
+    <w:basedOn w:val="887"/>
     <w:uiPriority w:val="99"/>
     <w:pPr>
       <w:pBdr/>
@@ -20733,9 +24091,9 @@
       </w:tcPr>
     </w:tblStylePr>
   </w:style>
-  <w:style w:type="table" w:styleId="99">
+  <w:style w:type="table" w:styleId="788">
     <w:name w:val="List Table 5 Dark - Accent 3"/>
-    <w:basedOn w:val="665"/>
+    <w:basedOn w:val="887"/>
     <w:uiPriority w:val="99"/>
     <w:pPr>
       <w:pBdr/>
@@ -20975,9 +24333,9 @@
       </w:tcPr>
     </w:tblStylePr>
   </w:style>
-  <w:style w:type="table" w:styleId="100">
+  <w:style w:type="table" w:styleId="789">
     <w:name w:val="List Table 5 Dark - Accent 4"/>
-    <w:basedOn w:val="665"/>
+    <w:basedOn w:val="887"/>
     <w:uiPriority w:val="99"/>
     <w:pPr>
       <w:pBdr/>
@@ -21217,9 +24575,9 @@
       </w:tcPr>
     </w:tblStylePr>
   </w:style>
-  <w:style w:type="table" w:styleId="101">
+  <w:style w:type="table" w:styleId="790">
     <w:name w:val="List Table 5 Dark - Accent 5"/>
-    <w:basedOn w:val="665"/>
+    <w:basedOn w:val="887"/>
     <w:uiPriority w:val="99"/>
     <w:pPr>
       <w:pBdr/>
@@ -21459,9 +24817,9 @@
       </w:tcPr>
     </w:tblStylePr>
   </w:style>
-  <w:style w:type="table" w:styleId="102">
+  <w:style w:type="table" w:styleId="791">
     <w:name w:val="List Table 5 Dark - Accent 6"/>
-    <w:basedOn w:val="665"/>
+    <w:basedOn w:val="887"/>
     <w:uiPriority w:val="99"/>
     <w:pPr>
       <w:pBdr/>
@@ -21701,9 +25059,9 @@
       </w:tcPr>
     </w:tblStylePr>
   </w:style>
-  <w:style w:type="table" w:styleId="103">
+  <w:style w:type="table" w:styleId="792">
     <w:name w:val="List Table 6 Colorful"/>
-    <w:basedOn w:val="665"/>
+    <w:basedOn w:val="887"/>
     <w:uiPriority w:val="99"/>
     <w:pPr>
       <w:pBdr/>
@@ -21924,9 +25282,9 @@
       </w:tcPr>
     </w:tblStylePr>
   </w:style>
-  <w:style w:type="table" w:styleId="104">
+  <w:style w:type="table" w:styleId="793">
     <w:name w:val="List Table 6 Colorful - Accent 1"/>
-    <w:basedOn w:val="665"/>
+    <w:basedOn w:val="887"/>
     <w:uiPriority w:val="99"/>
     <w:pPr>
       <w:pBdr/>
@@ -22147,9 +25505,9 @@
       </w:tcPr>
     </w:tblStylePr>
   </w:style>
-  <w:style w:type="table" w:styleId="105">
+  <w:style w:type="table" w:styleId="794">
     <w:name w:val="List Table 6 Colorful - Accent 2"/>
-    <w:basedOn w:val="665"/>
+    <w:basedOn w:val="887"/>
     <w:uiPriority w:val="99"/>
     <w:pPr>
       <w:pBdr/>
@@ -22370,9 +25728,9 @@
       </w:tcPr>
     </w:tblStylePr>
   </w:style>
-  <w:style w:type="table" w:styleId="106">
+  <w:style w:type="table" w:styleId="795">
     <w:name w:val="List Table 6 Colorful - Accent 3"/>
-    <w:basedOn w:val="665"/>
+    <w:basedOn w:val="887"/>
     <w:uiPriority w:val="99"/>
     <w:pPr>
       <w:pBdr/>
@@ -22593,9 +25951,9 @@
       </w:tcPr>
     </w:tblStylePr>
   </w:style>
-  <w:style w:type="table" w:styleId="107">
+  <w:style w:type="table" w:styleId="796">
     <w:name w:val="List Table 6 Colorful - Accent 4"/>
-    <w:basedOn w:val="665"/>
+    <w:basedOn w:val="887"/>
     <w:uiPriority w:val="99"/>
     <w:pPr>
       <w:pBdr/>
@@ -22816,9 +26174,9 @@
       </w:tcPr>
     </w:tblStylePr>
   </w:style>
-  <w:style w:type="table" w:styleId="108">
+  <w:style w:type="table" w:styleId="797">
     <w:name w:val="List Table 6 Colorful - Accent 5"/>
-    <w:basedOn w:val="665"/>
+    <w:basedOn w:val="887"/>
     <w:uiPriority w:val="99"/>
     <w:pPr>
       <w:pBdr/>
@@ -23039,9 +26397,9 @@
       </w:tcPr>
     </w:tblStylePr>
   </w:style>
-  <w:style w:type="table" w:styleId="109">
+  <w:style w:type="table" w:styleId="798">
     <w:name w:val="List Table 6 Colorful - Accent 6"/>
-    <w:basedOn w:val="665"/>
+    <w:basedOn w:val="887"/>
     <w:uiPriority w:val="99"/>
     <w:pPr>
       <w:pBdr/>
@@ -23262,9 +26620,9 @@
       </w:tcPr>
     </w:tblStylePr>
   </w:style>
-  <w:style w:type="table" w:styleId="110">
+  <w:style w:type="table" w:styleId="799">
     <w:name w:val="List Table 7 Colorful"/>
-    <w:basedOn w:val="665"/>
+    <w:basedOn w:val="887"/>
     <w:uiPriority w:val="99"/>
     <w:pPr>
       <w:pBdr/>
@@ -23363,11 +26721,11 @@
         <w:tblBorders/>
       </w:tblPr>
       <w:tcPr>
-        <w:shd w:color="ffffff"/>
+        <w:shd w:val="clear" w:color="ffffff"/>
         <w:tcBorders>
-          <w:top w:val="none"/>
-          <w:left w:val="none"/>
-          <w:bottom w:val="none"/>
+          <w:top w:val="none" w:color="000000" w:sz="4" w:space="0"/>
+          <w:left w:val="none" w:color="000000" w:sz="4" w:space="0"/>
+          <w:bottom w:val="none" w:color="000000" w:sz="4" w:space="0"/>
           <w:right w:val="single" w:color="000000" w:themeColor="text1" w:themeTint="80" w:sz="4" w:space="0"/>
         </w:tcBorders>
       </w:tcPr>
@@ -23390,10 +26748,10 @@
       <w:tcPr>
         <w:shd w:val="clear" w:color="ffffff" w:themeColor="light1" w:fill="ffffff" w:themeFill="light1"/>
         <w:tcBorders>
-          <w:top w:val="none"/>
-          <w:left w:val="none"/>
+          <w:top w:val="none" w:color="000000" w:sz="4" w:space="0"/>
+          <w:left w:val="none" w:color="000000" w:sz="4" w:space="0"/>
           <w:bottom w:val="single" w:color="000000" w:themeColor="text1" w:themeTint="80" w:sz="4" w:space="0"/>
-          <w:right w:val="none"/>
+          <w:right w:val="none" w:color="000000" w:sz="4" w:space="0"/>
         </w:tcBorders>
       </w:tcPr>
     </w:tblStylePr>
@@ -23413,12 +26771,12 @@
         <w:tblBorders/>
       </w:tblPr>
       <w:tcPr>
-        <w:shd w:color="ffffff"/>
+        <w:shd w:val="clear" w:color="ffffff"/>
         <w:tcBorders>
-          <w:top w:val="none"/>
+          <w:top w:val="none" w:color="000000" w:sz="4" w:space="0"/>
           <w:left w:val="single" w:color="000000" w:themeColor="text1" w:themeTint="80" w:sz="4" w:space="0"/>
-          <w:bottom w:val="none"/>
-          <w:right w:val="none"/>
+          <w:bottom w:val="none" w:color="000000" w:sz="4" w:space="0"/>
+          <w:right w:val="none" w:color="000000" w:sz="4" w:space="0"/>
         </w:tcBorders>
       </w:tcPr>
     </w:tblStylePr>
@@ -23441,9 +26799,9 @@
         <w:shd w:val="clear" w:color="ffffff" w:themeColor="light1" w:fill="ffffff" w:themeFill="light1"/>
         <w:tcBorders>
           <w:top w:val="single" w:color="000000" w:themeColor="text1" w:themeTint="80" w:sz="4" w:space="0"/>
-          <w:left w:val="none"/>
-          <w:bottom w:val="none"/>
-          <w:right w:val="none"/>
+          <w:left w:val="none" w:color="000000" w:sz="4" w:space="0"/>
+          <w:bottom w:val="none" w:color="000000" w:sz="4" w:space="0"/>
+          <w:right w:val="none" w:color="000000" w:sz="4" w:space="0"/>
         </w:tcBorders>
       </w:tcPr>
     </w:tblStylePr>
@@ -23518,9 +26876,9 @@
       </w:tcPr>
     </w:tblStylePr>
   </w:style>
-  <w:style w:type="table" w:styleId="111">
+  <w:style w:type="table" w:styleId="800">
     <w:name w:val="List Table 7 Colorful - Accent 1"/>
-    <w:basedOn w:val="665"/>
+    <w:basedOn w:val="887"/>
     <w:uiPriority w:val="99"/>
     <w:pPr>
       <w:pBdr/>
@@ -23619,11 +26977,11 @@
         <w:tblBorders/>
       </w:tblPr>
       <w:tcPr>
-        <w:shd w:color="ffffff"/>
+        <w:shd w:val="clear" w:color="ffffff"/>
         <w:tcBorders>
-          <w:top w:val="none"/>
-          <w:left w:val="none"/>
-          <w:bottom w:val="none"/>
+          <w:top w:val="none" w:color="000000" w:sz="4" w:space="0"/>
+          <w:left w:val="none" w:color="000000" w:sz="4" w:space="0"/>
+          <w:bottom w:val="none" w:color="000000" w:sz="4" w:space="0"/>
           <w:right w:val="single" w:color="000000" w:themeColor="accent1" w:sz="4" w:space="0"/>
         </w:tcBorders>
       </w:tcPr>
@@ -23646,10 +27004,10 @@
       <w:tcPr>
         <w:shd w:val="clear" w:color="ffffff" w:themeColor="light1" w:fill="ffffff" w:themeFill="light1"/>
         <w:tcBorders>
-          <w:top w:val="none"/>
-          <w:left w:val="none"/>
+          <w:top w:val="none" w:color="000000" w:sz="4" w:space="0"/>
+          <w:left w:val="none" w:color="000000" w:sz="4" w:space="0"/>
           <w:bottom w:val="single" w:color="000000" w:themeColor="accent1" w:sz="4" w:space="0"/>
-          <w:right w:val="none"/>
+          <w:right w:val="none" w:color="000000" w:sz="4" w:space="0"/>
         </w:tcBorders>
       </w:tcPr>
     </w:tblStylePr>
@@ -23669,12 +27027,12 @@
         <w:tblBorders/>
       </w:tblPr>
       <w:tcPr>
-        <w:shd w:color="ffffff"/>
+        <w:shd w:val="clear" w:color="ffffff"/>
         <w:tcBorders>
-          <w:top w:val="none"/>
+          <w:top w:val="none" w:color="000000" w:sz="4" w:space="0"/>
           <w:left w:val="single" w:color="000000" w:themeColor="accent1" w:sz="4" w:space="0"/>
-          <w:bottom w:val="none"/>
-          <w:right w:val="none"/>
+          <w:bottom w:val="none" w:color="000000" w:sz="4" w:space="0"/>
+          <w:right w:val="none" w:color="000000" w:sz="4" w:space="0"/>
         </w:tcBorders>
       </w:tcPr>
     </w:tblStylePr>
@@ -23697,9 +27055,9 @@
         <w:shd w:val="clear" w:color="ffffff" w:themeColor="light1" w:fill="ffffff" w:themeFill="light1"/>
         <w:tcBorders>
           <w:top w:val="single" w:color="000000" w:themeColor="accent1" w:sz="4" w:space="0"/>
-          <w:left w:val="none"/>
-          <w:bottom w:val="none"/>
-          <w:right w:val="none"/>
+          <w:left w:val="none" w:color="000000" w:sz="4" w:space="0"/>
+          <w:bottom w:val="none" w:color="000000" w:sz="4" w:space="0"/>
+          <w:right w:val="none" w:color="000000" w:sz="4" w:space="0"/>
         </w:tcBorders>
       </w:tcPr>
     </w:tblStylePr>
@@ -23774,9 +27132,9 @@
       </w:tcPr>
     </w:tblStylePr>
   </w:style>
-  <w:style w:type="table" w:styleId="112">
+  <w:style w:type="table" w:styleId="801">
     <w:name w:val="List Table 7 Colorful - Accent 2"/>
-    <w:basedOn w:val="665"/>
+    <w:basedOn w:val="887"/>
     <w:uiPriority w:val="99"/>
     <w:pPr>
       <w:pBdr/>
@@ -23875,11 +27233,11 @@
         <w:tblBorders/>
       </w:tblPr>
       <w:tcPr>
-        <w:shd w:color="ffffff"/>
+        <w:shd w:val="clear" w:color="ffffff"/>
         <w:tcBorders>
-          <w:top w:val="none"/>
-          <w:left w:val="none"/>
-          <w:bottom w:val="none"/>
+          <w:top w:val="none" w:color="000000" w:sz="4" w:space="0"/>
+          <w:left w:val="none" w:color="000000" w:sz="4" w:space="0"/>
+          <w:bottom w:val="none" w:color="000000" w:sz="4" w:space="0"/>
           <w:right w:val="single" w:color="000000" w:themeColor="accent2" w:themeTint="97" w:sz="4" w:space="0"/>
         </w:tcBorders>
       </w:tcPr>
@@ -23902,10 +27260,10 @@
       <w:tcPr>
         <w:shd w:val="clear" w:color="ffffff" w:themeColor="light1" w:fill="ffffff" w:themeFill="light1"/>
         <w:tcBorders>
-          <w:top w:val="none"/>
-          <w:left w:val="none"/>
+          <w:top w:val="none" w:color="000000" w:sz="4" w:space="0"/>
+          <w:left w:val="none" w:color="000000" w:sz="4" w:space="0"/>
           <w:bottom w:val="single" w:color="000000" w:themeColor="accent2" w:themeTint="97" w:sz="4" w:space="0"/>
-          <w:right w:val="none"/>
+          <w:right w:val="none" w:color="000000" w:sz="4" w:space="0"/>
         </w:tcBorders>
       </w:tcPr>
     </w:tblStylePr>
@@ -23925,12 +27283,12 @@
         <w:tblBorders/>
       </w:tblPr>
       <w:tcPr>
-        <w:shd w:color="ffffff"/>
+        <w:shd w:val="clear" w:color="ffffff"/>
         <w:tcBorders>
-          <w:top w:val="none"/>
+          <w:top w:val="none" w:color="000000" w:sz="4" w:space="0"/>
           <w:left w:val="single" w:color="000000" w:themeColor="accent2" w:themeTint="97" w:sz="4" w:space="0"/>
-          <w:bottom w:val="none"/>
-          <w:right w:val="none"/>
+          <w:bottom w:val="none" w:color="000000" w:sz="4" w:space="0"/>
+          <w:right w:val="none" w:color="000000" w:sz="4" w:space="0"/>
         </w:tcBorders>
       </w:tcPr>
     </w:tblStylePr>
@@ -23953,9 +27311,9 @@
         <w:shd w:val="clear" w:color="ffffff" w:themeColor="light1" w:fill="ffffff" w:themeFill="light1"/>
         <w:tcBorders>
           <w:top w:val="single" w:color="000000" w:themeColor="accent2" w:themeTint="97" w:sz="4" w:space="0"/>
-          <w:left w:val="none"/>
-          <w:bottom w:val="none"/>
-          <w:right w:val="none"/>
+          <w:left w:val="none" w:color="000000" w:sz="4" w:space="0"/>
+          <w:bottom w:val="none" w:color="000000" w:sz="4" w:space="0"/>
+          <w:right w:val="none" w:color="000000" w:sz="4" w:space="0"/>
         </w:tcBorders>
       </w:tcPr>
     </w:tblStylePr>
@@ -24030,9 +27388,9 @@
       </w:tcPr>
     </w:tblStylePr>
   </w:style>
-  <w:style w:type="table" w:styleId="113">
+  <w:style w:type="table" w:styleId="802">
     <w:name w:val="List Table 7 Colorful - Accent 3"/>
-    <w:basedOn w:val="665"/>
+    <w:basedOn w:val="887"/>
     <w:uiPriority w:val="99"/>
     <w:pPr>
       <w:pBdr/>
@@ -24131,11 +27489,11 @@
         <w:tblBorders/>
       </w:tblPr>
       <w:tcPr>
-        <w:shd w:color="ffffff"/>
+        <w:shd w:val="clear" w:color="ffffff"/>
         <w:tcBorders>
-          <w:top w:val="none"/>
-          <w:left w:val="none"/>
-          <w:bottom w:val="none"/>
+          <w:top w:val="none" w:color="000000" w:sz="4" w:space="0"/>
+          <w:left w:val="none" w:color="000000" w:sz="4" w:space="0"/>
+          <w:bottom w:val="none" w:color="000000" w:sz="4" w:space="0"/>
           <w:right w:val="single" w:color="000000" w:themeColor="accent3" w:themeTint="98" w:sz="4" w:space="0"/>
         </w:tcBorders>
       </w:tcPr>
@@ -24158,10 +27516,10 @@
       <w:tcPr>
         <w:shd w:val="clear" w:color="ffffff" w:themeColor="light1" w:fill="ffffff" w:themeFill="light1"/>
         <w:tcBorders>
-          <w:top w:val="none"/>
-          <w:left w:val="none"/>
+          <w:top w:val="none" w:color="000000" w:sz="4" w:space="0"/>
+          <w:left w:val="none" w:color="000000" w:sz="4" w:space="0"/>
           <w:bottom w:val="single" w:color="000000" w:themeColor="accent3" w:themeTint="98" w:sz="4" w:space="0"/>
-          <w:right w:val="none"/>
+          <w:right w:val="none" w:color="000000" w:sz="4" w:space="0"/>
         </w:tcBorders>
       </w:tcPr>
     </w:tblStylePr>
@@ -24181,12 +27539,12 @@
         <w:tblBorders/>
       </w:tblPr>
       <w:tcPr>
-        <w:shd w:color="ffffff"/>
+        <w:shd w:val="clear" w:color="ffffff"/>
         <w:tcBorders>
-          <w:top w:val="none"/>
+          <w:top w:val="none" w:color="000000" w:sz="4" w:space="0"/>
           <w:left w:val="single" w:color="000000" w:themeColor="accent3" w:themeTint="98" w:sz="4" w:space="0"/>
-          <w:bottom w:val="none"/>
-          <w:right w:val="none"/>
+          <w:bottom w:val="none" w:color="000000" w:sz="4" w:space="0"/>
+          <w:right w:val="none" w:color="000000" w:sz="4" w:space="0"/>
         </w:tcBorders>
       </w:tcPr>
     </w:tblStylePr>
@@ -24209,9 +27567,9 @@
         <w:shd w:val="clear" w:color="ffffff" w:themeColor="light1" w:fill="ffffff" w:themeFill="light1"/>
         <w:tcBorders>
           <w:top w:val="single" w:color="000000" w:themeColor="accent3" w:themeTint="98" w:sz="4" w:space="0"/>
-          <w:left w:val="none"/>
-          <w:bottom w:val="none"/>
-          <w:right w:val="none"/>
+          <w:left w:val="none" w:color="000000" w:sz="4" w:space="0"/>
+          <w:bottom w:val="none" w:color="000000" w:sz="4" w:space="0"/>
+          <w:right w:val="none" w:color="000000" w:sz="4" w:space="0"/>
         </w:tcBorders>
       </w:tcPr>
     </w:tblStylePr>
@@ -24286,9 +27644,9 @@
       </w:tcPr>
     </w:tblStylePr>
   </w:style>
-  <w:style w:type="table" w:styleId="114">
+  <w:style w:type="table" w:styleId="803">
     <w:name w:val="List Table 7 Colorful - Accent 4"/>
-    <w:basedOn w:val="665"/>
+    <w:basedOn w:val="887"/>
     <w:uiPriority w:val="99"/>
     <w:pPr>
       <w:pBdr/>
@@ -24387,11 +27745,11 @@
         <w:tblBorders/>
       </w:tblPr>
       <w:tcPr>
-        <w:shd w:color="ffffff"/>
+        <w:shd w:val="clear" w:color="ffffff"/>
         <w:tcBorders>
-          <w:top w:val="none"/>
-          <w:left w:val="none"/>
-          <w:bottom w:val="none"/>
+          <w:top w:val="none" w:color="000000" w:sz="4" w:space="0"/>
+          <w:left w:val="none" w:color="000000" w:sz="4" w:space="0"/>
+          <w:bottom w:val="none" w:color="000000" w:sz="4" w:space="0"/>
           <w:right w:val="single" w:color="000000" w:themeColor="accent4" w:themeTint="9A" w:sz="4" w:space="0"/>
         </w:tcBorders>
       </w:tcPr>
@@ -24414,10 +27772,10 @@
       <w:tcPr>
         <w:shd w:val="clear" w:color="ffffff" w:themeColor="light1" w:fill="ffffff" w:themeFill="light1"/>
         <w:tcBorders>
-          <w:top w:val="none"/>
-          <w:left w:val="none"/>
+          <w:top w:val="none" w:color="000000" w:sz="4" w:space="0"/>
+          <w:left w:val="none" w:color="000000" w:sz="4" w:space="0"/>
           <w:bottom w:val="single" w:color="000000" w:themeColor="accent4" w:themeTint="9A" w:sz="4" w:space="0"/>
-          <w:right w:val="none"/>
+          <w:right w:val="none" w:color="000000" w:sz="4" w:space="0"/>
         </w:tcBorders>
       </w:tcPr>
     </w:tblStylePr>
@@ -24437,12 +27795,12 @@
         <w:tblBorders/>
       </w:tblPr>
       <w:tcPr>
-        <w:shd w:color="ffffff"/>
+        <w:shd w:val="clear" w:color="ffffff"/>
         <w:tcBorders>
-          <w:top w:val="none"/>
+          <w:top w:val="none" w:color="000000" w:sz="4" w:space="0"/>
           <w:left w:val="single" w:color="000000" w:themeColor="accent4" w:themeTint="9A" w:sz="4" w:space="0"/>
-          <w:bottom w:val="none"/>
-          <w:right w:val="none"/>
+          <w:bottom w:val="none" w:color="000000" w:sz="4" w:space="0"/>
+          <w:right w:val="none" w:color="000000" w:sz="4" w:space="0"/>
         </w:tcBorders>
       </w:tcPr>
     </w:tblStylePr>
@@ -24465,9 +27823,9 @@
         <w:shd w:val="clear" w:color="ffffff" w:themeColor="light1" w:fill="ffffff" w:themeFill="light1"/>
         <w:tcBorders>
           <w:top w:val="single" w:color="000000" w:themeColor="accent4" w:themeTint="9A" w:sz="4" w:space="0"/>
-          <w:left w:val="none"/>
-          <w:bottom w:val="none"/>
-          <w:right w:val="none"/>
+          <w:left w:val="none" w:color="000000" w:sz="4" w:space="0"/>
+          <w:bottom w:val="none" w:color="000000" w:sz="4" w:space="0"/>
+          <w:right w:val="none" w:color="000000" w:sz="4" w:space="0"/>
         </w:tcBorders>
       </w:tcPr>
     </w:tblStylePr>
@@ -24542,9 +27900,9 @@
       </w:tcPr>
     </w:tblStylePr>
   </w:style>
-  <w:style w:type="table" w:styleId="115">
+  <w:style w:type="table" w:styleId="804">
     <w:name w:val="List Table 7 Colorful - Accent 5"/>
-    <w:basedOn w:val="665"/>
+    <w:basedOn w:val="887"/>
     <w:uiPriority w:val="99"/>
     <w:pPr>
       <w:pBdr/>
@@ -24643,11 +28001,11 @@
         <w:tblBorders/>
       </w:tblPr>
       <w:tcPr>
-        <w:shd w:color="ffffff"/>
+        <w:shd w:val="clear" w:color="ffffff"/>
         <w:tcBorders>
-          <w:top w:val="none"/>
-          <w:left w:val="none"/>
-          <w:bottom w:val="none"/>
+          <w:top w:val="none" w:color="000000" w:sz="4" w:space="0"/>
+          <w:left w:val="none" w:color="000000" w:sz="4" w:space="0"/>
+          <w:bottom w:val="none" w:color="000000" w:sz="4" w:space="0"/>
           <w:right w:val="single" w:color="000000" w:themeColor="accent5" w:themeTint="9A" w:sz="4" w:space="0"/>
         </w:tcBorders>
       </w:tcPr>
@@ -24670,10 +28028,10 @@
       <w:tcPr>
         <w:shd w:val="clear" w:color="ffffff" w:themeColor="light1" w:fill="ffffff" w:themeFill="light1"/>
         <w:tcBorders>
-          <w:top w:val="none"/>
-          <w:left w:val="none"/>
+          <w:top w:val="none" w:color="000000" w:sz="4" w:space="0"/>
+          <w:left w:val="none" w:color="000000" w:sz="4" w:space="0"/>
           <w:bottom w:val="single" w:color="000000" w:themeColor="accent5" w:themeTint="9A" w:sz="4" w:space="0"/>
-          <w:right w:val="none"/>
+          <w:right w:val="none" w:color="000000" w:sz="4" w:space="0"/>
         </w:tcBorders>
       </w:tcPr>
     </w:tblStylePr>
@@ -24693,12 +28051,12 @@
         <w:tblBorders/>
       </w:tblPr>
       <w:tcPr>
-        <w:shd w:color="ffffff"/>
+        <w:shd w:val="clear" w:color="ffffff"/>
         <w:tcBorders>
-          <w:top w:val="none"/>
+          <w:top w:val="none" w:color="000000" w:sz="4" w:space="0"/>
           <w:left w:val="single" w:color="000000" w:themeColor="accent5" w:themeTint="9A" w:sz="4" w:space="0"/>
-          <w:bottom w:val="none"/>
-          <w:right w:val="none"/>
+          <w:bottom w:val="none" w:color="000000" w:sz="4" w:space="0"/>
+          <w:right w:val="none" w:color="000000" w:sz="4" w:space="0"/>
         </w:tcBorders>
       </w:tcPr>
     </w:tblStylePr>
@@ -24721,9 +28079,9 @@
         <w:shd w:val="clear" w:color="ffffff" w:themeColor="light1" w:fill="ffffff" w:themeFill="light1"/>
         <w:tcBorders>
           <w:top w:val="single" w:color="000000" w:themeColor="accent5" w:themeTint="9A" w:sz="4" w:space="0"/>
-          <w:left w:val="none"/>
-          <w:bottom w:val="none"/>
-          <w:right w:val="none"/>
+          <w:left w:val="none" w:color="000000" w:sz="4" w:space="0"/>
+          <w:bottom w:val="none" w:color="000000" w:sz="4" w:space="0"/>
+          <w:right w:val="none" w:color="000000" w:sz="4" w:space="0"/>
         </w:tcBorders>
       </w:tcPr>
     </w:tblStylePr>
@@ -24798,9 +28156,9 @@
       </w:tcPr>
     </w:tblStylePr>
   </w:style>
-  <w:style w:type="table" w:styleId="116">
+  <w:style w:type="table" w:styleId="805">
     <w:name w:val="List Table 7 Colorful - Accent 6"/>
-    <w:basedOn w:val="665"/>
+    <w:basedOn w:val="887"/>
     <w:uiPriority w:val="99"/>
     <w:pPr>
       <w:pBdr/>
@@ -24899,11 +28257,11 @@
         <w:tblBorders/>
       </w:tblPr>
       <w:tcPr>
-        <w:shd w:color="ffffff"/>
+        <w:shd w:val="clear" w:color="ffffff"/>
         <w:tcBorders>
-          <w:top w:val="none"/>
-          <w:left w:val="none"/>
-          <w:bottom w:val="none"/>
+          <w:top w:val="none" w:color="000000" w:sz="4" w:space="0"/>
+          <w:left w:val="none" w:color="000000" w:sz="4" w:space="0"/>
+          <w:bottom w:val="none" w:color="000000" w:sz="4" w:space="0"/>
           <w:right w:val="single" w:color="000000" w:themeColor="accent6" w:themeTint="98" w:sz="4" w:space="0"/>
         </w:tcBorders>
       </w:tcPr>
@@ -24926,10 +28284,10 @@
       <w:tcPr>
         <w:shd w:val="clear" w:color="ffffff" w:themeColor="light1" w:fill="ffffff" w:themeFill="light1"/>
         <w:tcBorders>
-          <w:top w:val="none"/>
-          <w:left w:val="none"/>
+          <w:top w:val="none" w:color="000000" w:sz="4" w:space="0"/>
+          <w:left w:val="none" w:color="000000" w:sz="4" w:space="0"/>
           <w:bottom w:val="single" w:color="000000" w:themeColor="accent6" w:themeTint="98" w:sz="4" w:space="0"/>
-          <w:right w:val="none"/>
+          <w:right w:val="none" w:color="000000" w:sz="4" w:space="0"/>
         </w:tcBorders>
       </w:tcPr>
     </w:tblStylePr>
@@ -24949,12 +28307,12 @@
         <w:tblBorders/>
       </w:tblPr>
       <w:tcPr>
-        <w:shd w:color="ffffff"/>
+        <w:shd w:val="clear" w:color="ffffff"/>
         <w:tcBorders>
-          <w:top w:val="none"/>
+          <w:top w:val="none" w:color="000000" w:sz="4" w:space="0"/>
           <w:left w:val="single" w:color="000000" w:themeColor="accent6" w:themeTint="98" w:sz="4" w:space="0"/>
-          <w:bottom w:val="none"/>
-          <w:right w:val="none"/>
+          <w:bottom w:val="none" w:color="000000" w:sz="4" w:space="0"/>
+          <w:right w:val="none" w:color="000000" w:sz="4" w:space="0"/>
         </w:tcBorders>
       </w:tcPr>
     </w:tblStylePr>
@@ -24977,9 +28335,9 @@
         <w:shd w:val="clear" w:color="ffffff" w:themeColor="light1" w:fill="ffffff" w:themeFill="light1"/>
         <w:tcBorders>
           <w:top w:val="single" w:color="000000" w:themeColor="accent6" w:themeTint="98" w:sz="4" w:space="0"/>
-          <w:left w:val="none"/>
-          <w:bottom w:val="none"/>
-          <w:right w:val="none"/>
+          <w:left w:val="none" w:color="000000" w:sz="4" w:space="0"/>
+          <w:bottom w:val="none" w:color="000000" w:sz="4" w:space="0"/>
+          <w:right w:val="none" w:color="000000" w:sz="4" w:space="0"/>
         </w:tcBorders>
       </w:tcPr>
     </w:tblStylePr>
@@ -25054,9 +28412,9 @@
       </w:tcPr>
     </w:tblStylePr>
   </w:style>
-  <w:style w:type="table" w:styleId="117">
+  <w:style w:type="table" w:styleId="806">
     <w:name w:val="Lined - Accent"/>
-    <w:basedOn w:val="665"/>
+    <w:basedOn w:val="887"/>
     <w:uiPriority w:val="99"/>
     <w:pPr>
       <w:pBdr/>
@@ -25291,9 +28649,9 @@
       </w:tcPr>
     </w:tblStylePr>
   </w:style>
-  <w:style w:type="table" w:styleId="118">
+  <w:style w:type="table" w:styleId="807">
     <w:name w:val="Lined - Accent 1"/>
-    <w:basedOn w:val="665"/>
+    <w:basedOn w:val="887"/>
     <w:uiPriority w:val="99"/>
     <w:pPr>
       <w:pBdr/>
@@ -25528,9 +28886,9 @@
       </w:tcPr>
     </w:tblStylePr>
   </w:style>
-  <w:style w:type="table" w:styleId="119">
+  <w:style w:type="table" w:styleId="808">
     <w:name w:val="Lined - Accent 2"/>
-    <w:basedOn w:val="665"/>
+    <w:basedOn w:val="887"/>
     <w:uiPriority w:val="99"/>
     <w:pPr>
       <w:pBdr/>
@@ -25765,9 +29123,9 @@
       </w:tcPr>
     </w:tblStylePr>
   </w:style>
-  <w:style w:type="table" w:styleId="120">
+  <w:style w:type="table" w:styleId="809">
     <w:name w:val="Lined - Accent 3"/>
-    <w:basedOn w:val="665"/>
+    <w:basedOn w:val="887"/>
     <w:uiPriority w:val="99"/>
     <w:pPr>
       <w:pBdr/>
@@ -26002,9 +29360,9 @@
       </w:tcPr>
     </w:tblStylePr>
   </w:style>
-  <w:style w:type="table" w:styleId="121">
+  <w:style w:type="table" w:styleId="810">
     <w:name w:val="Lined - Accent 4"/>
-    <w:basedOn w:val="665"/>
+    <w:basedOn w:val="887"/>
     <w:uiPriority w:val="99"/>
     <w:pPr>
       <w:pBdr/>
@@ -26239,9 +29597,9 @@
       </w:tcPr>
     </w:tblStylePr>
   </w:style>
-  <w:style w:type="table" w:styleId="122">
+  <w:style w:type="table" w:styleId="811">
     <w:name w:val="Lined - Accent 5"/>
-    <w:basedOn w:val="665"/>
+    <w:basedOn w:val="887"/>
     <w:uiPriority w:val="99"/>
     <w:pPr>
       <w:pBdr/>
@@ -26476,9 +29834,9 @@
       </w:tcPr>
     </w:tblStylePr>
   </w:style>
-  <w:style w:type="table" w:styleId="123">
+  <w:style w:type="table" w:styleId="812">
     <w:name w:val="Lined - Accent 6"/>
-    <w:basedOn w:val="665"/>
+    <w:basedOn w:val="887"/>
     <w:uiPriority w:val="99"/>
     <w:pPr>
       <w:pBdr/>
@@ -26713,9 +30071,9 @@
       </w:tcPr>
     </w:tblStylePr>
   </w:style>
-  <w:style w:type="table" w:styleId="124">
+  <w:style w:type="table" w:styleId="813">
     <w:name w:val="Bordered &amp; Lined - Accent"/>
-    <w:basedOn w:val="665"/>
+    <w:basedOn w:val="887"/>
     <w:uiPriority w:val="99"/>
     <w:pPr>
       <w:pBdr/>
@@ -26957,9 +30315,9 @@
       </w:tcPr>
     </w:tblStylePr>
   </w:style>
-  <w:style w:type="table" w:styleId="125">
+  <w:style w:type="table" w:styleId="814">
     <w:name w:val="Bordered &amp; Lined - Accent 1"/>
-    <w:basedOn w:val="665"/>
+    <w:basedOn w:val="887"/>
     <w:uiPriority w:val="99"/>
     <w:pPr>
       <w:pBdr/>
@@ -27201,9 +30559,9 @@
       </w:tcPr>
     </w:tblStylePr>
   </w:style>
-  <w:style w:type="table" w:styleId="126">
+  <w:style w:type="table" w:styleId="815">
     <w:name w:val="Bordered &amp; Lined - Accent 2"/>
-    <w:basedOn w:val="665"/>
+    <w:basedOn w:val="887"/>
     <w:uiPriority w:val="99"/>
     <w:pPr>
       <w:pBdr/>
@@ -27445,9 +30803,9 @@
       </w:tcPr>
     </w:tblStylePr>
   </w:style>
-  <w:style w:type="table" w:styleId="127">
+  <w:style w:type="table" w:styleId="816">
     <w:name w:val="Bordered &amp; Lined - Accent 3"/>
-    <w:basedOn w:val="665"/>
+    <w:basedOn w:val="887"/>
     <w:uiPriority w:val="99"/>
     <w:pPr>
       <w:pBdr/>
@@ -27689,9 +31047,9 @@
       </w:tcPr>
     </w:tblStylePr>
   </w:style>
-  <w:style w:type="table" w:styleId="128">
+  <w:style w:type="table" w:styleId="817">
     <w:name w:val="Bordered &amp; Lined - Accent 4"/>
-    <w:basedOn w:val="665"/>
+    <w:basedOn w:val="887"/>
     <w:uiPriority w:val="99"/>
     <w:pPr>
       <w:pBdr/>
@@ -27933,9 +31291,9 @@
       </w:tcPr>
     </w:tblStylePr>
   </w:style>
-  <w:style w:type="table" w:styleId="129">
+  <w:style w:type="table" w:styleId="818">
     <w:name w:val="Bordered &amp; Lined - Accent 5"/>
-    <w:basedOn w:val="665"/>
+    <w:basedOn w:val="887"/>
     <w:uiPriority w:val="99"/>
     <w:pPr>
       <w:pBdr/>
@@ -28177,9 +31535,9 @@
       </w:tcPr>
     </w:tblStylePr>
   </w:style>
-  <w:style w:type="table" w:styleId="130">
+  <w:style w:type="table" w:styleId="819">
     <w:name w:val="Bordered &amp; Lined - Accent 6"/>
-    <w:basedOn w:val="665"/>
+    <w:basedOn w:val="887"/>
     <w:uiPriority w:val="99"/>
     <w:pPr>
       <w:pBdr/>
@@ -28421,9 +31779,9 @@
       </w:tcPr>
     </w:tblStylePr>
   </w:style>
-  <w:style w:type="table" w:styleId="131">
+  <w:style w:type="table" w:styleId="820">
     <w:name w:val="Bordered"/>
-    <w:basedOn w:val="665"/>
+    <w:basedOn w:val="887"/>
     <w:uiPriority w:val="99"/>
     <w:pPr>
       <w:pBdr/>
@@ -28652,9 +32010,9 @@
       </w:tcPr>
     </w:tblStylePr>
   </w:style>
-  <w:style w:type="table" w:styleId="132">
+  <w:style w:type="table" w:styleId="821">
     <w:name w:val="Bordered - Accent 1"/>
-    <w:basedOn w:val="665"/>
+    <w:basedOn w:val="887"/>
     <w:uiPriority w:val="99"/>
     <w:pPr>
       <w:pBdr/>
@@ -28883,9 +32241,9 @@
       </w:tcPr>
     </w:tblStylePr>
   </w:style>
-  <w:style w:type="table" w:styleId="133">
+  <w:style w:type="table" w:styleId="822">
     <w:name w:val="Bordered - Accent 2"/>
-    <w:basedOn w:val="665"/>
+    <w:basedOn w:val="887"/>
     <w:uiPriority w:val="99"/>
     <w:pPr>
       <w:pBdr/>
@@ -29114,9 +32472,9 @@
       </w:tcPr>
     </w:tblStylePr>
   </w:style>
-  <w:style w:type="table" w:styleId="134">
+  <w:style w:type="table" w:styleId="823">
     <w:name w:val="Bordered - Accent 3"/>
-    <w:basedOn w:val="665"/>
+    <w:basedOn w:val="887"/>
     <w:uiPriority w:val="99"/>
     <w:pPr>
       <w:pBdr/>
@@ -29345,9 +32703,9 @@
       </w:tcPr>
     </w:tblStylePr>
   </w:style>
-  <w:style w:type="table" w:styleId="135">
+  <w:style w:type="table" w:styleId="824">
     <w:name w:val="Bordered - Accent 4"/>
-    <w:basedOn w:val="665"/>
+    <w:basedOn w:val="887"/>
     <w:uiPriority w:val="99"/>
     <w:pPr>
       <w:pBdr/>
@@ -29576,9 +32934,9 @@
       </w:tcPr>
     </w:tblStylePr>
   </w:style>
-  <w:style w:type="table" w:styleId="136">
+  <w:style w:type="table" w:styleId="825">
     <w:name w:val="Bordered - Accent 5"/>
-    <w:basedOn w:val="665"/>
+    <w:basedOn w:val="887"/>
     <w:uiPriority w:val="99"/>
     <w:pPr>
       <w:pBdr/>
@@ -29807,9 +33165,9 @@
       </w:tcPr>
     </w:tblStylePr>
   </w:style>
-  <w:style w:type="table" w:styleId="137">
+  <w:style w:type="table" w:styleId="826">
     <w:name w:val="Bordered - Accent 6"/>
-    <w:basedOn w:val="665"/>
+    <w:basedOn w:val="887"/>
     <w:uiPriority w:val="99"/>
     <w:pPr>
       <w:pBdr/>
@@ -30038,11 +33396,11 @@
       </w:tcPr>
     </w:tblStylePr>
   </w:style>
-  <w:style w:type="paragraph" w:styleId="139">
+  <w:style w:type="paragraph" w:styleId="827">
     <w:name w:val="Heading 1"/>
-    <w:basedOn w:val="664"/>
-    <w:next w:val="664"/>
-    <w:link w:val="150"/>
+    <w:basedOn w:val="886"/>
+    <w:next w:val="886"/>
+    <w:link w:val="837"/>
     <w:uiPriority w:val="9"/>
     <w:qFormat/>
     <w:pPr>
@@ -30060,11 +33418,11 @@
       <w:szCs w:val="40"/>
     </w:rPr>
   </w:style>
-  <w:style w:type="paragraph" w:styleId="140">
+  <w:style w:type="paragraph" w:styleId="828">
     <w:name w:val="Heading 2"/>
-    <w:basedOn w:val="664"/>
-    <w:next w:val="664"/>
-    <w:link w:val="151"/>
+    <w:basedOn w:val="886"/>
+    <w:next w:val="886"/>
+    <w:link w:val="838"/>
     <w:uiPriority w:val="9"/>
     <w:unhideWhenUsed/>
     <w:qFormat/>
@@ -30083,11 +33441,11 @@
       <w:szCs w:val="32"/>
     </w:rPr>
   </w:style>
-  <w:style w:type="paragraph" w:styleId="141">
+  <w:style w:type="paragraph" w:styleId="829">
     <w:name w:val="Heading 3"/>
-    <w:basedOn w:val="664"/>
-    <w:next w:val="664"/>
-    <w:link w:val="152"/>
+    <w:basedOn w:val="886"/>
+    <w:next w:val="886"/>
+    <w:link w:val="839"/>
     <w:uiPriority w:val="9"/>
     <w:unhideWhenUsed/>
     <w:qFormat/>
@@ -30106,11 +33464,11 @@
       <w:szCs w:val="28"/>
     </w:rPr>
   </w:style>
-  <w:style w:type="paragraph" w:styleId="142">
+  <w:style w:type="paragraph" w:styleId="830">
     <w:name w:val="Heading 4"/>
-    <w:basedOn w:val="664"/>
-    <w:next w:val="664"/>
-    <w:link w:val="153"/>
+    <w:basedOn w:val="886"/>
+    <w:next w:val="886"/>
+    <w:link w:val="840"/>
     <w:uiPriority w:val="9"/>
     <w:unhideWhenUsed/>
     <w:qFormat/>
@@ -30129,11 +33487,11 @@
       <w:color w:val="0f4761" w:themeColor="accent1" w:themeShade="BF"/>
     </w:rPr>
   </w:style>
-  <w:style w:type="paragraph" w:styleId="143">
+  <w:style w:type="paragraph" w:styleId="831">
     <w:name w:val="Heading 5"/>
-    <w:basedOn w:val="664"/>
-    <w:next w:val="664"/>
-    <w:link w:val="154"/>
+    <w:basedOn w:val="886"/>
+    <w:next w:val="886"/>
+    <w:link w:val="841"/>
     <w:uiPriority w:val="9"/>
     <w:unhideWhenUsed/>
     <w:qFormat/>
@@ -30150,11 +33508,11 @@
       <w:color w:val="0f4761" w:themeColor="accent1" w:themeShade="BF"/>
     </w:rPr>
   </w:style>
-  <w:style w:type="paragraph" w:styleId="144">
+  <w:style w:type="paragraph" w:styleId="832">
     <w:name w:val="Heading 6"/>
-    <w:basedOn w:val="664"/>
-    <w:next w:val="664"/>
-    <w:link w:val="155"/>
+    <w:basedOn w:val="886"/>
+    <w:next w:val="886"/>
+    <w:link w:val="842"/>
     <w:uiPriority w:val="9"/>
     <w:unhideWhenUsed/>
     <w:qFormat/>
@@ -30173,11 +33531,11 @@
       <w:color w:val="595959" w:themeColor="text1" w:themeTint="A6"/>
     </w:rPr>
   </w:style>
-  <w:style w:type="paragraph" w:styleId="145">
+  <w:style w:type="paragraph" w:styleId="833">
     <w:name w:val="Heading 7"/>
-    <w:basedOn w:val="664"/>
-    <w:next w:val="664"/>
-    <w:link w:val="156"/>
+    <w:basedOn w:val="886"/>
+    <w:next w:val="886"/>
+    <w:link w:val="843"/>
     <w:uiPriority w:val="9"/>
     <w:unhideWhenUsed/>
     <w:qFormat/>
@@ -30194,11 +33552,11 @@
       <w:color w:val="595959" w:themeColor="text1" w:themeTint="A6"/>
     </w:rPr>
   </w:style>
-  <w:style w:type="paragraph" w:styleId="146">
+  <w:style w:type="paragraph" w:styleId="834">
     <w:name w:val="Heading 8"/>
-    <w:basedOn w:val="664"/>
-    <w:next w:val="664"/>
-    <w:link w:val="157"/>
+    <w:basedOn w:val="886"/>
+    <w:next w:val="886"/>
+    <w:link w:val="844"/>
     <w:uiPriority w:val="9"/>
     <w:unhideWhenUsed/>
     <w:qFormat/>
@@ -30217,11 +33575,11 @@
       <w:color w:val="272727" w:themeColor="text1" w:themeTint="D8"/>
     </w:rPr>
   </w:style>
-  <w:style w:type="paragraph" w:styleId="147">
+  <w:style w:type="paragraph" w:styleId="835">
     <w:name w:val="Heading 9"/>
-    <w:basedOn w:val="664"/>
-    <w:next w:val="664"/>
-    <w:link w:val="158"/>
+    <w:basedOn w:val="886"/>
+    <w:next w:val="886"/>
+    <w:link w:val="845"/>
     <w:uiPriority w:val="9"/>
     <w:unhideWhenUsed/>
     <w:qFormat/>
@@ -30240,7 +33598,7 @@
       <w:color w:val="272727" w:themeColor="text1" w:themeTint="D8"/>
     </w:rPr>
   </w:style>
-  <w:style w:type="character" w:styleId="148" w:default="1">
+  <w:style w:type="character" w:styleId="836" w:default="1">
     <w:name w:val="Default Paragraph Font"/>
     <w:uiPriority w:val="1"/>
     <w:semiHidden/>
@@ -30251,10 +33609,10 @@
       <w:ind/>
     </w:pPr>
   </w:style>
-  <w:style w:type="character" w:styleId="150">
+  <w:style w:type="character" w:styleId="837">
     <w:name w:val="Heading 1 Char"/>
-    <w:basedOn w:val="148"/>
-    <w:link w:val="139"/>
+    <w:basedOn w:val="836"/>
+    <w:link w:val="827"/>
     <w:uiPriority w:val="9"/>
     <w:pPr>
       <w:pBdr/>
@@ -30268,10 +33626,10 @@
       <w:szCs w:val="40"/>
     </w:rPr>
   </w:style>
-  <w:style w:type="character" w:styleId="151">
+  <w:style w:type="character" w:styleId="838">
     <w:name w:val="Heading 2 Char"/>
-    <w:basedOn w:val="148"/>
-    <w:link w:val="140"/>
+    <w:basedOn w:val="836"/>
+    <w:link w:val="828"/>
     <w:uiPriority w:val="9"/>
     <w:pPr>
       <w:pBdr/>
@@ -30285,10 +33643,10 @@
       <w:szCs w:val="32"/>
     </w:rPr>
   </w:style>
-  <w:style w:type="character" w:styleId="152">
+  <w:style w:type="character" w:styleId="839">
     <w:name w:val="Heading 3 Char"/>
-    <w:basedOn w:val="148"/>
-    <w:link w:val="141"/>
+    <w:basedOn w:val="836"/>
+    <w:link w:val="829"/>
     <w:uiPriority w:val="9"/>
     <w:pPr>
       <w:pBdr/>
@@ -30302,10 +33660,10 @@
       <w:szCs w:val="28"/>
     </w:rPr>
   </w:style>
-  <w:style w:type="character" w:styleId="153">
+  <w:style w:type="character" w:styleId="840">
     <w:name w:val="Heading 4 Char"/>
-    <w:basedOn w:val="148"/>
-    <w:link w:val="142"/>
+    <w:basedOn w:val="836"/>
+    <w:link w:val="830"/>
     <w:uiPriority w:val="9"/>
     <w:pPr>
       <w:pBdr/>
@@ -30319,10 +33677,10 @@
       <w:color w:val="0f4761" w:themeColor="accent1" w:themeShade="BF"/>
     </w:rPr>
   </w:style>
-  <w:style w:type="character" w:styleId="154">
+  <w:style w:type="character" w:styleId="841">
     <w:name w:val="Heading 5 Char"/>
-    <w:basedOn w:val="148"/>
-    <w:link w:val="143"/>
+    <w:basedOn w:val="836"/>
+    <w:link w:val="831"/>
     <w:uiPriority w:val="9"/>
     <w:pPr>
       <w:pBdr/>
@@ -30334,10 +33692,10 @@
       <w:color w:val="0f4761" w:themeColor="accent1" w:themeShade="BF"/>
     </w:rPr>
   </w:style>
-  <w:style w:type="character" w:styleId="155">
+  <w:style w:type="character" w:styleId="842">
     <w:name w:val="Heading 6 Char"/>
-    <w:basedOn w:val="148"/>
-    <w:link w:val="144"/>
+    <w:basedOn w:val="836"/>
+    <w:link w:val="832"/>
     <w:uiPriority w:val="9"/>
     <w:pPr>
       <w:pBdr/>
@@ -30351,10 +33709,10 @@
       <w:color w:val="595959" w:themeColor="text1" w:themeTint="A6"/>
     </w:rPr>
   </w:style>
-  <w:style w:type="character" w:styleId="156">
+  <w:style w:type="character" w:styleId="843">
     <w:name w:val="Heading 7 Char"/>
-    <w:basedOn w:val="148"/>
-    <w:link w:val="145"/>
+    <w:basedOn w:val="836"/>
+    <w:link w:val="833"/>
     <w:uiPriority w:val="9"/>
     <w:pPr>
       <w:pBdr/>
@@ -30366,10 +33724,10 @@
       <w:color w:val="595959" w:themeColor="text1" w:themeTint="A6"/>
     </w:rPr>
   </w:style>
-  <w:style w:type="character" w:styleId="157">
+  <w:style w:type="character" w:styleId="844">
     <w:name w:val="Heading 8 Char"/>
-    <w:basedOn w:val="148"/>
-    <w:link w:val="146"/>
+    <w:basedOn w:val="836"/>
+    <w:link w:val="834"/>
     <w:uiPriority w:val="9"/>
     <w:pPr>
       <w:pBdr/>
@@ -30383,10 +33741,10 @@
       <w:color w:val="272727" w:themeColor="text1" w:themeTint="D8"/>
     </w:rPr>
   </w:style>
-  <w:style w:type="character" w:styleId="158">
+  <w:style w:type="character" w:styleId="845">
     <w:name w:val="Heading 9 Char"/>
-    <w:basedOn w:val="148"/>
-    <w:link w:val="147"/>
+    <w:basedOn w:val="836"/>
+    <w:link w:val="835"/>
     <w:uiPriority w:val="9"/>
     <w:pPr>
       <w:pBdr/>
@@ -30400,11 +33758,11 @@
       <w:color w:val="272727" w:themeColor="text1" w:themeTint="D8"/>
     </w:rPr>
   </w:style>
-  <w:style w:type="paragraph" w:styleId="159">
+  <w:style w:type="paragraph" w:styleId="846">
     <w:name w:val="Title"/>
-    <w:basedOn w:val="664"/>
-    <w:next w:val="664"/>
-    <w:link w:val="160"/>
+    <w:basedOn w:val="886"/>
+    <w:next w:val="886"/>
+    <w:link w:val="847"/>
     <w:uiPriority w:val="10"/>
     <w:qFormat/>
     <w:pPr>
@@ -30420,10 +33778,10 @@
       <w:szCs w:val="56"/>
     </w:rPr>
   </w:style>
-  <w:style w:type="character" w:styleId="160">
+  <w:style w:type="character" w:styleId="847">
     <w:name w:val="Title Char"/>
-    <w:basedOn w:val="148"/>
-    <w:link w:val="159"/>
+    <w:basedOn w:val="836"/>
+    <w:link w:val="846"/>
     <w:uiPriority w:val="10"/>
     <w:pPr>
       <w:pBdr/>
@@ -30437,11 +33795,11 @@
       <w:szCs w:val="56"/>
     </w:rPr>
   </w:style>
-  <w:style w:type="paragraph" w:styleId="161">
+  <w:style w:type="paragraph" w:styleId="848">
     <w:name w:val="Subtitle"/>
-    <w:basedOn w:val="664"/>
-    <w:next w:val="664"/>
-    <w:link w:val="162"/>
+    <w:basedOn w:val="886"/>
+    <w:next w:val="886"/>
+    <w:link w:val="849"/>
     <w:uiPriority w:val="11"/>
     <w:qFormat/>
     <w:pPr>
@@ -30459,10 +33817,10 @@
       <w:szCs w:val="28"/>
     </w:rPr>
   </w:style>
-  <w:style w:type="character" w:styleId="162">
+  <w:style w:type="character" w:styleId="849">
     <w:name w:val="Subtitle Char"/>
-    <w:basedOn w:val="148"/>
-    <w:link w:val="161"/>
+    <w:basedOn w:val="836"/>
+    <w:link w:val="848"/>
     <w:uiPriority w:val="11"/>
     <w:pPr>
       <w:pBdr/>
@@ -30476,11 +33834,11 @@
       <w:szCs w:val="28"/>
     </w:rPr>
   </w:style>
-  <w:style w:type="paragraph" w:styleId="163">
+  <w:style w:type="paragraph" w:styleId="850">
     <w:name w:val="Quote"/>
-    <w:basedOn w:val="664"/>
-    <w:next w:val="664"/>
-    <w:link w:val="164"/>
+    <w:basedOn w:val="886"/>
+    <w:next w:val="886"/>
+    <w:link w:val="851"/>
     <w:uiPriority w:val="29"/>
     <w:qFormat/>
     <w:pPr>
@@ -30495,10 +33853,10 @@
       <w:color w:val="404040" w:themeColor="text1" w:themeTint="BF"/>
     </w:rPr>
   </w:style>
-  <w:style w:type="character" w:styleId="164">
+  <w:style w:type="character" w:styleId="851">
     <w:name w:val="Quote Char"/>
-    <w:basedOn w:val="148"/>
-    <w:link w:val="163"/>
+    <w:basedOn w:val="836"/>
+    <w:link w:val="850"/>
     <w:uiPriority w:val="29"/>
     <w:pPr>
       <w:pBdr/>
@@ -30511,9 +33869,9 @@
       <w:color w:val="404040" w:themeColor="text1" w:themeTint="BF"/>
     </w:rPr>
   </w:style>
-  <w:style w:type="character" w:styleId="166">
+  <w:style w:type="character" w:styleId="852">
     <w:name w:val="Intense Emphasis"/>
-    <w:basedOn w:val="148"/>
+    <w:basedOn w:val="836"/>
     <w:uiPriority w:val="21"/>
     <w:qFormat/>
     <w:pPr>
@@ -30527,11 +33885,11 @@
       <w:color w:val="0f4761" w:themeColor="accent1" w:themeShade="BF"/>
     </w:rPr>
   </w:style>
-  <w:style w:type="paragraph" w:styleId="167">
+  <w:style w:type="paragraph" w:styleId="853">
     <w:name w:val="Intense Quote"/>
-    <w:basedOn w:val="664"/>
-    <w:next w:val="664"/>
-    <w:link w:val="168"/>
+    <w:basedOn w:val="886"/>
+    <w:next w:val="886"/>
+    <w:link w:val="854"/>
     <w:uiPriority w:val="30"/>
     <w:qFormat/>
     <w:pPr>
@@ -30549,10 +33907,10 @@
       <w:color w:val="0f4761" w:themeColor="accent1" w:themeShade="BF"/>
     </w:rPr>
   </w:style>
-  <w:style w:type="character" w:styleId="168">
+  <w:style w:type="character" w:styleId="854">
     <w:name w:val="Intense Quote Char"/>
-    <w:basedOn w:val="148"/>
-    <w:link w:val="167"/>
+    <w:basedOn w:val="836"/>
+    <w:link w:val="853"/>
     <w:uiPriority w:val="30"/>
     <w:pPr>
       <w:pBdr/>
@@ -30565,9 +33923,9 @@
       <w:color w:val="0f4761" w:themeColor="accent1" w:themeShade="BF"/>
     </w:rPr>
   </w:style>
-  <w:style w:type="character" w:styleId="169">
+  <w:style w:type="character" w:styleId="855">
     <w:name w:val="Intense Reference"/>
-    <w:basedOn w:val="148"/>
+    <w:basedOn w:val="836"/>
     <w:uiPriority w:val="32"/>
     <w:qFormat/>
     <w:pPr>
@@ -30583,9 +33941,9 @@
       <w:spacing w:val="5"/>
     </w:rPr>
   </w:style>
-  <w:style w:type="character" w:styleId="171">
+  <w:style w:type="character" w:styleId="856">
     <w:name w:val="Subtle Emphasis"/>
-    <w:basedOn w:val="148"/>
+    <w:basedOn w:val="836"/>
     <w:uiPriority w:val="19"/>
     <w:qFormat/>
     <w:pPr>
@@ -30599,9 +33957,9 @@
       <w:color w:val="404040" w:themeColor="text1" w:themeTint="BF"/>
     </w:rPr>
   </w:style>
-  <w:style w:type="character" w:styleId="172">
+  <w:style w:type="character" w:styleId="857">
     <w:name w:val="Emphasis"/>
-    <w:basedOn w:val="148"/>
+    <w:basedOn w:val="836"/>
     <w:uiPriority w:val="20"/>
     <w:qFormat/>
     <w:pPr>
@@ -30614,9 +33972,9 @@
       <w:iCs/>
     </w:rPr>
   </w:style>
-  <w:style w:type="character" w:styleId="173">
+  <w:style w:type="character" w:styleId="858">
     <w:name w:val="Strong"/>
-    <w:basedOn w:val="148"/>
+    <w:basedOn w:val="836"/>
     <w:uiPriority w:val="22"/>
     <w:qFormat/>
     <w:pPr>
@@ -30629,9 +33987,9 @@
       <w:bCs/>
     </w:rPr>
   </w:style>
-  <w:style w:type="character" w:styleId="174">
+  <w:style w:type="character" w:styleId="859">
     <w:name w:val="Subtle Reference"/>
-    <w:basedOn w:val="148"/>
+    <w:basedOn w:val="836"/>
     <w:uiPriority w:val="31"/>
     <w:qFormat/>
     <w:pPr>
@@ -30644,9 +34002,9 @@
       <w:color w:val="5a5a5a" w:themeColor="text1" w:themeTint="A5"/>
     </w:rPr>
   </w:style>
-  <w:style w:type="character" w:styleId="175">
+  <w:style w:type="character" w:styleId="860">
     <w:name w:val="Book Title"/>
-    <w:basedOn w:val="148"/>
+    <w:basedOn w:val="836"/>
     <w:uiPriority w:val="33"/>
     <w:qFormat/>
     <w:pPr>
@@ -30662,10 +34020,10 @@
       <w:spacing w:val="5"/>
     </w:rPr>
   </w:style>
-  <w:style w:type="paragraph" w:styleId="176">
+  <w:style w:type="paragraph" w:styleId="861">
     <w:name w:val="Header"/>
-    <w:basedOn w:val="664"/>
-    <w:link w:val="177"/>
+    <w:basedOn w:val="886"/>
+    <w:link w:val="862"/>
     <w:uiPriority w:val="99"/>
     <w:unhideWhenUsed/>
     <w:pPr>
@@ -30678,10 +34036,10 @@
       <w:ind/>
     </w:pPr>
   </w:style>
-  <w:style w:type="character" w:styleId="177">
+  <w:style w:type="character" w:styleId="862">
     <w:name w:val="Header Char"/>
-    <w:basedOn w:val="148"/>
-    <w:link w:val="176"/>
+    <w:basedOn w:val="836"/>
+    <w:link w:val="861"/>
     <w:uiPriority w:val="99"/>
     <w:pPr>
       <w:pBdr/>
@@ -30689,10 +34047,10 @@
       <w:ind/>
     </w:pPr>
   </w:style>
-  <w:style w:type="paragraph" w:styleId="178">
+  <w:style w:type="paragraph" w:styleId="863">
     <w:name w:val="Footer"/>
-    <w:basedOn w:val="664"/>
-    <w:link w:val="179"/>
+    <w:basedOn w:val="886"/>
+    <w:link w:val="864"/>
     <w:uiPriority w:val="99"/>
     <w:unhideWhenUsed/>
     <w:pPr>
@@ -30705,10 +34063,10 @@
       <w:ind/>
     </w:pPr>
   </w:style>
-  <w:style w:type="character" w:styleId="179">
+  <w:style w:type="character" w:styleId="864">
     <w:name w:val="Footer Char"/>
-    <w:basedOn w:val="148"/>
-    <w:link w:val="178"/>
+    <w:basedOn w:val="836"/>
+    <w:link w:val="863"/>
     <w:uiPriority w:val="99"/>
     <w:pPr>
       <w:pBdr/>
@@ -30716,10 +34074,10 @@
       <w:ind/>
     </w:pPr>
   </w:style>
-  <w:style w:type="paragraph" w:styleId="180">
+  <w:style w:type="paragraph" w:styleId="865">
     <w:name w:val="Caption"/>
-    <w:basedOn w:val="664"/>
-    <w:next w:val="664"/>
+    <w:basedOn w:val="886"/>
+    <w:next w:val="886"/>
     <w:uiPriority w:val="35"/>
     <w:unhideWhenUsed/>
     <w:qFormat/>
@@ -30736,10 +34094,10 @@
       <w:szCs w:val="18"/>
     </w:rPr>
   </w:style>
-  <w:style w:type="paragraph" w:styleId="181">
+  <w:style w:type="paragraph" w:styleId="866">
     <w:name w:val="footnote text"/>
-    <w:basedOn w:val="664"/>
-    <w:link w:val="182"/>
+    <w:basedOn w:val="886"/>
+    <w:link w:val="867"/>
     <w:uiPriority w:val="99"/>
     <w:semiHidden/>
     <w:unhideWhenUsed/>
@@ -30753,10 +34111,10 @@
       <w:szCs w:val="20"/>
     </w:rPr>
   </w:style>
-  <w:style w:type="character" w:styleId="182">
+  <w:style w:type="character" w:styleId="867">
     <w:name w:val="Footnote Text Char"/>
-    <w:basedOn w:val="148"/>
-    <w:link w:val="181"/>
+    <w:basedOn w:val="836"/>
+    <w:link w:val="866"/>
     <w:uiPriority w:val="99"/>
     <w:semiHidden/>
     <w:pPr>
@@ -30769,9 +34127,9 @@
       <w:szCs w:val="20"/>
     </w:rPr>
   </w:style>
-  <w:style w:type="character" w:styleId="183">
+  <w:style w:type="character" w:styleId="868">
     <w:name w:val="footnote reference"/>
-    <w:basedOn w:val="148"/>
+    <w:basedOn w:val="836"/>
     <w:uiPriority w:val="99"/>
     <w:semiHidden/>
     <w:unhideWhenUsed/>
@@ -30784,10 +34142,10 @@
       <w:vertAlign w:val="superscript"/>
     </w:rPr>
   </w:style>
-  <w:style w:type="paragraph" w:styleId="184">
+  <w:style w:type="paragraph" w:styleId="869">
     <w:name w:val="endnote text"/>
-    <w:basedOn w:val="664"/>
-    <w:link w:val="185"/>
+    <w:basedOn w:val="886"/>
+    <w:link w:val="870"/>
     <w:uiPriority w:val="99"/>
     <w:semiHidden/>
     <w:unhideWhenUsed/>
@@ -30801,10 +34159,10 @@
       <w:szCs w:val="20"/>
     </w:rPr>
   </w:style>
-  <w:style w:type="character" w:styleId="185">
+  <w:style w:type="character" w:styleId="870">
     <w:name w:val="Endnote Text Char"/>
-    <w:basedOn w:val="148"/>
-    <w:link w:val="184"/>
+    <w:basedOn w:val="836"/>
+    <w:link w:val="869"/>
     <w:uiPriority w:val="99"/>
     <w:semiHidden/>
     <w:pPr>
@@ -30817,9 +34175,9 @@
       <w:szCs w:val="20"/>
     </w:rPr>
   </w:style>
-  <w:style w:type="character" w:styleId="186">
+  <w:style w:type="character" w:styleId="871">
     <w:name w:val="endnote reference"/>
-    <w:basedOn w:val="148"/>
+    <w:basedOn w:val="836"/>
     <w:uiPriority w:val="99"/>
     <w:semiHidden/>
     <w:unhideWhenUsed/>
@@ -30832,9 +34190,9 @@
       <w:vertAlign w:val="superscript"/>
     </w:rPr>
   </w:style>
-  <w:style w:type="character" w:styleId="187">
+  <w:style w:type="character" w:styleId="872">
     <w:name w:val="Hyperlink"/>
-    <w:basedOn w:val="148"/>
+    <w:basedOn w:val="836"/>
     <w:uiPriority w:val="99"/>
     <w:unhideWhenUsed/>
     <w:pPr>
@@ -30847,9 +34205,9 @@
       <w:u w:val="single"/>
     </w:rPr>
   </w:style>
-  <w:style w:type="character" w:styleId="188">
+  <w:style w:type="character" w:styleId="873">
     <w:name w:val="FollowedHyperlink"/>
-    <w:basedOn w:val="148"/>
+    <w:basedOn w:val="836"/>
     <w:uiPriority w:val="99"/>
     <w:semiHidden/>
     <w:unhideWhenUsed/>
@@ -30863,10 +34221,10 @@
       <w:u w:val="single"/>
     </w:rPr>
   </w:style>
-  <w:style w:type="paragraph" w:styleId="189">
+  <w:style w:type="paragraph" w:styleId="874">
     <w:name w:val="toc 1"/>
-    <w:basedOn w:val="664"/>
-    <w:next w:val="664"/>
+    <w:basedOn w:val="886"/>
+    <w:next w:val="886"/>
     <w:uiPriority w:val="39"/>
     <w:unhideWhenUsed/>
     <w:pPr>
@@ -30875,10 +34233,10 @@
       <w:ind/>
     </w:pPr>
   </w:style>
-  <w:style w:type="paragraph" w:styleId="190">
+  <w:style w:type="paragraph" w:styleId="875">
     <w:name w:val="toc 2"/>
-    <w:basedOn w:val="664"/>
-    <w:next w:val="664"/>
+    <w:basedOn w:val="886"/>
+    <w:next w:val="886"/>
     <w:uiPriority w:val="39"/>
     <w:unhideWhenUsed/>
     <w:pPr>
@@ -30887,10 +34245,10 @@
       <w:ind w:left="220"/>
     </w:pPr>
   </w:style>
-  <w:style w:type="paragraph" w:styleId="191">
+  <w:style w:type="paragraph" w:styleId="876">
     <w:name w:val="toc 3"/>
-    <w:basedOn w:val="664"/>
-    <w:next w:val="664"/>
+    <w:basedOn w:val="886"/>
+    <w:next w:val="886"/>
     <w:uiPriority w:val="39"/>
     <w:unhideWhenUsed/>
     <w:pPr>
@@ -30899,10 +34257,10 @@
       <w:ind w:left="440"/>
     </w:pPr>
   </w:style>
-  <w:style w:type="paragraph" w:styleId="192">
+  <w:style w:type="paragraph" w:styleId="877">
     <w:name w:val="toc 4"/>
-    <w:basedOn w:val="664"/>
-    <w:next w:val="664"/>
+    <w:basedOn w:val="886"/>
+    <w:next w:val="886"/>
     <w:uiPriority w:val="39"/>
     <w:unhideWhenUsed/>
     <w:pPr>
@@ -30911,10 +34269,10 @@
       <w:ind w:left="660"/>
     </w:pPr>
   </w:style>
-  <w:style w:type="paragraph" w:styleId="193">
+  <w:style w:type="paragraph" w:styleId="878">
     <w:name w:val="toc 5"/>
-    <w:basedOn w:val="664"/>
-    <w:next w:val="664"/>
+    <w:basedOn w:val="886"/>
+    <w:next w:val="886"/>
     <w:uiPriority w:val="39"/>
     <w:unhideWhenUsed/>
     <w:pPr>
@@ -30923,10 +34281,10 @@
       <w:ind w:left="880"/>
     </w:pPr>
   </w:style>
-  <w:style w:type="paragraph" w:styleId="194">
+  <w:style w:type="paragraph" w:styleId="879">
     <w:name w:val="toc 6"/>
-    <w:basedOn w:val="664"/>
-    <w:next w:val="664"/>
+    <w:basedOn w:val="886"/>
+    <w:next w:val="886"/>
     <w:uiPriority w:val="39"/>
     <w:unhideWhenUsed/>
     <w:pPr>
@@ -30935,10 +34293,10 @@
       <w:ind w:left="1100"/>
     </w:pPr>
   </w:style>
-  <w:style w:type="paragraph" w:styleId="195">
+  <w:style w:type="paragraph" w:styleId="880">
     <w:name w:val="toc 7"/>
-    <w:basedOn w:val="664"/>
-    <w:next w:val="664"/>
+    <w:basedOn w:val="886"/>
+    <w:next w:val="886"/>
     <w:uiPriority w:val="39"/>
     <w:unhideWhenUsed/>
     <w:pPr>
@@ -30947,10 +34305,10 @@
       <w:ind w:left="1320"/>
     </w:pPr>
   </w:style>
-  <w:style w:type="paragraph" w:styleId="196">
+  <w:style w:type="paragraph" w:styleId="881">
     <w:name w:val="toc 8"/>
-    <w:basedOn w:val="664"/>
-    <w:next w:val="664"/>
+    <w:basedOn w:val="886"/>
+    <w:next w:val="886"/>
     <w:uiPriority w:val="39"/>
     <w:unhideWhenUsed/>
     <w:pPr>
@@ -30959,10 +34317,10 @@
       <w:ind w:left="1540"/>
     </w:pPr>
   </w:style>
-  <w:style w:type="paragraph" w:styleId="197">
+  <w:style w:type="paragraph" w:styleId="882">
     <w:name w:val="toc 9"/>
-    <w:basedOn w:val="664"/>
-    <w:next w:val="664"/>
+    <w:basedOn w:val="886"/>
+    <w:next w:val="886"/>
     <w:uiPriority w:val="39"/>
     <w:unhideWhenUsed/>
     <w:pPr>
@@ -30971,9 +34329,9 @@
       <w:ind w:left="1760"/>
     </w:pPr>
   </w:style>
-  <w:style w:type="character" w:styleId="198">
+  <w:style w:type="character" w:styleId="883">
     <w:name w:val="Placeholder Text"/>
-    <w:basedOn w:val="148"/>
+    <w:basedOn w:val="836"/>
     <w:uiPriority w:val="99"/>
     <w:semiHidden/>
     <w:pPr>
@@ -30985,7 +34343,7 @@
       <w:color w:val="666666"/>
     </w:rPr>
   </w:style>
-  <w:style w:type="paragraph" w:styleId="208">
+  <w:style w:type="paragraph" w:styleId="884">
     <w:name w:val="TOC Heading"/>
     <w:uiPriority w:val="39"/>
     <w:unhideWhenUsed/>
@@ -30995,10 +34353,10 @@
       <w:ind/>
     </w:pPr>
   </w:style>
-  <w:style w:type="paragraph" w:styleId="209">
+  <w:style w:type="paragraph" w:styleId="885">
     <w:name w:val="table of figures"/>
-    <w:basedOn w:val="664"/>
-    <w:next w:val="664"/>
+    <w:basedOn w:val="886"/>
+    <w:next w:val="886"/>
     <w:uiPriority w:val="99"/>
     <w:unhideWhenUsed/>
     <w:pPr>
@@ -31007,7 +34365,7 @@
       <w:ind/>
     </w:pPr>
   </w:style>
-  <w:style w:type="paragraph" w:styleId="664" w:default="1">
+  <w:style w:type="paragraph" w:styleId="886" w:default="1">
     <w:name w:val="Normal"/>
     <w:qFormat/>
     <w:pPr>
@@ -31016,7 +34374,7 @@
       <w:ind/>
     </w:pPr>
   </w:style>
-  <w:style w:type="table" w:styleId="665" w:default="1">
+  <w:style w:type="table" w:styleId="887" w:default="1">
     <w:name w:val="Normal Table"/>
     <w:uiPriority w:val="99"/>
     <w:semiHidden/>
@@ -31209,7 +34567,7 @@
       </w:tcPr>
     </w:tblStylePr>
   </w:style>
-  <w:style w:type="numbering" w:styleId="666" w:default="1">
+  <w:style w:type="numbering" w:styleId="888" w:default="1">
     <w:name w:val="No List"/>
     <w:uiPriority w:val="99"/>
     <w:semiHidden/>
@@ -31220,9 +34578,9 @@
       <w:ind/>
     </w:pPr>
   </w:style>
-  <w:style w:type="paragraph" w:styleId="667">
+  <w:style w:type="paragraph" w:styleId="889">
     <w:name w:val="No Spacing"/>
-    <w:basedOn w:val="664"/>
+    <w:basedOn w:val="886"/>
     <w:uiPriority w:val="1"/>
     <w:qFormat/>
     <w:pPr>
@@ -31231,9 +34589,9 @@
       <w:ind/>
     </w:pPr>
   </w:style>
-  <w:style w:type="paragraph" w:styleId="668">
+  <w:style w:type="paragraph" w:styleId="890">
     <w:name w:val="List Paragraph"/>
-    <w:basedOn w:val="664"/>
+    <w:basedOn w:val="886"/>
     <w:uiPriority w:val="34"/>
     <w:qFormat/>
     <w:pPr>
